--- a/docs/Mini_LeetCode_Technical_and_Business_Specs.docx
+++ b/docs/Mini_LeetCode_Technical_and_Business_Specs.docx
@@ -5,14 +5,14 @@
     <w:p>
       <w:pPr>
         <w:keepNext/>
-        <w:spacing w:before="360" w:after="80"/>
+        <w:spacing w:before="360" w:after="160"/>
       </w:pPr>
       <w:r>
         <w:rPr>
-          <w:rFonts w:ascii="Segoe UI" w:hAnsi="Segoe UI"/>
+          <w:rFonts w:ascii="Calibri" w:hAnsi="Calibri"/>
           <w:b/>
-          <w:color w:val="1E3A8A"/>
-          <w:sz w:val="40"/>
+          <w:color w:val="0F172A"/>
+          <w:sz w:val="44"/>
         </w:rPr>
         <w:t>MINI LEETCODE PLATFORM — ĐẶC TẢ NGHIỆP VỤ &amp; KIẾN TRÚC KỸ THUẬT TOÀN DIỆN</w:t>
       </w:r>
@@ -20,976 +20,537 @@
     <w:p>
       <w:pPr>
         <w:keepNext/>
-        <w:spacing w:before="320" w:after="80"/>
+        <w:spacing w:before="280" w:after="120"/>
       </w:pPr>
       <w:r>
         <w:rPr>
-          <w:rFonts w:ascii="Segoe UI" w:hAnsi="Segoe UI"/>
+          <w:rFonts w:ascii="Calibri" w:hAnsi="Calibri"/>
           <w:b/>
           <w:color w:val="1D4ED8"/>
-          <w:sz w:val="30"/>
+          <w:sz w:val="32"/>
         </w:rPr>
         <w:t>(COMPREHENSIVE BUSINESS &amp; TECHNICAL SPECIFICATIONS)</w:t>
       </w:r>
     </w:p>
+    <w:tbl>
+      <w:tblPr>
+        <w:tblW w:type="auto" w:w="0"/>
+        <w:jc w:val="center"/>
+        <w:tblLook w:firstColumn="1" w:firstRow="1" w:lastColumn="0" w:lastRow="0" w:noHBand="0" w:noVBand="1" w:val="04A0"/>
+      </w:tblPr>
+      <w:tblGrid>
+        <w:gridCol w:w="9360"/>
+      </w:tblGrid>
+      <w:tr>
+        <w:tc>
+          <w:tcPr>
+            <w:tcW w:type="dxa" w:w="9360"/>
+            <w:shd w:fill="EFF6FF"/>
+            <w:tcMar>
+              <w:top w:w="80" w:type="dxa"/>
+              <w:bottom w:w="80" w:type="dxa"/>
+              <w:left w:w="140" w:type="dxa"/>
+              <w:right w:w="140" w:type="dxa"/>
+            </w:tcMar>
+          </w:tcPr>
+          <w:p>
+            <w:pPr>
+              <w:spacing w:before="40" w:after="40"/>
+            </w:pPr>
+            <w:r>
+              <w:rPr>
+                <w:rFonts w:ascii="Calibri" w:hAnsi="Calibri"/>
+                <w:i/>
+                <w:color w:val="1E40AF"/>
+                <w:sz w:val="20"/>
+              </w:rPr>
+              <w:t>**Phiên bản tài liệu:** 4.0.0 (Chuẩn hóa toàn diện theo kiến trúc Maven Multi-Module Monolith)</w:t>
+            </w:r>
+          </w:p>
+        </w:tc>
+      </w:tr>
+    </w:tbl>
     <w:p>
       <w:pPr>
-        <w:spacing w:before="80" w:after="80" w:line="276" w:lineRule="auto"/>
-        <w:ind w:left="288"/>
-        <w:pBdr>
-          <w:left w:val="single" w:sz="24" w:space="12" w:color="2563EB"/>
-          <w:top w:val="none"/>
-          <w:right w:val="none"/>
-          <w:bottom w:val="none"/>
-        </w:pBdr>
-        <w:shd w:fill="EFF6FF"/>
+        <w:spacing w:before="0" w:after="80"/>
+      </w:pPr>
+    </w:p>
+    <w:tbl>
+      <w:tblPr>
+        <w:tblW w:type="auto" w:w="0"/>
+        <w:jc w:val="center"/>
+        <w:tblLook w:firstColumn="1" w:firstRow="1" w:lastColumn="0" w:lastRow="0" w:noHBand="0" w:noVBand="1" w:val="04A0"/>
+      </w:tblPr>
+      <w:tblGrid>
+        <w:gridCol w:w="9360"/>
+      </w:tblGrid>
+      <w:tr>
+        <w:tc>
+          <w:tcPr>
+            <w:tcW w:type="dxa" w:w="9360"/>
+            <w:shd w:fill="EFF6FF"/>
+            <w:tcMar>
+              <w:top w:w="80" w:type="dxa"/>
+              <w:bottom w:w="80" w:type="dxa"/>
+              <w:left w:w="140" w:type="dxa"/>
+              <w:right w:w="140" w:type="dxa"/>
+            </w:tcMar>
+          </w:tcPr>
+          <w:p>
+            <w:pPr>
+              <w:spacing w:before="40" w:after="40"/>
+            </w:pPr>
+            <w:r>
+              <w:rPr>
+                <w:rFonts w:ascii="Calibri" w:hAnsi="Calibri"/>
+                <w:i/>
+                <w:color w:val="1E40AF"/>
+                <w:sz w:val="20"/>
+              </w:rPr>
+              <w:t>**Dự án:** Mini LeetCode Platform</w:t>
+            </w:r>
+          </w:p>
+        </w:tc>
+      </w:tr>
+    </w:tbl>
+    <w:p>
+      <w:pPr>
+        <w:spacing w:before="0" w:after="80"/>
+      </w:pPr>
+    </w:p>
+    <w:tbl>
+      <w:tblPr>
+        <w:tblW w:type="auto" w:w="0"/>
+        <w:jc w:val="center"/>
+        <w:tblLook w:firstColumn="1" w:firstRow="1" w:lastColumn="0" w:lastRow="0" w:noHBand="0" w:noVBand="1" w:val="04A0"/>
+      </w:tblPr>
+      <w:tblGrid>
+        <w:gridCol w:w="9360"/>
+      </w:tblGrid>
+      <w:tr>
+        <w:tc>
+          <w:tcPr>
+            <w:tcW w:type="dxa" w:w="9360"/>
+            <w:shd w:fill="EFF6FF"/>
+            <w:tcMar>
+              <w:top w:w="80" w:type="dxa"/>
+              <w:bottom w:w="80" w:type="dxa"/>
+              <w:left w:w="140" w:type="dxa"/>
+              <w:right w:w="140" w:type="dxa"/>
+            </w:tcMar>
+          </w:tcPr>
+          <w:p>
+            <w:pPr>
+              <w:spacing w:before="40" w:after="40"/>
+            </w:pPr>
+            <w:r>
+              <w:rPr>
+                <w:rFonts w:ascii="Calibri" w:hAnsi="Calibri"/>
+                <w:i/>
+                <w:color w:val="1E40AF"/>
+                <w:sz w:val="20"/>
+              </w:rPr>
+              <w:t>**Tác giả:** Principal Software Engineer &amp; Backend Lead</w:t>
+            </w:r>
+          </w:p>
+        </w:tc>
+      </w:tr>
+    </w:tbl>
+    <w:p>
+      <w:pPr>
+        <w:spacing w:before="0" w:after="80"/>
+      </w:pPr>
+    </w:p>
+    <w:tbl>
+      <w:tblPr>
+        <w:tblW w:type="auto" w:w="0"/>
+        <w:jc w:val="center"/>
+        <w:tblLook w:firstColumn="1" w:firstRow="1" w:lastColumn="0" w:lastRow="0" w:noHBand="0" w:noVBand="1" w:val="04A0"/>
+      </w:tblPr>
+      <w:tblGrid>
+        <w:gridCol w:w="9360"/>
+      </w:tblGrid>
+      <w:tr>
+        <w:tc>
+          <w:tcPr>
+            <w:tcW w:type="dxa" w:w="9360"/>
+            <w:shd w:fill="EFF6FF"/>
+            <w:tcMar>
+              <w:top w:w="80" w:type="dxa"/>
+              <w:bottom w:w="80" w:type="dxa"/>
+              <w:left w:w="140" w:type="dxa"/>
+              <w:right w:w="140" w:type="dxa"/>
+            </w:tcMar>
+          </w:tcPr>
+          <w:p>
+            <w:pPr>
+              <w:spacing w:before="40" w:after="40"/>
+            </w:pPr>
+            <w:r>
+              <w:rPr>
+                <w:rFonts w:ascii="Calibri" w:hAnsi="Calibri"/>
+                <w:i/>
+                <w:color w:val="1E40AF"/>
+                <w:sz w:val="20"/>
+              </w:rPr>
+              <w:t>**Trạng thái:** Production-Ready Documentation Baseline</w:t>
+            </w:r>
+          </w:p>
+        </w:tc>
+      </w:tr>
+    </w:tbl>
+    <w:p>
+      <w:pPr>
+        <w:spacing w:before="0" w:after="80"/>
+      </w:pPr>
+    </w:p>
+    <w:p>
+      <w:pPr>
+        <w:spacing w:before="120" w:after="120"/>
       </w:pPr>
       <w:r>
         <w:rPr>
-          <w:rFonts w:ascii="Segoe UI" w:hAnsi="Segoe UI"/>
-          <w:b/>
-          <w:i w:val="0"/>
-          <w:color w:val="1E293B"/>
-          <w:sz w:val="20"/>
+          <w:color w:val="CBD5E1"/>
         </w:rPr>
-      </w:r>
-      <w:r>
-        <w:rPr>
-          <w:rFonts w:ascii="Segoe UI" w:hAnsi="Segoe UI"/>
-          <w:b w:val="0"/>
-          <w:i w:val="0"/>
-          <w:color w:val="1E293B"/>
-          <w:sz w:val="20"/>
-        </w:rPr>
-        <w:t xml:space="preserve"> 4.0.0 (Chuẩn hóa toàn diện theo kiến trúc Maven Multi-Module Monolith)</w:t>
+        <w:t>——————————————————————————————————————————————————</w:t>
       </w:r>
     </w:p>
     <w:p>
       <w:pPr>
-        <w:spacing w:before="80" w:after="80" w:line="276" w:lineRule="auto"/>
-        <w:ind w:left="288"/>
-        <w:pBdr>
-          <w:left w:val="single" w:sz="24" w:space="12" w:color="2563EB"/>
-          <w:top w:val="none"/>
-          <w:right w:val="none"/>
-          <w:bottom w:val="none"/>
-        </w:pBdr>
-        <w:shd w:fill="EFF6FF"/>
+        <w:keepNext/>
+        <w:spacing w:before="280" w:after="120"/>
       </w:pPr>
       <w:r>
         <w:rPr>
-          <w:rFonts w:ascii="Segoe UI" w:hAnsi="Segoe UI"/>
-          <w:b/>
-          <w:i w:val="0"/>
-          <w:color w:val="1E293B"/>
-          <w:sz w:val="20"/>
-        </w:rPr>
-      </w:r>
-      <w:r>
-        <w:rPr>
-          <w:rFonts w:ascii="Segoe UI" w:hAnsi="Segoe UI"/>
-          <w:b w:val="0"/>
-          <w:i w:val="0"/>
-          <w:color w:val="1E293B"/>
-          <w:sz w:val="20"/>
-        </w:rPr>
-        <w:t xml:space="preserve"> Mini LeetCode Platform</w:t>
-      </w:r>
-    </w:p>
-    <w:p>
-      <w:pPr>
-        <w:spacing w:before="80" w:after="80" w:line="276" w:lineRule="auto"/>
-        <w:ind w:left="288"/>
-        <w:pBdr>
-          <w:left w:val="single" w:sz="24" w:space="12" w:color="2563EB"/>
-          <w:top w:val="none"/>
-          <w:right w:val="none"/>
-          <w:bottom w:val="none"/>
-        </w:pBdr>
-        <w:shd w:fill="EFF6FF"/>
-      </w:pPr>
-      <w:r>
-        <w:rPr>
-          <w:rFonts w:ascii="Segoe UI" w:hAnsi="Segoe UI"/>
-          <w:b/>
-          <w:i w:val="0"/>
-          <w:color w:val="1E293B"/>
-          <w:sz w:val="20"/>
-        </w:rPr>
-      </w:r>
-      <w:r>
-        <w:rPr>
-          <w:rFonts w:ascii="Segoe UI" w:hAnsi="Segoe UI"/>
-          <w:b w:val="0"/>
-          <w:i w:val="0"/>
-          <w:color w:val="1E293B"/>
-          <w:sz w:val="20"/>
-        </w:rPr>
-        <w:t xml:space="preserve"> Principal Software Engineer &amp; Backend Lead</w:t>
-      </w:r>
-    </w:p>
-    <w:p>
-      <w:pPr>
-        <w:spacing w:before="80" w:after="80" w:line="276" w:lineRule="auto"/>
-        <w:ind w:left="288"/>
-        <w:pBdr>
-          <w:left w:val="single" w:sz="24" w:space="12" w:color="2563EB"/>
-          <w:top w:val="none"/>
-          <w:right w:val="none"/>
-          <w:bottom w:val="none"/>
-        </w:pBdr>
-        <w:shd w:fill="EFF6FF"/>
-      </w:pPr>
-      <w:r>
-        <w:rPr>
-          <w:rFonts w:ascii="Segoe UI" w:hAnsi="Segoe UI"/>
-          <w:b/>
-          <w:i w:val="0"/>
-          <w:color w:val="1E293B"/>
-          <w:sz w:val="20"/>
-        </w:rPr>
-      </w:r>
-      <w:r>
-        <w:rPr>
-          <w:rFonts w:ascii="Segoe UI" w:hAnsi="Segoe UI"/>
-          <w:b w:val="0"/>
-          <w:i w:val="0"/>
-          <w:color w:val="1E293B"/>
-          <w:sz w:val="20"/>
-        </w:rPr>
-        <w:t xml:space="preserve"> Production-Ready Documentation Baseline</w:t>
-      </w:r>
-    </w:p>
-    <w:p>
-      <w:pPr>
-        <w:spacing w:before="160" w:after="160"/>
-        <w:pBdr>
-          <w:bottom w:val="single" w:sz="6" w:space="1" w:color="E2E8F0"/>
-        </w:pBdr>
-      </w:pPr>
-    </w:p>
-    <w:p>
-      <w:pPr>
-        <w:keepNext/>
-        <w:spacing w:before="320" w:after="80"/>
-      </w:pPr>
-      <w:r>
-        <w:rPr>
-          <w:rFonts w:ascii="Segoe UI" w:hAnsi="Segoe UI"/>
+          <w:rFonts w:ascii="Calibri" w:hAnsi="Calibri"/>
           <w:b/>
           <w:color w:val="1D4ED8"/>
-          <w:sz w:val="30"/>
+          <w:sz w:val="32"/>
         </w:rPr>
         <w:t>MỤC LỤC</w:t>
       </w:r>
     </w:p>
     <w:p>
       <w:pPr>
-        <w:spacing w:before="40" w:after="40" w:line="276" w:lineRule="auto"/>
-        <w:ind w:left="360"/>
+        <w:pStyle w:val="ListNumber"/>
+        <w:spacing w:before="40" w:after="40"/>
       </w:pPr>
       <w:r>
-        <w:rPr>
-          <w:rFonts w:ascii="Segoe UI" w:hAnsi="Segoe UI"/>
-          <w:b/>
-          <w:color w:val="1E3A8A"/>
-          <w:sz w:val="21"/>
-        </w:rPr>
-        <w:t xml:space="preserve">1. </w:t>
-      </w:r>
-      <w:r>
-        <w:rPr>
-          <w:rFonts w:ascii="Segoe UI" w:hAnsi="Segoe UI"/>
-          <w:b/>
-          <w:i w:val="0"/>
-          <w:color w:val="2563EB"/>
-          <w:sz w:val="21"/>
-        </w:rPr>
+        <w:t>[Tổng quan Sản phẩm &amp; Mục tiêu Nghiệp vụ](#1-tổng-quan-sản-phẩm--mục-tiêu-nghiệp-vụ)</w:t>
       </w:r>
     </w:p>
     <w:p>
       <w:pPr>
-        <w:spacing w:before="40" w:after="40" w:line="276" w:lineRule="auto"/>
-        <w:ind w:left="360"/>
+        <w:pStyle w:val="ListNumber"/>
+        <w:spacing w:before="40" w:after="40"/>
       </w:pPr>
       <w:r>
-        <w:rPr>
-          <w:rFonts w:ascii="Segoe UI" w:hAnsi="Segoe UI"/>
-          <w:b/>
-          <w:color w:val="1E3A8A"/>
-          <w:sz w:val="21"/>
-        </w:rPr>
-        <w:t xml:space="preserve">2. </w:t>
-      </w:r>
-      <w:r>
-        <w:rPr>
-          <w:rFonts w:ascii="Segoe UI" w:hAnsi="Segoe UI"/>
-          <w:b/>
-          <w:i w:val="0"/>
-          <w:color w:val="2563EB"/>
-          <w:sz w:val="21"/>
-        </w:rPr>
+        <w:t>[Chân dung Người dùng &amp; Ma trận Phân quyền (RBAC)](#2-chân-dung-người-dùng--ma-trận-phân-quyền-rbac)</w:t>
       </w:r>
     </w:p>
     <w:p>
       <w:pPr>
-        <w:spacing w:before="40" w:after="40" w:line="276" w:lineRule="auto"/>
-        <w:ind w:left="360"/>
+        <w:pStyle w:val="ListNumber"/>
+        <w:spacing w:before="40" w:after="40"/>
       </w:pPr>
       <w:r>
-        <w:rPr>
-          <w:rFonts w:ascii="Segoe UI" w:hAnsi="Segoe UI"/>
-          <w:b/>
-          <w:color w:val="1E3A8A"/>
-          <w:sz w:val="21"/>
-        </w:rPr>
-        <w:t xml:space="preserve">3. </w:t>
-      </w:r>
-      <w:r>
-        <w:rPr>
-          <w:rFonts w:ascii="Segoe UI" w:hAnsi="Segoe UI"/>
-          <w:b/>
-          <w:i w:val="0"/>
-          <w:color w:val="2563EB"/>
-          <w:sz w:val="21"/>
-        </w:rPr>
+        <w:t>[Luồng Nghiệp vụ Cốt lõi &amp; Máy trạng thái (Business Workflows)](#3-luồng-nghiệp-vụ-cốt-lõi--máy-trạng-thái-business-workflows)</w:t>
       </w:r>
     </w:p>
     <w:p>
       <w:pPr>
-        <w:spacing w:before="30" w:after="30" w:line="276" w:lineRule="auto"/>
-        <w:ind w:left="720"/>
+        <w:pStyle w:val="ListBullet"/>
+        <w:spacing w:before="40" w:after="40"/>
       </w:pPr>
       <w:r>
-        <w:rPr>
-          <w:rFonts w:ascii="Segoe UI" w:hAnsi="Segoe UI"/>
-          <w:b/>
-          <w:color w:val="2563EB"/>
-          <w:sz w:val="20"/>
-        </w:rPr>
-        <w:t xml:space="preserve">– </w:t>
-      </w:r>
-      <w:r>
-        <w:rPr>
-          <w:rFonts w:ascii="Segoe UI" w:hAnsi="Segoe UI"/>
-          <w:b w:val="0"/>
-          <w:i w:val="0"/>
-          <w:sz w:val="21"/>
-        </w:rPr>
         <w:t>3.1. Vòng đời Quản lý Đề bài (Problem Lifecycle)</w:t>
       </w:r>
     </w:p>
     <w:p>
       <w:pPr>
-        <w:spacing w:before="30" w:after="30" w:line="276" w:lineRule="auto"/>
-        <w:ind w:left="720"/>
+        <w:pStyle w:val="ListBullet"/>
+        <w:spacing w:before="40" w:after="40"/>
       </w:pPr>
       <w:r>
-        <w:rPr>
-          <w:rFonts w:ascii="Segoe UI" w:hAnsi="Segoe UI"/>
-          <w:b/>
-          <w:color w:val="2563EB"/>
-          <w:sz w:val="20"/>
-        </w:rPr>
-        <w:t xml:space="preserve">– </w:t>
-      </w:r>
-      <w:r>
-        <w:rPr>
-          <w:rFonts w:ascii="Segoe UI" w:hAnsi="Segoe UI"/>
-          <w:b w:val="0"/>
-          <w:i w:val="0"/>
-          <w:sz w:val="21"/>
-        </w:rPr>
         <w:t>3.2. Phòng thi &amp; Giám sát Liêm chính (Server-Side Proctoring)</w:t>
       </w:r>
     </w:p>
     <w:p>
       <w:pPr>
-        <w:spacing w:before="30" w:after="30" w:line="276" w:lineRule="auto"/>
-        <w:ind w:left="720"/>
+        <w:pStyle w:val="ListBullet"/>
+        <w:spacing w:before="40" w:after="40"/>
       </w:pPr>
       <w:r>
-        <w:rPr>
-          <w:rFonts w:ascii="Segoe UI" w:hAnsi="Segoe UI"/>
-          <w:b/>
-          <w:color w:val="2563EB"/>
-          <w:sz w:val="20"/>
-        </w:rPr>
-        <w:t xml:space="preserve">– </w:t>
-      </w:r>
-      <w:r>
-        <w:rPr>
-          <w:rFonts w:ascii="Segoe UI" w:hAnsi="Segoe UI"/>
-          <w:b w:val="0"/>
-          <w:i w:val="0"/>
-          <w:sz w:val="21"/>
-        </w:rPr>
         <w:t>3.3. Quy chế Chấm thi &amp; Bảng xếp hạng (Contest Leaderboard)</w:t>
       </w:r>
     </w:p>
     <w:p>
       <w:pPr>
-        <w:spacing w:before="30" w:after="30" w:line="276" w:lineRule="auto"/>
-        <w:ind w:left="720"/>
+        <w:pStyle w:val="ListBullet"/>
+        <w:spacing w:before="40" w:after="40"/>
       </w:pPr>
       <w:r>
-        <w:rPr>
-          <w:rFonts w:ascii="Segoe UI" w:hAnsi="Segoe UI"/>
-          <w:b/>
-          <w:color w:val="2563EB"/>
-          <w:sz w:val="20"/>
-        </w:rPr>
-        <w:t xml:space="preserve">– </w:t>
-      </w:r>
-      <w:r>
-        <w:rPr>
-          <w:rFonts w:ascii="Segoe UI" w:hAnsi="Segoe UI"/>
-          <w:b w:val="0"/>
-          <w:i w:val="0"/>
-          <w:sz w:val="21"/>
-        </w:rPr>
         <w:t>3.4. Vòng đời Chấm bài &amp; Bộ 7 Mã Phán quyết (Judge Verdicts)</w:t>
       </w:r>
     </w:p>
     <w:p>
       <w:pPr>
-        <w:spacing w:before="40" w:after="40" w:line="276" w:lineRule="auto"/>
-        <w:ind w:left="360"/>
+        <w:pStyle w:val="ListNumber"/>
+        <w:spacing w:before="40" w:after="40"/>
       </w:pPr>
       <w:r>
-        <w:rPr>
-          <w:rFonts w:ascii="Segoe UI" w:hAnsi="Segoe UI"/>
-          <w:b/>
-          <w:color w:val="1E3A8A"/>
-          <w:sz w:val="21"/>
-        </w:rPr>
-        <w:t xml:space="preserve">4. </w:t>
-      </w:r>
-      <w:r>
-        <w:rPr>
-          <w:rFonts w:ascii="Segoe UI" w:hAnsi="Segoe UI"/>
-          <w:b/>
-          <w:i w:val="0"/>
-          <w:color w:val="2563EB"/>
-          <w:sz w:val="21"/>
-        </w:rPr>
+        <w:t>[Kiến trúc Kỹ thuật Hệ thống (System Architecture)](#4-kiến-trúc-kỹ-thuật-hệ-thống-system-architecture)</w:t>
       </w:r>
     </w:p>
     <w:p>
       <w:pPr>
-        <w:spacing w:before="30" w:after="30" w:line="276" w:lineRule="auto"/>
-        <w:ind w:left="720"/>
+        <w:pStyle w:val="ListBullet"/>
+        <w:spacing w:before="40" w:after="40"/>
       </w:pPr>
       <w:r>
-        <w:rPr>
-          <w:rFonts w:ascii="Segoe UI" w:hAnsi="Segoe UI"/>
-          <w:b/>
-          <w:color w:val="2563EB"/>
-          <w:sz w:val="20"/>
-        </w:rPr>
-        <w:t xml:space="preserve">– </w:t>
-      </w:r>
-      <w:r>
-        <w:rPr>
-          <w:rFonts w:ascii="Segoe UI" w:hAnsi="Segoe UI"/>
-          <w:b w:val="0"/>
-          <w:i w:val="0"/>
-          <w:sz w:val="21"/>
-        </w:rPr>
         <w:t>4.1. Cấu trúc Maven Multi-Module Monolith</w:t>
       </w:r>
     </w:p>
     <w:p>
       <w:pPr>
-        <w:spacing w:before="30" w:after="30" w:line="276" w:lineRule="auto"/>
-        <w:ind w:left="720"/>
+        <w:pStyle w:val="ListBullet"/>
+        <w:spacing w:before="40" w:after="40"/>
       </w:pPr>
       <w:r>
-        <w:rPr>
-          <w:rFonts w:ascii="Segoe UI" w:hAnsi="Segoe UI"/>
-          <w:b/>
-          <w:color w:val="2563EB"/>
-          <w:sz w:val="20"/>
-        </w:rPr>
-        <w:t xml:space="preserve">– </w:t>
-      </w:r>
-      <w:r>
-        <w:rPr>
-          <w:rFonts w:ascii="Segoe UI" w:hAnsi="Segoe UI"/>
-          <w:b w:val="0"/>
-          <w:i w:val="0"/>
-          <w:sz w:val="21"/>
-        </w:rPr>
         <w:t>4.2. Chiến lược Đóng gói Dual-Target (Web API vs Judge Worker)</w:t>
       </w:r>
     </w:p>
     <w:p>
       <w:pPr>
-        <w:spacing w:before="30" w:after="30" w:line="276" w:lineRule="auto"/>
-        <w:ind w:left="720"/>
+        <w:pStyle w:val="ListBullet"/>
+        <w:spacing w:before="40" w:after="40"/>
       </w:pPr>
       <w:r>
-        <w:rPr>
-          <w:rFonts w:ascii="Segoe UI" w:hAnsi="Segoe UI"/>
-          <w:b/>
-          <w:color w:val="2563EB"/>
-          <w:sz w:val="20"/>
-        </w:rPr>
-        <w:t xml:space="preserve">– </w:t>
-      </w:r>
-      <w:r>
-        <w:rPr>
-          <w:rFonts w:ascii="Segoe UI" w:hAnsi="Segoe UI"/>
-          <w:b w:val="0"/>
-          <w:i w:val="0"/>
-          <w:sz w:val="21"/>
-        </w:rPr>
         <w:t>4.3. Mô hình Bộ nhớ &amp; Streaming I/O Tránh Tràn RAM</w:t>
       </w:r>
     </w:p>
     <w:p>
       <w:pPr>
-        <w:spacing w:before="30" w:after="30" w:line="276" w:lineRule="auto"/>
-        <w:ind w:left="720"/>
+        <w:pStyle w:val="ListBullet"/>
+        <w:spacing w:before="40" w:after="40"/>
       </w:pPr>
       <w:r>
-        <w:rPr>
-          <w:rFonts w:ascii="Segoe UI" w:hAnsi="Segoe UI"/>
-          <w:b/>
-          <w:color w:val="2563EB"/>
-          <w:sz w:val="20"/>
-        </w:rPr>
-        <w:t xml:space="preserve">– </w:t>
-      </w:r>
-      <w:r>
-        <w:rPr>
-          <w:rFonts w:ascii="Segoe UI" w:hAnsi="Segoe UI"/>
-          <w:b w:val="0"/>
-          <w:i w:val="0"/>
-          <w:sz w:val="21"/>
-        </w:rPr>
         <w:t>4.4. Hàng đợi Bền vững Redis Streams &amp; Xử lý Zombie Jobs</w:t>
       </w:r>
     </w:p>
     <w:p>
       <w:pPr>
-        <w:spacing w:before="30" w:after="30" w:line="276" w:lineRule="auto"/>
-        <w:ind w:left="720"/>
+        <w:pStyle w:val="ListBullet"/>
+        <w:spacing w:before="40" w:after="40"/>
       </w:pPr>
       <w:r>
-        <w:rPr>
-          <w:rFonts w:ascii="Segoe UI" w:hAnsi="Segoe UI"/>
-          <w:b/>
-          <w:color w:val="2563EB"/>
-          <w:sz w:val="20"/>
-        </w:rPr>
-        <w:t xml:space="preserve">– </w:t>
-      </w:r>
-      <w:r>
-        <w:rPr>
-          <w:rFonts w:ascii="Segoe UI" w:hAnsi="Segoe UI"/>
-          <w:b w:val="0"/>
-          <w:i w:val="0"/>
-          <w:sz w:val="21"/>
-        </w:rPr>
         <w:t>4.5. Bảo mật Phiên làm việc (RFC 6819 Token Family Revocation &amp; Pessimistic Lock)</w:t>
       </w:r>
     </w:p>
     <w:p>
       <w:pPr>
-        <w:spacing w:before="40" w:after="40" w:line="276" w:lineRule="auto"/>
-        <w:ind w:left="360"/>
+        <w:pStyle w:val="ListNumber"/>
+        <w:spacing w:before="40" w:after="40"/>
       </w:pPr>
       <w:r>
-        <w:rPr>
-          <w:rFonts w:ascii="Segoe UI" w:hAnsi="Segoe UI"/>
-          <w:b/>
-          <w:color w:val="1E3A8A"/>
-          <w:sz w:val="21"/>
-        </w:rPr>
-        <w:t xml:space="preserve">5. </w:t>
-      </w:r>
-      <w:r>
-        <w:rPr>
-          <w:rFonts w:ascii="Segoe UI" w:hAnsi="Segoe UI"/>
-          <w:b/>
-          <w:i w:val="0"/>
-          <w:color w:val="2563EB"/>
-          <w:sz w:val="21"/>
-        </w:rPr>
+        <w:t>[Đặc tả Cơ sở Dữ liệu Chuẩn hóa (MySQL 8.0 DDL &amp; Flyway Migration)](#5-đặc-tả-cơ-sở-dữ-liệu-chuẩn-hóa-mysql-80-ddl--flyway-migration)</w:t>
       </w:r>
     </w:p>
     <w:p>
       <w:pPr>
-        <w:spacing w:before="40" w:after="40" w:line="276" w:lineRule="auto"/>
-        <w:ind w:left="360"/>
+        <w:pStyle w:val="ListNumber"/>
+        <w:spacing w:before="40" w:after="40"/>
       </w:pPr>
       <w:r>
-        <w:rPr>
-          <w:rFonts w:ascii="Segoe UI" w:hAnsi="Segoe UI"/>
-          <w:b/>
-          <w:color w:val="1E3A8A"/>
-          <w:sz w:val="21"/>
-        </w:rPr>
-        <w:t xml:space="preserve">6. </w:t>
-      </w:r>
-      <w:r>
-        <w:rPr>
-          <w:rFonts w:ascii="Segoe UI" w:hAnsi="Segoe UI"/>
-          <w:b/>
-          <w:i w:val="0"/>
-          <w:color w:val="2563EB"/>
-          <w:sz w:val="21"/>
-        </w:rPr>
+        <w:t>[Hợp đồng Giao tiếp RESTful APIs &amp; Chuẩn Lỗi RFC 7807](#6-hợp-đồng-giao-tiếp-restful-apis--chuẩn-lỗi-rfc-7807)</w:t>
       </w:r>
     </w:p>
     <w:p>
       <w:pPr>
-        <w:spacing w:before="40" w:after="40" w:line="276" w:lineRule="auto"/>
-        <w:ind w:left="360"/>
+        <w:pStyle w:val="ListNumber"/>
+        <w:spacing w:before="40" w:after="40"/>
       </w:pPr>
       <w:r>
-        <w:rPr>
-          <w:rFonts w:ascii="Segoe UI" w:hAnsi="Segoe UI"/>
-          <w:b/>
-          <w:color w:val="1E3A8A"/>
-          <w:sz w:val="21"/>
-        </w:rPr>
-        <w:t xml:space="preserve">7. </w:t>
-      </w:r>
-      <w:r>
-        <w:rPr>
-          <w:rFonts w:ascii="Segoe UI" w:hAnsi="Segoe UI"/>
-          <w:b/>
-          <w:i w:val="0"/>
-          <w:color w:val="2563EB"/>
-          <w:sz w:val="21"/>
-        </w:rPr>
+        <w:t>[Hướng dẫn Khởi chạy Cục bộ &amp; Vận hành Hạ tầng (DevOps &amp; Deployment)](#7-hướng-dẫn-khởi-chạy-cục-bộ--vận-hành-hạ-tầng-devops--deployment)</w:t>
       </w:r>
     </w:p>
     <w:p>
       <w:pPr>
-        <w:spacing w:before="160" w:after="160"/>
-        <w:pBdr>
-          <w:bottom w:val="single" w:sz="6" w:space="1" w:color="E2E8F0"/>
-        </w:pBdr>
-      </w:pPr>
+        <w:spacing w:before="120" w:after="120"/>
+      </w:pPr>
+      <w:r>
+        <w:rPr>
+          <w:color w:val="CBD5E1"/>
+        </w:rPr>
+        <w:t>——————————————————————————————————————————————————</w:t>
+      </w:r>
     </w:p>
     <w:p>
       <w:pPr>
         <w:keepNext/>
-        <w:spacing w:before="320" w:after="80"/>
+        <w:spacing w:before="280" w:after="120"/>
       </w:pPr>
       <w:r>
         <w:rPr>
-          <w:rFonts w:ascii="Segoe UI" w:hAnsi="Segoe UI"/>
+          <w:rFonts w:ascii="Calibri" w:hAnsi="Calibri"/>
           <w:b/>
           <w:color w:val="1D4ED8"/>
-          <w:sz w:val="30"/>
+          <w:sz w:val="32"/>
         </w:rPr>
         <w:t>1. TỔNG QUAN SẢN PHẨM &amp; MỤC TIÊU NGHIỆP VỤ</w:t>
       </w:r>
     </w:p>
     <w:p>
       <w:pPr>
-        <w:spacing w:before="40" w:after="100" w:line="276" w:lineRule="auto"/>
+        <w:spacing w:before="60" w:after="80" w:line="276" w:lineRule="auto"/>
       </w:pPr>
       <w:r>
-        <w:rPr>
-          <w:rFonts w:ascii="Segoe UI" w:hAnsi="Segoe UI"/>
-          <w:b w:val="0"/>
-          <w:i w:val="0"/>
-          <w:sz w:val="21"/>
-        </w:rPr>
         <w:t>Mini LeetCode Platform là nền tảng thi đấu và rèn luyện thuật toán trực tuyến với hệ thống chấm bài cô lập an toàn, đo lường thời gian thực và giám sát liêm chính phía máy chủ. Hệ thống giải quyết hai bài toán nghiệp vụ cốt lõi:</w:t>
       </w:r>
     </w:p>
     <w:p>
       <w:pPr>
-        <w:spacing w:before="40" w:after="40" w:line="276" w:lineRule="auto"/>
-        <w:ind w:left="360"/>
-      </w:pPr>
+        <w:pStyle w:val="ListNumber"/>
+        <w:spacing w:before="40" w:after="40"/>
+      </w:pPr>
+      <w:r/>
       <w:r>
         <w:rPr>
-          <w:rFonts w:ascii="Segoe UI" w:hAnsi="Segoe UI"/>
           <w:b/>
-          <w:color w:val="1E3A8A"/>
-          <w:sz w:val="21"/>
         </w:rPr>
-        <w:t xml:space="preserve">1. </w:t>
+        <w:t>Chế độ Luyện tập Tự do (Practice Mode):</w:t>
       </w:r>
+      <w:r/>
+    </w:p>
+    <w:p>
+      <w:pPr>
+        <w:pStyle w:val="ListBullet"/>
+        <w:spacing w:before="40" w:after="40"/>
+      </w:pPr>
       <w:r>
-        <w:rPr>
-          <w:rFonts w:ascii="Segoe UI" w:hAnsi="Segoe UI"/>
-          <w:b/>
-          <w:i w:val="0"/>
-          <w:sz w:val="21"/>
-        </w:rPr>
+        <w:t>Cho phép học viên tự do lựa chọn bài tập theo độ khó (`EASY`, `MEDIUM`, `HARD`), thẻ phân loại (`tag`), tìm kiếm từ khóa.</w:t>
       </w:r>
     </w:p>
     <w:p>
       <w:pPr>
-        <w:spacing w:before="30" w:after="30" w:line="276" w:lineRule="auto"/>
-        <w:ind w:left="720"/>
+        <w:pStyle w:val="ListBullet"/>
+        <w:spacing w:before="40" w:after="40"/>
       </w:pPr>
       <w:r>
-        <w:rPr>
-          <w:rFonts w:ascii="Segoe UI" w:hAnsi="Segoe UI"/>
-          <w:b/>
-          <w:color w:val="2563EB"/>
-          <w:sz w:val="20"/>
-        </w:rPr>
-        <w:t xml:space="preserve">– </w:t>
-      </w:r>
-      <w:r>
-        <w:rPr>
-          <w:rFonts w:ascii="Segoe UI" w:hAnsi="Segoe UI"/>
-          <w:b w:val="0"/>
-          <w:i w:val="0"/>
-          <w:sz w:val="21"/>
-        </w:rPr>
-        <w:t>Cho phép học viên tự do lựa chọn bài tập theo độ khó (</w:t>
-      </w:r>
-      <w:r>
-        <w:rPr>
-          <w:rFonts w:ascii="Consolas" w:hAnsi="Consolas"/>
-          <w:b w:val="0"/>
-          <w:i w:val="0"/>
-          <w:color w:val="1E293B"/>
-          <w:sz w:val="19"/>
-        </w:rPr>
-        <w:t>`EASY`</w:t>
-      </w:r>
-      <w:r>
-        <w:rPr>
-          <w:rFonts w:ascii="Segoe UI" w:hAnsi="Segoe UI"/>
-          <w:b w:val="0"/>
-          <w:i w:val="0"/>
-          <w:sz w:val="21"/>
-        </w:rPr>
-        <w:t xml:space="preserve">, </w:t>
-      </w:r>
-      <w:r>
-        <w:rPr>
-          <w:rFonts w:ascii="Consolas" w:hAnsi="Consolas"/>
-          <w:b w:val="0"/>
-          <w:i w:val="0"/>
-          <w:color w:val="1E293B"/>
-          <w:sz w:val="19"/>
-        </w:rPr>
-        <w:t>`MEDIUM`</w:t>
-      </w:r>
-      <w:r>
-        <w:rPr>
-          <w:rFonts w:ascii="Segoe UI" w:hAnsi="Segoe UI"/>
-          <w:b w:val="0"/>
-          <w:i w:val="0"/>
-          <w:sz w:val="21"/>
-        </w:rPr>
-        <w:t xml:space="preserve">, </w:t>
-      </w:r>
-      <w:r>
-        <w:rPr>
-          <w:rFonts w:ascii="Consolas" w:hAnsi="Consolas"/>
-          <w:b w:val="0"/>
-          <w:i w:val="0"/>
-          <w:color w:val="1E293B"/>
-          <w:sz w:val="19"/>
-        </w:rPr>
-        <w:t>`HARD`</w:t>
-      </w:r>
-      <w:r>
-        <w:rPr>
-          <w:rFonts w:ascii="Segoe UI" w:hAnsi="Segoe UI"/>
-          <w:b w:val="0"/>
-          <w:i w:val="0"/>
-          <w:sz w:val="21"/>
-        </w:rPr>
-        <w:t>), thẻ phân loại (</w:t>
-      </w:r>
-      <w:r>
-        <w:rPr>
-          <w:rFonts w:ascii="Consolas" w:hAnsi="Consolas"/>
-          <w:b w:val="0"/>
-          <w:i w:val="0"/>
-          <w:color w:val="1E293B"/>
-          <w:sz w:val="19"/>
-        </w:rPr>
-        <w:t>`tag`</w:t>
-      </w:r>
-      <w:r>
-        <w:rPr>
-          <w:rFonts w:ascii="Segoe UI" w:hAnsi="Segoe UI"/>
-          <w:b w:val="0"/>
-          <w:i w:val="0"/>
-          <w:sz w:val="21"/>
-        </w:rPr>
-        <w:t>), tìm kiếm từ khóa.</w:t>
+        <w:t>Thử nghiệm giải thuật với các ngôn ngữ phổ biến (Java 17 LTS, Python 3).</w:t>
       </w:r>
     </w:p>
     <w:p>
       <w:pPr>
-        <w:spacing w:before="30" w:after="30" w:line="276" w:lineRule="auto"/>
-        <w:ind w:left="720"/>
+        <w:pStyle w:val="ListBullet"/>
+        <w:spacing w:before="40" w:after="40"/>
       </w:pPr>
       <w:r>
-        <w:rPr>
-          <w:rFonts w:ascii="Segoe UI" w:hAnsi="Segoe UI"/>
-          <w:b/>
-          <w:color w:val="2563EB"/>
-          <w:sz w:val="20"/>
-        </w:rPr>
-        <w:t xml:space="preserve">– </w:t>
-      </w:r>
-      <w:r>
-        <w:rPr>
-          <w:rFonts w:ascii="Segoe UI" w:hAnsi="Segoe UI"/>
-          <w:b w:val="0"/>
-          <w:i w:val="0"/>
-          <w:sz w:val="21"/>
-        </w:rPr>
-        <w:t>Thử nghiệm giải thuật với các ngôn ngữ phổ biến (Java 21, Python 3, C++20).</w:t>
-      </w:r>
-    </w:p>
-    <w:p>
-      <w:pPr>
-        <w:spacing w:before="30" w:after="30" w:line="276" w:lineRule="auto"/>
-        <w:ind w:left="720"/>
-      </w:pPr>
-      <w:r>
-        <w:rPr>
-          <w:rFonts w:ascii="Segoe UI" w:hAnsi="Segoe UI"/>
-          <w:b/>
-          <w:color w:val="2563EB"/>
-          <w:sz w:val="20"/>
-        </w:rPr>
-        <w:t xml:space="preserve">– </w:t>
-      </w:r>
-      <w:r>
-        <w:rPr>
-          <w:rFonts w:ascii="Segoe UI" w:hAnsi="Segoe UI"/>
-          <w:b w:val="0"/>
-          <w:i w:val="0"/>
-          <w:sz w:val="21"/>
-        </w:rPr>
         <w:t>Nhận phản hồi tức thời về thời gian thực thi (Runtime ms), mức tiêu thụ RAM (Memory KB) và thông tin so sánh kết quả (Diff Output) trên các testcase công khai.</w:t>
       </w:r>
     </w:p>
     <w:p>
       <w:pPr>
-        <w:spacing w:before="40" w:after="40" w:line="276" w:lineRule="auto"/>
-        <w:ind w:left="360"/>
-      </w:pPr>
+        <w:pStyle w:val="ListNumber"/>
+        <w:spacing w:before="40" w:after="40"/>
+      </w:pPr>
+      <w:r/>
       <w:r>
         <w:rPr>
-          <w:rFonts w:ascii="Segoe UI" w:hAnsi="Segoe UI"/>
           <w:b/>
-          <w:color w:val="1E3A8A"/>
-          <w:sz w:val="21"/>
         </w:rPr>
-        <w:t xml:space="preserve">2. </w:t>
+        <w:t>Chế độ Thi đấu Đánh giá có Giám sát (Exam / Contest Mode):</w:t>
       </w:r>
-      <w:r>
-        <w:rPr>
-          <w:rFonts w:ascii="Segoe UI" w:hAnsi="Segoe UI"/>
-          <w:b/>
-          <w:i w:val="0"/>
-          <w:sz w:val="21"/>
-        </w:rPr>
-      </w:r>
+      <w:r/>
     </w:p>
     <w:p>
       <w:pPr>
-        <w:spacing w:before="30" w:after="30" w:line="276" w:lineRule="auto"/>
-        <w:ind w:left="720"/>
+        <w:pStyle w:val="ListBullet"/>
+        <w:spacing w:before="40" w:after="40"/>
       </w:pPr>
       <w:r>
-        <w:rPr>
-          <w:rFonts w:ascii="Segoe UI" w:hAnsi="Segoe UI"/>
-          <w:b/>
-          <w:color w:val="2563EB"/>
-          <w:sz w:val="20"/>
-        </w:rPr>
-        <w:t xml:space="preserve">– </w:t>
-      </w:r>
-      <w:r>
-        <w:rPr>
-          <w:rFonts w:ascii="Segoe UI" w:hAnsi="Segoe UI"/>
-          <w:b w:val="0"/>
-          <w:i w:val="0"/>
-          <w:sz w:val="21"/>
-        </w:rPr>
         <w:t>Môi trường kiểm tra năng lực lập trình đồng bộ theo thời gian thực (Real-time Contest).</w:t>
       </w:r>
     </w:p>
     <w:p>
       <w:pPr>
-        <w:spacing w:before="30" w:after="30" w:line="276" w:lineRule="auto"/>
-        <w:ind w:left="720"/>
-      </w:pPr>
+        <w:pStyle w:val="ListBullet"/>
+        <w:spacing w:before="40" w:after="40"/>
+      </w:pPr>
+      <w:r/>
       <w:r>
         <w:rPr>
-          <w:rFonts w:ascii="Segoe UI" w:hAnsi="Segoe UI"/>
           <w:b/>
-          <w:color w:val="2563EB"/>
-          <w:sz w:val="20"/>
         </w:rPr>
-        <w:t xml:space="preserve">– </w:t>
+        <w:t>Tính giờ nghiêm ngặt (Server-Authority Strict Timer):</w:t>
       </w:r>
       <w:r>
-        <w:rPr>
-          <w:rFonts w:ascii="Segoe UI" w:hAnsi="Segoe UI"/>
-          <w:b/>
-          <w:i w:val="0"/>
-          <w:sz w:val="21"/>
-        </w:rPr>
-      </w:r>
-      <w:r>
-        <w:rPr>
-          <w:rFonts w:ascii="Segoe UI" w:hAnsi="Segoe UI"/>
-          <w:b w:val="0"/>
-          <w:i w:val="0"/>
-          <w:sz w:val="21"/>
-        </w:rPr>
         <w:t xml:space="preserve"> Đồng hồ đếm ngược được khóa theo mốc thời gian máy chủ, tự động khóa nộp bài khi hết giờ.</w:t>
       </w:r>
     </w:p>
     <w:p>
       <w:pPr>
-        <w:spacing w:before="30" w:after="30" w:line="276" w:lineRule="auto"/>
-        <w:ind w:left="720"/>
-      </w:pPr>
+        <w:pStyle w:val="ListBullet"/>
+        <w:spacing w:before="40" w:after="40"/>
+      </w:pPr>
+      <w:r/>
       <w:r>
         <w:rPr>
-          <w:rFonts w:ascii="Segoe UI" w:hAnsi="Segoe UI"/>
           <w:b/>
-          <w:color w:val="2563EB"/>
-          <w:sz w:val="20"/>
         </w:rPr>
-        <w:t xml:space="preserve">– </w:t>
+        <w:t>Chống gian lận phía máy chủ (Server-Side Proctoring):</w:t>
       </w:r>
       <w:r>
-        <w:rPr>
-          <w:rFonts w:ascii="Segoe UI" w:hAnsi="Segoe UI"/>
-          <w:b/>
-          <w:i w:val="0"/>
-          <w:sz w:val="21"/>
-        </w:rPr>
-      </w:r>
-      <w:r>
-        <w:rPr>
-          <w:rFonts w:ascii="Segoe UI" w:hAnsi="Segoe UI"/>
-          <w:b w:val="0"/>
-          <w:i w:val="0"/>
-          <w:sz w:val="21"/>
-        </w:rPr>
-        <w:t xml:space="preserve"> Đánh giá các sự kiện rời khỏi màn hình (</w:t>
-      </w:r>
-      <w:r>
-        <w:rPr>
-          <w:rFonts w:ascii="Consolas" w:hAnsi="Consolas"/>
-          <w:b w:val="0"/>
-          <w:i w:val="0"/>
-          <w:color w:val="1E293B"/>
-          <w:sz w:val="19"/>
-        </w:rPr>
-        <w:t>`blur`</w:t>
-      </w:r>
-      <w:r>
-        <w:rPr>
-          <w:rFonts w:ascii="Segoe UI" w:hAnsi="Segoe UI"/>
-          <w:b w:val="0"/>
-          <w:i w:val="0"/>
-          <w:sz w:val="21"/>
-        </w:rPr>
-        <w:t>/</w:t>
-      </w:r>
-      <w:r>
-        <w:rPr>
-          <w:rFonts w:ascii="Consolas" w:hAnsi="Consolas"/>
-          <w:b w:val="0"/>
-          <w:i w:val="0"/>
-          <w:color w:val="1E293B"/>
-          <w:sz w:val="19"/>
-        </w:rPr>
-        <w:t>`visibilitychange`</w:t>
-      </w:r>
-      <w:r>
-        <w:rPr>
-          <w:rFonts w:ascii="Segoe UI" w:hAnsi="Segoe UI"/>
-          <w:b w:val="0"/>
-          <w:i w:val="0"/>
-          <w:sz w:val="21"/>
-        </w:rPr>
-        <w:t>), áp dụng thời gian dung sai $\Delta T \ge 1.5$s và chính sách khóa bài tự động khi vượt quá 3 lần vi phạm.</w:t>
+        <w:t xml:space="preserve"> Đánh giá các sự kiện rời khỏi màn hình (`blur`/`visibilitychange`), áp dụng thời gian dung sai $\Delta T \ge 1.5$s và chính sách khóa bài tự động khi vượt quá 3 lần vi phạm.</w:t>
       </w:r>
     </w:p>
     <w:p>
       <w:pPr>
-        <w:spacing w:before="30" w:after="30" w:line="276" w:lineRule="auto"/>
-        <w:ind w:left="720"/>
-      </w:pPr>
+        <w:pStyle w:val="ListBullet"/>
+        <w:spacing w:before="40" w:after="40"/>
+      </w:pPr>
+      <w:r/>
       <w:r>
         <w:rPr>
-          <w:rFonts w:ascii="Segoe UI" w:hAnsi="Segoe UI"/>
           <w:b/>
-          <w:color w:val="2563EB"/>
-          <w:sz w:val="20"/>
         </w:rPr>
-        <w:t xml:space="preserve">– </w:t>
+        <w:t>Bảng xếp hạng thời gian thực:</w:t>
       </w:r>
       <w:r>
-        <w:rPr>
-          <w:rFonts w:ascii="Segoe UI" w:hAnsi="Segoe UI"/>
-          <w:b/>
-          <w:i w:val="0"/>
-          <w:sz w:val="21"/>
-        </w:rPr>
-      </w:r>
-      <w:r>
-        <w:rPr>
-          <w:rFonts w:ascii="Segoe UI" w:hAnsi="Segoe UI"/>
-          <w:b w:val="0"/>
-          <w:i w:val="0"/>
-          <w:sz w:val="21"/>
-        </w:rPr>
         <w:t xml:space="preserve"> Áp dụng chuẩn quốc tế ACM/ICPC Rules (điểm tuyệt đối + phạt thời gian) và Partial IOI Rules.</w:t>
       </w:r>
     </w:p>
     <w:p>
       <w:pPr>
-        <w:spacing w:before="160" w:after="160"/>
-        <w:pBdr>
-          <w:bottom w:val="single" w:sz="6" w:space="1" w:color="E2E8F0"/>
-        </w:pBdr>
-      </w:pPr>
+        <w:spacing w:before="120" w:after="120"/>
+      </w:pPr>
+      <w:r>
+        <w:rPr>
+          <w:color w:val="CBD5E1"/>
+        </w:rPr>
+        <w:t>——————————————————————————————————————————————————</w:t>
+      </w:r>
     </w:p>
     <w:p>
       <w:pPr>
         <w:keepNext/>
-        <w:spacing w:before="320" w:after="80"/>
+        <w:spacing w:before="280" w:after="120"/>
       </w:pPr>
       <w:r>
         <w:rPr>
-          <w:rFonts w:ascii="Segoe UI" w:hAnsi="Segoe UI"/>
+          <w:rFonts w:ascii="Calibri" w:hAnsi="Calibri"/>
           <w:b/>
           <w:color w:val="1D4ED8"/>
-          <w:sz w:val="30"/>
+          <w:sz w:val="32"/>
         </w:rPr>
         <w:t>2. CHÂN DUNG NGƯỜI DÙNG &amp; MA TRẬN PHÂN QUYỀN (RBAC)</w:t>
       </w:r>
     </w:p>
     <w:p>
       <w:pPr>
-        <w:spacing w:before="40" w:after="100" w:line="276" w:lineRule="auto"/>
+        <w:spacing w:before="60" w:after="80" w:line="276" w:lineRule="auto"/>
       </w:pPr>
       <w:r>
-        <w:rPr>
-          <w:rFonts w:ascii="Segoe UI" w:hAnsi="Segoe UI"/>
-          <w:b w:val="0"/>
-          <w:i w:val="0"/>
-          <w:sz w:val="21"/>
-        </w:rPr>
         <w:t>Hệ thống thiết lập 3 vai trò người dùng với ranh giới quyền hạn được phân định chặt chẽ:</w:t>
       </w:r>
     </w:p>
@@ -997,15 +558,8 @@
       <w:tblPr>
         <w:tblW w:type="auto" w:w="0"/>
         <w:jc w:val="center"/>
+        <w:tblLayout w:type="autofit"/>
         <w:tblLook w:firstColumn="1" w:firstRow="1" w:lastColumn="0" w:lastRow="0" w:noHBand="0" w:noVBand="1" w:val="04A0"/>
-        <w:tblBorders>
-          <w:top w:val="single" w:sz="4" w:space="0" w:color="D1D5DB"/>
-          <w:bottom w:val="single" w:sz="6" w:space="0" w:color="D1D5DB"/>
-          <w:left w:val="none"/>
-          <w:right w:val="none"/>
-          <w:insideH w:val="single" w:sz="4" w:space="0" w:color="D1D5DB"/>
-          <w:insideV w:val="none"/>
-        </w:tblBorders>
       </w:tblPr>
       <w:tblGrid>
         <w:gridCol w:w="2340"/>
@@ -1014,31 +568,27 @@
         <w:gridCol w:w="2340"/>
       </w:tblGrid>
       <w:tr>
-        <w:trPr>
-          <w:cantSplit/>
-          <w:tblHeader/>
-        </w:trPr>
         <w:tc>
           <w:tcPr>
             <w:tcW w:type="dxa" w:w="2340"/>
+            <w:shd w:fill="1E3A8A"/>
             <w:tcMar>
-              <w:top w:w="120" w:type="dxa"/>
-              <w:bottom w:w="120" w:type="dxa"/>
-              <w:left w:w="160" w:type="dxa"/>
-              <w:right w:w="160" w:type="dxa"/>
+              <w:top w:w="100" w:type="dxa"/>
+              <w:bottom w:w="100" w:type="dxa"/>
+              <w:left w:w="120" w:type="dxa"/>
+              <w:right w:w="120" w:type="dxa"/>
             </w:tcMar>
-            <w:shd w:fill="1E3A8A"/>
           </w:tcPr>
           <w:p>
             <w:pPr>
-              <w:spacing w:before="40" w:after="40" w:line="276" w:lineRule="auto"/>
+              <w:spacing w:before="60" w:after="60"/>
+              <w:jc w:val="center"/>
             </w:pPr>
             <w:r>
               <w:rPr>
-                <w:rFonts w:ascii="Segoe UI" w:hAnsi="Segoe UI"/>
                 <w:b/>
                 <w:color w:val="FFFFFF"/>
-                <w:sz w:val="19"/>
+                <w:sz w:val="20"/>
               </w:rPr>
               <w:t>Chức năng</w:t>
             </w:r>
@@ -1047,24 +597,24 @@
         <w:tc>
           <w:tcPr>
             <w:tcW w:type="dxa" w:w="2340"/>
+            <w:shd w:fill="1E3A8A"/>
             <w:tcMar>
-              <w:top w:w="120" w:type="dxa"/>
-              <w:bottom w:w="120" w:type="dxa"/>
-              <w:left w:w="160" w:type="dxa"/>
-              <w:right w:w="160" w:type="dxa"/>
+              <w:top w:w="100" w:type="dxa"/>
+              <w:bottom w:w="100" w:type="dxa"/>
+              <w:left w:w="120" w:type="dxa"/>
+              <w:right w:w="120" w:type="dxa"/>
             </w:tcMar>
-            <w:shd w:fill="1E3A8A"/>
           </w:tcPr>
           <w:p>
             <w:pPr>
-              <w:spacing w:before="40" w:after="40" w:line="276" w:lineRule="auto"/>
+              <w:spacing w:before="60" w:after="60"/>
+              <w:jc w:val="center"/>
             </w:pPr>
             <w:r>
               <w:rPr>
-                <w:rFonts w:ascii="Segoe UI" w:hAnsi="Segoe UI"/>
                 <w:b/>
                 <w:color w:val="FFFFFF"/>
-                <w:sz w:val="19"/>
+                <w:sz w:val="20"/>
               </w:rPr>
               <w:t>USER (Thí sinh / Học viên)</w:t>
             </w:r>
@@ -1073,24 +623,24 @@
         <w:tc>
           <w:tcPr>
             <w:tcW w:type="dxa" w:w="2340"/>
+            <w:shd w:fill="1E3A8A"/>
             <w:tcMar>
-              <w:top w:w="120" w:type="dxa"/>
-              <w:bottom w:w="120" w:type="dxa"/>
-              <w:left w:w="160" w:type="dxa"/>
-              <w:right w:w="160" w:type="dxa"/>
+              <w:top w:w="100" w:type="dxa"/>
+              <w:bottom w:w="100" w:type="dxa"/>
+              <w:left w:w="120" w:type="dxa"/>
+              <w:right w:w="120" w:type="dxa"/>
             </w:tcMar>
-            <w:shd w:fill="1E3A8A"/>
           </w:tcPr>
           <w:p>
             <w:pPr>
-              <w:spacing w:before="40" w:after="40" w:line="276" w:lineRule="auto"/>
+              <w:spacing w:before="60" w:after="60"/>
+              <w:jc w:val="center"/>
             </w:pPr>
             <w:r>
               <w:rPr>
-                <w:rFonts w:ascii="Segoe UI" w:hAnsi="Segoe UI"/>
                 <w:b/>
                 <w:color w:val="FFFFFF"/>
-                <w:sz w:val="19"/>
+                <w:sz w:val="20"/>
               </w:rPr>
               <w:t>INSTRUCTOR (Giảng viên / Ra đề)</w:t>
             </w:r>
@@ -1099,24 +649,24 @@
         <w:tc>
           <w:tcPr>
             <w:tcW w:type="dxa" w:w="2340"/>
+            <w:shd w:fill="1E3A8A"/>
             <w:tcMar>
-              <w:top w:w="120" w:type="dxa"/>
-              <w:bottom w:w="120" w:type="dxa"/>
-              <w:left w:w="160" w:type="dxa"/>
-              <w:right w:w="160" w:type="dxa"/>
+              <w:top w:w="100" w:type="dxa"/>
+              <w:bottom w:w="100" w:type="dxa"/>
+              <w:left w:w="120" w:type="dxa"/>
+              <w:right w:w="120" w:type="dxa"/>
             </w:tcMar>
-            <w:shd w:fill="1E3A8A"/>
           </w:tcPr>
           <w:p>
             <w:pPr>
-              <w:spacing w:before="40" w:after="40" w:line="276" w:lineRule="auto"/>
+              <w:spacing w:before="60" w:after="60"/>
+              <w:jc w:val="center"/>
             </w:pPr>
             <w:r>
               <w:rPr>
-                <w:rFonts w:ascii="Segoe UI" w:hAnsi="Segoe UI"/>
                 <w:b/>
                 <w:color w:val="FFFFFF"/>
-                <w:sz w:val="19"/>
+                <w:sz w:val="20"/>
               </w:rPr>
               <w:t>ADMIN (Quản trị viên Hệ thống)</w:t>
             </w:r>
@@ -1124,54 +674,48 @@
         </w:tc>
       </w:tr>
       <w:tr>
-        <w:trPr>
-          <w:cantSplit/>
-        </w:trPr>
         <w:tc>
           <w:tcPr>
             <w:tcW w:type="dxa" w:w="2340"/>
+            <w:shd w:fill="FFFFFF"/>
             <w:tcMar>
-              <w:top w:w="120" w:type="dxa"/>
-              <w:bottom w:w="120" w:type="dxa"/>
-              <w:left w:w="160" w:type="dxa"/>
-              <w:right w:w="160" w:type="dxa"/>
+              <w:top w:w="80" w:type="dxa"/>
+              <w:bottom w:w="80" w:type="dxa"/>
+              <w:left w:w="100" w:type="dxa"/>
+              <w:right w:w="100" w:type="dxa"/>
             </w:tcMar>
-            <w:shd w:fill="F8FAFC"/>
           </w:tcPr>
           <w:p>
             <w:pPr>
-              <w:spacing w:before="40" w:after="40" w:line="276" w:lineRule="auto"/>
+              <w:spacing w:before="40" w:after="40"/>
             </w:pPr>
             <w:r>
               <w:rPr>
-                <w:rFonts w:ascii="Segoe UI" w:hAnsi="Segoe UI"/>
-                <w:b/>
-                <w:i w:val="0"/>
+                <w:color w:val="334155"/>
                 <w:sz w:val="19"/>
               </w:rPr>
+              <w:t>Đăng ký tài khoản mới</w:t>
             </w:r>
           </w:p>
         </w:tc>
         <w:tc>
           <w:tcPr>
             <w:tcW w:type="dxa" w:w="2340"/>
+            <w:shd w:fill="FFFFFF"/>
             <w:tcMar>
-              <w:top w:w="120" w:type="dxa"/>
-              <w:bottom w:w="120" w:type="dxa"/>
-              <w:left w:w="160" w:type="dxa"/>
-              <w:right w:w="160" w:type="dxa"/>
+              <w:top w:w="80" w:type="dxa"/>
+              <w:bottom w:w="80" w:type="dxa"/>
+              <w:left w:w="100" w:type="dxa"/>
+              <w:right w:w="100" w:type="dxa"/>
             </w:tcMar>
-            <w:shd w:fill="F8FAFC"/>
           </w:tcPr>
           <w:p>
             <w:pPr>
-              <w:spacing w:before="40" w:after="40" w:line="276" w:lineRule="auto"/>
+              <w:spacing w:before="40" w:after="40"/>
             </w:pPr>
             <w:r>
               <w:rPr>
-                <w:rFonts w:ascii="Segoe UI" w:hAnsi="Segoe UI"/>
-                <w:b w:val="0"/>
-                <w:i w:val="0"/>
+                <w:color w:val="334155"/>
                 <w:sz w:val="19"/>
               </w:rPr>
               <w:t>Tự do qua API public</w:t>
@@ -1181,23 +725,21 @@
         <w:tc>
           <w:tcPr>
             <w:tcW w:type="dxa" w:w="2340"/>
+            <w:shd w:fill="FFFFFF"/>
             <w:tcMar>
-              <w:top w:w="120" w:type="dxa"/>
-              <w:bottom w:w="120" w:type="dxa"/>
-              <w:left w:w="160" w:type="dxa"/>
-              <w:right w:w="160" w:type="dxa"/>
+              <w:top w:w="80" w:type="dxa"/>
+              <w:bottom w:w="80" w:type="dxa"/>
+              <w:left w:w="100" w:type="dxa"/>
+              <w:right w:w="100" w:type="dxa"/>
             </w:tcMar>
-            <w:shd w:fill="F8FAFC"/>
           </w:tcPr>
           <w:p>
             <w:pPr>
-              <w:spacing w:before="40" w:after="40" w:line="276" w:lineRule="auto"/>
+              <w:spacing w:before="40" w:after="40"/>
             </w:pPr>
             <w:r>
               <w:rPr>
-                <w:rFonts w:ascii="Segoe UI" w:hAnsi="Segoe UI"/>
-                <w:b w:val="0"/>
-                <w:i w:val="0"/>
+                <w:color w:val="334155"/>
                 <w:sz w:val="19"/>
               </w:rPr>
               <w:t>Được cấp bởi Admin</w:t>
@@ -1207,23 +749,21 @@
         <w:tc>
           <w:tcPr>
             <w:tcW w:type="dxa" w:w="2340"/>
+            <w:shd w:fill="FFFFFF"/>
             <w:tcMar>
-              <w:top w:w="120" w:type="dxa"/>
-              <w:bottom w:w="120" w:type="dxa"/>
-              <w:left w:w="160" w:type="dxa"/>
-              <w:right w:w="160" w:type="dxa"/>
+              <w:top w:w="80" w:type="dxa"/>
+              <w:bottom w:w="80" w:type="dxa"/>
+              <w:left w:w="100" w:type="dxa"/>
+              <w:right w:w="100" w:type="dxa"/>
             </w:tcMar>
-            <w:shd w:fill="F8FAFC"/>
           </w:tcPr>
           <w:p>
             <w:pPr>
-              <w:spacing w:before="40" w:after="40" w:line="276" w:lineRule="auto"/>
+              <w:spacing w:before="40" w:after="40"/>
             </w:pPr>
             <w:r>
               <w:rPr>
-                <w:rFonts w:ascii="Segoe UI" w:hAnsi="Segoe UI"/>
-                <w:b w:val="0"/>
-                <w:i w:val="0"/>
+                <w:color w:val="334155"/>
                 <w:sz w:val="19"/>
               </w:rPr>
               <w:t>Được cấp quyền hệ thống</w:t>
@@ -1232,99 +772,72 @@
         </w:tc>
       </w:tr>
       <w:tr>
-        <w:trPr>
-          <w:cantSplit/>
-        </w:trPr>
         <w:tc>
           <w:tcPr>
             <w:tcW w:type="dxa" w:w="2340"/>
+            <w:shd w:fill="F8FAFC"/>
             <w:tcMar>
-              <w:top w:w="120" w:type="dxa"/>
-              <w:bottom w:w="120" w:type="dxa"/>
-              <w:left w:w="160" w:type="dxa"/>
-              <w:right w:w="160" w:type="dxa"/>
+              <w:top w:w="80" w:type="dxa"/>
+              <w:bottom w:w="80" w:type="dxa"/>
+              <w:left w:w="100" w:type="dxa"/>
+              <w:right w:w="100" w:type="dxa"/>
             </w:tcMar>
-            <w:shd w:fill="FFFFFF"/>
           </w:tcPr>
           <w:p>
             <w:pPr>
-              <w:spacing w:before="40" w:after="40" w:line="276" w:lineRule="auto"/>
+              <w:spacing w:before="40" w:after="40"/>
             </w:pPr>
             <w:r>
               <w:rPr>
-                <w:rFonts w:ascii="Segoe UI" w:hAnsi="Segoe UI"/>
-                <w:b/>
-                <w:i w:val="0"/>
+                <w:color w:val="334155"/>
                 <w:sz w:val="19"/>
               </w:rPr>
+              <w:t>Xem danh sách bài tập công khai</w:t>
             </w:r>
           </w:p>
         </w:tc>
         <w:tc>
           <w:tcPr>
             <w:tcW w:type="dxa" w:w="2340"/>
+            <w:shd w:fill="F8FAFC"/>
             <w:tcMar>
-              <w:top w:w="120" w:type="dxa"/>
-              <w:bottom w:w="120" w:type="dxa"/>
-              <w:left w:w="160" w:type="dxa"/>
-              <w:right w:w="160" w:type="dxa"/>
+              <w:top w:w="80" w:type="dxa"/>
+              <w:bottom w:w="80" w:type="dxa"/>
+              <w:left w:w="100" w:type="dxa"/>
+              <w:right w:w="100" w:type="dxa"/>
             </w:tcMar>
-            <w:shd w:fill="FFFFFF"/>
           </w:tcPr>
           <w:p>
             <w:pPr>
-              <w:spacing w:before="40" w:after="40" w:line="276" w:lineRule="auto"/>
+              <w:spacing w:before="40" w:after="40"/>
             </w:pPr>
             <w:r>
               <w:rPr>
-                <w:rFonts w:ascii="Segoe UI" w:hAnsi="Segoe UI"/>
-                <w:b w:val="0"/>
-                <w:i w:val="0"/>
+                <w:color w:val="334155"/>
                 <w:sz w:val="19"/>
               </w:rPr>
-              <w:t>Có (</w:t>
-            </w:r>
-            <w:r>
-              <w:rPr>
-                <w:rFonts w:ascii="Consolas" w:hAnsi="Consolas"/>
-                <w:b w:val="0"/>
-                <w:i w:val="0"/>
-                <w:color w:val="1E293B"/>
-                <w:sz w:val="19"/>
-              </w:rPr>
-              <w:t>`PUBLISHED`</w:t>
-            </w:r>
-            <w:r>
-              <w:rPr>
-                <w:rFonts w:ascii="Segoe UI" w:hAnsi="Segoe UI"/>
-                <w:b w:val="0"/>
-                <w:i w:val="0"/>
-                <w:sz w:val="19"/>
-              </w:rPr>
-              <w:t>)</w:t>
+              <w:t>Có (PUBLISHED)</w:t>
             </w:r>
           </w:p>
         </w:tc>
         <w:tc>
           <w:tcPr>
             <w:tcW w:type="dxa" w:w="2340"/>
+            <w:shd w:fill="F8FAFC"/>
             <w:tcMar>
-              <w:top w:w="120" w:type="dxa"/>
-              <w:bottom w:w="120" w:type="dxa"/>
-              <w:left w:w="160" w:type="dxa"/>
-              <w:right w:w="160" w:type="dxa"/>
+              <w:top w:w="80" w:type="dxa"/>
+              <w:bottom w:w="80" w:type="dxa"/>
+              <w:left w:w="100" w:type="dxa"/>
+              <w:right w:w="100" w:type="dxa"/>
             </w:tcMar>
-            <w:shd w:fill="FFFFFF"/>
           </w:tcPr>
           <w:p>
             <w:pPr>
-              <w:spacing w:before="40" w:after="40" w:line="276" w:lineRule="auto"/>
+              <w:spacing w:before="40" w:after="40"/>
             </w:pPr>
             <w:r>
               <w:rPr>
-                <w:rFonts w:ascii="Segoe UI" w:hAnsi="Segoe UI"/>
-                <w:b w:val="0"/>
-                <w:i w:val="0"/>
+                <w:color w:val="334155"/>
                 <w:sz w:val="19"/>
               </w:rPr>
               <w:t>Có (Toàn bộ)</w:t>
@@ -1334,23 +847,21 @@
         <w:tc>
           <w:tcPr>
             <w:tcW w:type="dxa" w:w="2340"/>
+            <w:shd w:fill="F8FAFC"/>
             <w:tcMar>
-              <w:top w:w="120" w:type="dxa"/>
-              <w:bottom w:w="120" w:type="dxa"/>
-              <w:left w:w="160" w:type="dxa"/>
-              <w:right w:w="160" w:type="dxa"/>
+              <w:top w:w="80" w:type="dxa"/>
+              <w:bottom w:w="80" w:type="dxa"/>
+              <w:left w:w="100" w:type="dxa"/>
+              <w:right w:w="100" w:type="dxa"/>
             </w:tcMar>
-            <w:shd w:fill="FFFFFF"/>
           </w:tcPr>
           <w:p>
             <w:pPr>
-              <w:spacing w:before="40" w:after="40" w:line="276" w:lineRule="auto"/>
+              <w:spacing w:before="40" w:after="40"/>
             </w:pPr>
             <w:r>
               <w:rPr>
-                <w:rFonts w:ascii="Segoe UI" w:hAnsi="Segoe UI"/>
-                <w:b w:val="0"/>
-                <w:i w:val="0"/>
+                <w:color w:val="334155"/>
                 <w:sz w:val="19"/>
               </w:rPr>
               <w:t>Có (Toàn bộ)</w:t>
@@ -1359,99 +870,72 @@
         </w:tc>
       </w:tr>
       <w:tr>
-        <w:trPr>
-          <w:cantSplit/>
-        </w:trPr>
         <w:tc>
           <w:tcPr>
             <w:tcW w:type="dxa" w:w="2340"/>
+            <w:shd w:fill="FFFFFF"/>
             <w:tcMar>
-              <w:top w:w="120" w:type="dxa"/>
-              <w:bottom w:w="120" w:type="dxa"/>
-              <w:left w:w="160" w:type="dxa"/>
-              <w:right w:w="160" w:type="dxa"/>
+              <w:top w:w="80" w:type="dxa"/>
+              <w:bottom w:w="80" w:type="dxa"/>
+              <w:left w:w="100" w:type="dxa"/>
+              <w:right w:w="100" w:type="dxa"/>
             </w:tcMar>
-            <w:shd w:fill="F8FAFC"/>
           </w:tcPr>
           <w:p>
             <w:pPr>
-              <w:spacing w:before="40" w:after="40" w:line="276" w:lineRule="auto"/>
+              <w:spacing w:before="40" w:after="40"/>
             </w:pPr>
             <w:r>
               <w:rPr>
-                <w:rFonts w:ascii="Segoe UI" w:hAnsi="Segoe UI"/>
-                <w:b/>
-                <w:i w:val="0"/>
+                <w:color w:val="334155"/>
                 <w:sz w:val="19"/>
               </w:rPr>
+              <w:t>Xem Testcase của Đề bài</w:t>
             </w:r>
           </w:p>
         </w:tc>
         <w:tc>
           <w:tcPr>
             <w:tcW w:type="dxa" w:w="2340"/>
+            <w:shd w:fill="FFFFFF"/>
             <w:tcMar>
-              <w:top w:w="120" w:type="dxa"/>
-              <w:bottom w:w="120" w:type="dxa"/>
-              <w:left w:w="160" w:type="dxa"/>
-              <w:right w:w="160" w:type="dxa"/>
+              <w:top w:w="80" w:type="dxa"/>
+              <w:bottom w:w="80" w:type="dxa"/>
+              <w:left w:w="100" w:type="dxa"/>
+              <w:right w:w="100" w:type="dxa"/>
             </w:tcMar>
-            <w:shd w:fill="F8FAFC"/>
           </w:tcPr>
           <w:p>
             <w:pPr>
-              <w:spacing w:before="40" w:after="40" w:line="276" w:lineRule="auto"/>
+              <w:spacing w:before="40" w:after="40"/>
             </w:pPr>
             <w:r>
               <w:rPr>
-                <w:rFonts w:ascii="Segoe UI" w:hAnsi="Segoe UI"/>
-                <w:b w:val="0"/>
-                <w:i w:val="0"/>
+                <w:color w:val="334155"/>
                 <w:sz w:val="19"/>
               </w:rPr>
-              <w:t>Chỉ xem testcase công khai (</w:t>
-            </w:r>
-            <w:r>
-              <w:rPr>
-                <w:rFonts w:ascii="Consolas" w:hAnsi="Consolas"/>
-                <w:b w:val="0"/>
-                <w:i w:val="0"/>
-                <w:color w:val="1E293B"/>
-                <w:sz w:val="19"/>
-              </w:rPr>
-              <w:t>`is_hidden = false`</w:t>
-            </w:r>
-            <w:r>
-              <w:rPr>
-                <w:rFonts w:ascii="Segoe UI" w:hAnsi="Segoe UI"/>
-                <w:b w:val="0"/>
-                <w:i w:val="0"/>
-                <w:sz w:val="19"/>
-              </w:rPr>
-              <w:t>)</w:t>
+              <w:t>Chỉ xem testcase công khai (is_hidden = false)</w:t>
             </w:r>
           </w:p>
         </w:tc>
         <w:tc>
           <w:tcPr>
             <w:tcW w:type="dxa" w:w="2340"/>
+            <w:shd w:fill="FFFFFF"/>
             <w:tcMar>
-              <w:top w:w="120" w:type="dxa"/>
-              <w:bottom w:w="120" w:type="dxa"/>
-              <w:left w:w="160" w:type="dxa"/>
-              <w:right w:w="160" w:type="dxa"/>
+              <w:top w:w="80" w:type="dxa"/>
+              <w:bottom w:w="80" w:type="dxa"/>
+              <w:left w:w="100" w:type="dxa"/>
+              <w:right w:w="100" w:type="dxa"/>
             </w:tcMar>
-            <w:shd w:fill="F8FAFC"/>
           </w:tcPr>
           <w:p>
             <w:pPr>
-              <w:spacing w:before="40" w:after="40" w:line="276" w:lineRule="auto"/>
+              <w:spacing w:before="40" w:after="40"/>
             </w:pPr>
             <w:r>
               <w:rPr>
-                <w:rFonts w:ascii="Segoe UI" w:hAnsi="Segoe UI"/>
-                <w:b w:val="0"/>
-                <w:i w:val="0"/>
+                <w:color w:val="334155"/>
                 <w:sz w:val="19"/>
               </w:rPr>
               <w:t>Xem toàn bộ (công khai + ẩn)</w:t>
@@ -1461,23 +945,21 @@
         <w:tc>
           <w:tcPr>
             <w:tcW w:type="dxa" w:w="2340"/>
+            <w:shd w:fill="FFFFFF"/>
             <w:tcMar>
-              <w:top w:w="120" w:type="dxa"/>
-              <w:bottom w:w="120" w:type="dxa"/>
-              <w:left w:w="160" w:type="dxa"/>
-              <w:right w:w="160" w:type="dxa"/>
+              <w:top w:w="80" w:type="dxa"/>
+              <w:bottom w:w="80" w:type="dxa"/>
+              <w:left w:w="100" w:type="dxa"/>
+              <w:right w:w="100" w:type="dxa"/>
             </w:tcMar>
-            <w:shd w:fill="F8FAFC"/>
           </w:tcPr>
           <w:p>
             <w:pPr>
-              <w:spacing w:before="40" w:after="40" w:line="276" w:lineRule="auto"/>
+              <w:spacing w:before="40" w:after="40"/>
             </w:pPr>
             <w:r>
               <w:rPr>
-                <w:rFonts w:ascii="Segoe UI" w:hAnsi="Segoe UI"/>
-                <w:b w:val="0"/>
-                <w:i w:val="0"/>
+                <w:color w:val="334155"/>
                 <w:sz w:val="19"/>
               </w:rPr>
               <w:t>Xem toàn bộ</w:t>
@@ -1486,54 +968,48 @@
         </w:tc>
       </w:tr>
       <w:tr>
-        <w:trPr>
-          <w:cantSplit/>
-        </w:trPr>
         <w:tc>
           <w:tcPr>
             <w:tcW w:type="dxa" w:w="2340"/>
+            <w:shd w:fill="F8FAFC"/>
             <w:tcMar>
-              <w:top w:w="120" w:type="dxa"/>
-              <w:bottom w:w="120" w:type="dxa"/>
-              <w:left w:w="160" w:type="dxa"/>
-              <w:right w:w="160" w:type="dxa"/>
+              <w:top w:w="80" w:type="dxa"/>
+              <w:bottom w:w="80" w:type="dxa"/>
+              <w:left w:w="100" w:type="dxa"/>
+              <w:right w:w="100" w:type="dxa"/>
             </w:tcMar>
-            <w:shd w:fill="FFFFFF"/>
           </w:tcPr>
           <w:p>
             <w:pPr>
-              <w:spacing w:before="40" w:after="40" w:line="276" w:lineRule="auto"/>
+              <w:spacing w:before="40" w:after="40"/>
             </w:pPr>
             <w:r>
               <w:rPr>
-                <w:rFonts w:ascii="Segoe UI" w:hAnsi="Segoe UI"/>
-                <w:b/>
-                <w:i w:val="0"/>
+                <w:color w:val="334155"/>
                 <w:sz w:val="19"/>
               </w:rPr>
+              <w:t>Tạo mới &amp; Sửa Đề bài</w:t>
             </w:r>
           </w:p>
         </w:tc>
         <w:tc>
           <w:tcPr>
             <w:tcW w:type="dxa" w:w="2340"/>
+            <w:shd w:fill="F8FAFC"/>
             <w:tcMar>
-              <w:top w:w="120" w:type="dxa"/>
-              <w:bottom w:w="120" w:type="dxa"/>
-              <w:left w:w="160" w:type="dxa"/>
-              <w:right w:w="160" w:type="dxa"/>
+              <w:top w:w="80" w:type="dxa"/>
+              <w:bottom w:w="80" w:type="dxa"/>
+              <w:left w:w="100" w:type="dxa"/>
+              <w:right w:w="100" w:type="dxa"/>
             </w:tcMar>
-            <w:shd w:fill="FFFFFF"/>
           </w:tcPr>
           <w:p>
             <w:pPr>
-              <w:spacing w:before="40" w:after="40" w:line="276" w:lineRule="auto"/>
+              <w:spacing w:before="40" w:after="40"/>
             </w:pPr>
             <w:r>
               <w:rPr>
-                <w:rFonts w:ascii="Segoe UI" w:hAnsi="Segoe UI"/>
-                <w:b w:val="0"/>
-                <w:i w:val="0"/>
+                <w:color w:val="334155"/>
                 <w:sz w:val="19"/>
               </w:rPr>
               <w:t>Không (403 Forbidden)</w:t>
@@ -1543,23 +1019,21 @@
         <w:tc>
           <w:tcPr>
             <w:tcW w:type="dxa" w:w="2340"/>
+            <w:shd w:fill="F8FAFC"/>
             <w:tcMar>
-              <w:top w:w="120" w:type="dxa"/>
-              <w:bottom w:w="120" w:type="dxa"/>
-              <w:left w:w="160" w:type="dxa"/>
-              <w:right w:w="160" w:type="dxa"/>
+              <w:top w:w="80" w:type="dxa"/>
+              <w:bottom w:w="80" w:type="dxa"/>
+              <w:left w:w="100" w:type="dxa"/>
+              <w:right w:w="100" w:type="dxa"/>
             </w:tcMar>
-            <w:shd w:fill="FFFFFF"/>
           </w:tcPr>
           <w:p>
             <w:pPr>
-              <w:spacing w:before="40" w:after="40" w:line="276" w:lineRule="auto"/>
+              <w:spacing w:before="40" w:after="40"/>
             </w:pPr>
             <w:r>
               <w:rPr>
-                <w:rFonts w:ascii="Segoe UI" w:hAnsi="Segoe UI"/>
-                <w:b w:val="0"/>
-                <w:i w:val="0"/>
+                <w:color w:val="334155"/>
                 <w:sz w:val="19"/>
               </w:rPr>
               <w:t>Có (Tự sinh slug duy nhất)</w:t>
@@ -1569,24 +1043,21 @@
         <w:tc>
           <w:tcPr>
             <w:tcW w:type="dxa" w:w="2340"/>
+            <w:shd w:fill="F8FAFC"/>
             <w:tcMar>
-              <w:top w:w="120" w:type="dxa"/>
-              <w:bottom w:w="120" w:type="dxa"/>
-              <w:left w:w="160" w:type="dxa"/>
-              <w:right w:w="160" w:type="dxa"/>
+              <w:top w:w="80" w:type="dxa"/>
+              <w:bottom w:w="80" w:type="dxa"/>
+              <w:left w:w="100" w:type="dxa"/>
+              <w:right w:w="100" w:type="dxa"/>
             </w:tcMar>
-            <w:shd w:fill="FFFFFF"/>
           </w:tcPr>
           <w:p>
             <w:pPr>
-              <w:spacing w:before="40" w:after="40" w:line="276" w:lineRule="auto"/>
-              <w:jc w:val="center"/>
+              <w:spacing w:before="40" w:after="40"/>
             </w:pPr>
             <w:r>
               <w:rPr>
-                <w:rFonts w:ascii="Segoe UI" w:hAnsi="Segoe UI"/>
-                <w:b w:val="0"/>
-                <w:i w:val="0"/>
+                <w:color w:val="334155"/>
                 <w:sz w:val="19"/>
               </w:rPr>
               <w:t>Có</w:t>
@@ -1595,54 +1066,48 @@
         </w:tc>
       </w:tr>
       <w:tr>
-        <w:trPr>
-          <w:cantSplit/>
-        </w:trPr>
         <w:tc>
           <w:tcPr>
             <w:tcW w:type="dxa" w:w="2340"/>
+            <w:shd w:fill="FFFFFF"/>
             <w:tcMar>
-              <w:top w:w="120" w:type="dxa"/>
-              <w:bottom w:w="120" w:type="dxa"/>
-              <w:left w:w="160" w:type="dxa"/>
-              <w:right w:w="160" w:type="dxa"/>
+              <w:top w:w="80" w:type="dxa"/>
+              <w:bottom w:w="80" w:type="dxa"/>
+              <w:left w:w="100" w:type="dxa"/>
+              <w:right w:w="100" w:type="dxa"/>
             </w:tcMar>
-            <w:shd w:fill="F8FAFC"/>
           </w:tcPr>
           <w:p>
             <w:pPr>
-              <w:spacing w:before="40" w:after="40" w:line="276" w:lineRule="auto"/>
+              <w:spacing w:before="40" w:after="40"/>
             </w:pPr>
             <w:r>
               <w:rPr>
-                <w:rFonts w:ascii="Segoe UI" w:hAnsi="Segoe UI"/>
-                <w:b/>
-                <w:i w:val="0"/>
+                <w:color w:val="334155"/>
                 <w:sz w:val="19"/>
               </w:rPr>
+              <w:t>Xóa Đề bài</w:t>
             </w:r>
           </w:p>
         </w:tc>
         <w:tc>
           <w:tcPr>
             <w:tcW w:type="dxa" w:w="2340"/>
+            <w:shd w:fill="FFFFFF"/>
             <w:tcMar>
-              <w:top w:w="120" w:type="dxa"/>
-              <w:bottom w:w="120" w:type="dxa"/>
-              <w:left w:w="160" w:type="dxa"/>
-              <w:right w:w="160" w:type="dxa"/>
+              <w:top w:w="80" w:type="dxa"/>
+              <w:bottom w:w="80" w:type="dxa"/>
+              <w:left w:w="100" w:type="dxa"/>
+              <w:right w:w="100" w:type="dxa"/>
             </w:tcMar>
-            <w:shd w:fill="F8FAFC"/>
           </w:tcPr>
           <w:p>
             <w:pPr>
-              <w:spacing w:before="40" w:after="40" w:line="276" w:lineRule="auto"/>
+              <w:spacing w:before="40" w:after="40"/>
             </w:pPr>
             <w:r>
               <w:rPr>
-                <w:rFonts w:ascii="Segoe UI" w:hAnsi="Segoe UI"/>
-                <w:b w:val="0"/>
-                <w:i w:val="0"/>
+                <w:color w:val="334155"/>
                 <w:sz w:val="19"/>
               </w:rPr>
               <w:t>Không (403 Forbidden)</w:t>
@@ -1652,23 +1117,21 @@
         <w:tc>
           <w:tcPr>
             <w:tcW w:type="dxa" w:w="2340"/>
+            <w:shd w:fill="FFFFFF"/>
             <w:tcMar>
-              <w:top w:w="120" w:type="dxa"/>
-              <w:bottom w:w="120" w:type="dxa"/>
-              <w:left w:w="160" w:type="dxa"/>
-              <w:right w:w="160" w:type="dxa"/>
+              <w:top w:w="80" w:type="dxa"/>
+              <w:bottom w:w="80" w:type="dxa"/>
+              <w:left w:w="100" w:type="dxa"/>
+              <w:right w:w="100" w:type="dxa"/>
             </w:tcMar>
-            <w:shd w:fill="F8FAFC"/>
           </w:tcPr>
           <w:p>
             <w:pPr>
-              <w:spacing w:before="40" w:after="40" w:line="276" w:lineRule="auto"/>
+              <w:spacing w:before="40" w:after="40"/>
             </w:pPr>
             <w:r>
               <w:rPr>
-                <w:rFonts w:ascii="Segoe UI" w:hAnsi="Segoe UI"/>
-                <w:b w:val="0"/>
-                <w:i w:val="0"/>
+                <w:color w:val="334155"/>
                 <w:sz w:val="19"/>
               </w:rPr>
               <w:t>Không (403 Forbidden)</w:t>
@@ -1678,98 +1141,71 @@
         <w:tc>
           <w:tcPr>
             <w:tcW w:type="dxa" w:w="2340"/>
+            <w:shd w:fill="FFFFFF"/>
             <w:tcMar>
-              <w:top w:w="120" w:type="dxa"/>
-              <w:bottom w:w="120" w:type="dxa"/>
-              <w:left w:w="160" w:type="dxa"/>
-              <w:right w:w="160" w:type="dxa"/>
+              <w:top w:w="80" w:type="dxa"/>
+              <w:bottom w:w="80" w:type="dxa"/>
+              <w:left w:w="100" w:type="dxa"/>
+              <w:right w:w="100" w:type="dxa"/>
             </w:tcMar>
-            <w:shd w:fill="F8FAFC"/>
           </w:tcPr>
           <w:p>
             <w:pPr>
-              <w:spacing w:before="40" w:after="40" w:line="276" w:lineRule="auto"/>
+              <w:spacing w:before="40" w:after="40"/>
             </w:pPr>
             <w:r>
               <w:rPr>
-                <w:rFonts w:ascii="Segoe UI" w:hAnsi="Segoe UI"/>
-                <w:b w:val="0"/>
-                <w:i w:val="0"/>
+                <w:color w:val="334155"/>
                 <w:sz w:val="19"/>
               </w:rPr>
-              <w:t>Có (</w:t>
-            </w:r>
-            <w:r>
-              <w:rPr>
-                <w:rFonts w:ascii="Consolas" w:hAnsi="Consolas"/>
-                <w:b w:val="0"/>
-                <w:i w:val="0"/>
-                <w:color w:val="1E293B"/>
-                <w:sz w:val="19"/>
-              </w:rPr>
-              <w:t>`ADMIN`</w:t>
-            </w:r>
-            <w:r>
-              <w:rPr>
-                <w:rFonts w:ascii="Segoe UI" w:hAnsi="Segoe UI"/>
-                <w:b w:val="0"/>
-                <w:i w:val="0"/>
-                <w:sz w:val="19"/>
-              </w:rPr>
-              <w:t xml:space="preserve"> only)</w:t>
+              <w:t>Có (ADMIN only)</w:t>
             </w:r>
           </w:p>
         </w:tc>
       </w:tr>
       <w:tr>
-        <w:trPr>
-          <w:cantSplit/>
-        </w:trPr>
         <w:tc>
           <w:tcPr>
             <w:tcW w:type="dxa" w:w="2340"/>
+            <w:shd w:fill="F8FAFC"/>
             <w:tcMar>
-              <w:top w:w="120" w:type="dxa"/>
-              <w:bottom w:w="120" w:type="dxa"/>
-              <w:left w:w="160" w:type="dxa"/>
-              <w:right w:w="160" w:type="dxa"/>
+              <w:top w:w="80" w:type="dxa"/>
+              <w:bottom w:w="80" w:type="dxa"/>
+              <w:left w:w="100" w:type="dxa"/>
+              <w:right w:w="100" w:type="dxa"/>
             </w:tcMar>
-            <w:shd w:fill="FFFFFF"/>
           </w:tcPr>
           <w:p>
             <w:pPr>
-              <w:spacing w:before="40" w:after="40" w:line="276" w:lineRule="auto"/>
+              <w:spacing w:before="40" w:after="40"/>
             </w:pPr>
             <w:r>
               <w:rPr>
-                <w:rFonts w:ascii="Segoe UI" w:hAnsi="Segoe UI"/>
-                <w:b/>
-                <w:i w:val="0"/>
+                <w:color w:val="334155"/>
                 <w:sz w:val="19"/>
               </w:rPr>
+              <w:t>Upload Testcase (Input/Output)</w:t>
             </w:r>
           </w:p>
         </w:tc>
         <w:tc>
           <w:tcPr>
             <w:tcW w:type="dxa" w:w="2340"/>
+            <w:shd w:fill="F8FAFC"/>
             <w:tcMar>
-              <w:top w:w="120" w:type="dxa"/>
-              <w:bottom w:w="120" w:type="dxa"/>
-              <w:left w:w="160" w:type="dxa"/>
-              <w:right w:w="160" w:type="dxa"/>
+              <w:top w:w="80" w:type="dxa"/>
+              <w:bottom w:w="80" w:type="dxa"/>
+              <w:left w:w="100" w:type="dxa"/>
+              <w:right w:w="100" w:type="dxa"/>
             </w:tcMar>
-            <w:shd w:fill="FFFFFF"/>
           </w:tcPr>
           <w:p>
             <w:pPr>
-              <w:spacing w:before="40" w:after="40" w:line="276" w:lineRule="auto"/>
+              <w:spacing w:before="40" w:after="40"/>
             </w:pPr>
             <w:r>
               <w:rPr>
-                <w:rFonts w:ascii="Segoe UI" w:hAnsi="Segoe UI"/>
-                <w:b w:val="0"/>
-                <w:i w:val="0"/>
+                <w:color w:val="334155"/>
                 <w:sz w:val="19"/>
               </w:rPr>
               <w:t>Không (403 Forbidden)</w:t>
@@ -1779,23 +1215,21 @@
         <w:tc>
           <w:tcPr>
             <w:tcW w:type="dxa" w:w="2340"/>
+            <w:shd w:fill="F8FAFC"/>
             <w:tcMar>
-              <w:top w:w="120" w:type="dxa"/>
-              <w:bottom w:w="120" w:type="dxa"/>
-              <w:left w:w="160" w:type="dxa"/>
-              <w:right w:w="160" w:type="dxa"/>
+              <w:top w:w="80" w:type="dxa"/>
+              <w:bottom w:w="80" w:type="dxa"/>
+              <w:left w:w="100" w:type="dxa"/>
+              <w:right w:w="100" w:type="dxa"/>
             </w:tcMar>
-            <w:shd w:fill="FFFFFF"/>
           </w:tcPr>
           <w:p>
             <w:pPr>
-              <w:spacing w:before="40" w:after="40" w:line="276" w:lineRule="auto"/>
+              <w:spacing w:before="40" w:after="40"/>
             </w:pPr>
             <w:r>
               <w:rPr>
-                <w:rFonts w:ascii="Segoe UI" w:hAnsi="Segoe UI"/>
-                <w:b w:val="0"/>
-                <w:i w:val="0"/>
+                <w:color w:val="334155"/>
                 <w:sz w:val="19"/>
               </w:rPr>
               <w:t>Có (Stream lên MinIO)</w:t>
@@ -1805,24 +1239,21 @@
         <w:tc>
           <w:tcPr>
             <w:tcW w:type="dxa" w:w="2340"/>
+            <w:shd w:fill="F8FAFC"/>
             <w:tcMar>
-              <w:top w:w="120" w:type="dxa"/>
-              <w:bottom w:w="120" w:type="dxa"/>
-              <w:left w:w="160" w:type="dxa"/>
-              <w:right w:w="160" w:type="dxa"/>
+              <w:top w:w="80" w:type="dxa"/>
+              <w:bottom w:w="80" w:type="dxa"/>
+              <w:left w:w="100" w:type="dxa"/>
+              <w:right w:w="100" w:type="dxa"/>
             </w:tcMar>
-            <w:shd w:fill="FFFFFF"/>
           </w:tcPr>
           <w:p>
             <w:pPr>
-              <w:spacing w:before="40" w:after="40" w:line="276" w:lineRule="auto"/>
-              <w:jc w:val="center"/>
+              <w:spacing w:before="40" w:after="40"/>
             </w:pPr>
             <w:r>
               <w:rPr>
-                <w:rFonts w:ascii="Segoe UI" w:hAnsi="Segoe UI"/>
-                <w:b w:val="0"/>
-                <w:i w:val="0"/>
+                <w:color w:val="334155"/>
                 <w:sz w:val="19"/>
               </w:rPr>
               <w:t>Có</w:t>
@@ -1831,55 +1262,48 @@
         </w:tc>
       </w:tr>
       <w:tr>
-        <w:trPr>
-          <w:cantSplit/>
-        </w:trPr>
         <w:tc>
           <w:tcPr>
             <w:tcW w:type="dxa" w:w="2340"/>
+            <w:shd w:fill="FFFFFF"/>
             <w:tcMar>
-              <w:top w:w="120" w:type="dxa"/>
-              <w:bottom w:w="120" w:type="dxa"/>
-              <w:left w:w="160" w:type="dxa"/>
-              <w:right w:w="160" w:type="dxa"/>
+              <w:top w:w="80" w:type="dxa"/>
+              <w:bottom w:w="80" w:type="dxa"/>
+              <w:left w:w="100" w:type="dxa"/>
+              <w:right w:w="100" w:type="dxa"/>
             </w:tcMar>
-            <w:shd w:fill="F8FAFC"/>
           </w:tcPr>
           <w:p>
             <w:pPr>
-              <w:spacing w:before="40" w:after="40" w:line="276" w:lineRule="auto"/>
+              <w:spacing w:before="40" w:after="40"/>
             </w:pPr>
             <w:r>
               <w:rPr>
-                <w:rFonts w:ascii="Segoe UI" w:hAnsi="Segoe UI"/>
-                <w:b/>
-                <w:i w:val="0"/>
+                <w:color w:val="334155"/>
                 <w:sz w:val="19"/>
               </w:rPr>
+              <w:t>Nộp bài &amp; Chấm thử (Submit)</w:t>
             </w:r>
           </w:p>
         </w:tc>
         <w:tc>
           <w:tcPr>
             <w:tcW w:type="dxa" w:w="2340"/>
+            <w:shd w:fill="FFFFFF"/>
             <w:tcMar>
-              <w:top w:w="120" w:type="dxa"/>
-              <w:bottom w:w="120" w:type="dxa"/>
-              <w:left w:w="160" w:type="dxa"/>
-              <w:right w:w="160" w:type="dxa"/>
+              <w:top w:w="80" w:type="dxa"/>
+              <w:bottom w:w="80" w:type="dxa"/>
+              <w:left w:w="100" w:type="dxa"/>
+              <w:right w:w="100" w:type="dxa"/>
             </w:tcMar>
-            <w:shd w:fill="F8FAFC"/>
           </w:tcPr>
           <w:p>
             <w:pPr>
-              <w:spacing w:before="40" w:after="40" w:line="276" w:lineRule="auto"/>
-              <w:jc w:val="center"/>
+              <w:spacing w:before="40" w:after="40"/>
             </w:pPr>
             <w:r>
               <w:rPr>
-                <w:rFonts w:ascii="Segoe UI" w:hAnsi="Segoe UI"/>
-                <w:b w:val="0"/>
-                <w:i w:val="0"/>
+                <w:color w:val="334155"/>
                 <w:sz w:val="19"/>
               </w:rPr>
               <w:t>Có</w:t>
@@ -1889,24 +1313,21 @@
         <w:tc>
           <w:tcPr>
             <w:tcW w:type="dxa" w:w="2340"/>
+            <w:shd w:fill="FFFFFF"/>
             <w:tcMar>
-              <w:top w:w="120" w:type="dxa"/>
-              <w:bottom w:w="120" w:type="dxa"/>
-              <w:left w:w="160" w:type="dxa"/>
-              <w:right w:w="160" w:type="dxa"/>
+              <w:top w:w="80" w:type="dxa"/>
+              <w:bottom w:w="80" w:type="dxa"/>
+              <w:left w:w="100" w:type="dxa"/>
+              <w:right w:w="100" w:type="dxa"/>
             </w:tcMar>
-            <w:shd w:fill="F8FAFC"/>
           </w:tcPr>
           <w:p>
             <w:pPr>
-              <w:spacing w:before="40" w:after="40" w:line="276" w:lineRule="auto"/>
-              <w:jc w:val="center"/>
+              <w:spacing w:before="40" w:after="40"/>
             </w:pPr>
             <w:r>
               <w:rPr>
-                <w:rFonts w:ascii="Segoe UI" w:hAnsi="Segoe UI"/>
-                <w:b w:val="0"/>
-                <w:i w:val="0"/>
+                <w:color w:val="334155"/>
                 <w:sz w:val="19"/>
               </w:rPr>
               <w:t>Có</w:t>
@@ -1916,24 +1337,21 @@
         <w:tc>
           <w:tcPr>
             <w:tcW w:type="dxa" w:w="2340"/>
+            <w:shd w:fill="FFFFFF"/>
             <w:tcMar>
-              <w:top w:w="120" w:type="dxa"/>
-              <w:bottom w:w="120" w:type="dxa"/>
-              <w:left w:w="160" w:type="dxa"/>
-              <w:right w:w="160" w:type="dxa"/>
+              <w:top w:w="80" w:type="dxa"/>
+              <w:bottom w:w="80" w:type="dxa"/>
+              <w:left w:w="100" w:type="dxa"/>
+              <w:right w:w="100" w:type="dxa"/>
             </w:tcMar>
-            <w:shd w:fill="F8FAFC"/>
           </w:tcPr>
           <w:p>
             <w:pPr>
-              <w:spacing w:before="40" w:after="40" w:line="276" w:lineRule="auto"/>
-              <w:jc w:val="center"/>
+              <w:spacing w:before="40" w:after="40"/>
             </w:pPr>
             <w:r>
               <w:rPr>
-                <w:rFonts w:ascii="Segoe UI" w:hAnsi="Segoe UI"/>
-                <w:b w:val="0"/>
-                <w:i w:val="0"/>
+                <w:color w:val="334155"/>
                 <w:sz w:val="19"/>
               </w:rPr>
               <w:t>Có</w:t>
@@ -1942,54 +1360,48 @@
         </w:tc>
       </w:tr>
       <w:tr>
-        <w:trPr>
-          <w:cantSplit/>
-        </w:trPr>
         <w:tc>
           <w:tcPr>
             <w:tcW w:type="dxa" w:w="2340"/>
+            <w:shd w:fill="F8FAFC"/>
             <w:tcMar>
-              <w:top w:w="120" w:type="dxa"/>
-              <w:bottom w:w="120" w:type="dxa"/>
-              <w:left w:w="160" w:type="dxa"/>
-              <w:right w:w="160" w:type="dxa"/>
+              <w:top w:w="80" w:type="dxa"/>
+              <w:bottom w:w="80" w:type="dxa"/>
+              <w:left w:w="100" w:type="dxa"/>
+              <w:right w:w="100" w:type="dxa"/>
             </w:tcMar>
-            <w:shd w:fill="FFFFFF"/>
           </w:tcPr>
           <w:p>
             <w:pPr>
-              <w:spacing w:before="40" w:after="40" w:line="276" w:lineRule="auto"/>
+              <w:spacing w:before="40" w:after="40"/>
             </w:pPr>
             <w:r>
               <w:rPr>
-                <w:rFonts w:ascii="Segoe UI" w:hAnsi="Segoe UI"/>
-                <w:b/>
-                <w:i w:val="0"/>
+                <w:color w:val="334155"/>
                 <w:sz w:val="19"/>
               </w:rPr>
+              <w:t>Tổ chức Kỳ thi (Contest)</w:t>
             </w:r>
           </w:p>
         </w:tc>
         <w:tc>
           <w:tcPr>
             <w:tcW w:type="dxa" w:w="2340"/>
+            <w:shd w:fill="F8FAFC"/>
             <w:tcMar>
-              <w:top w:w="120" w:type="dxa"/>
-              <w:bottom w:w="120" w:type="dxa"/>
-              <w:left w:w="160" w:type="dxa"/>
-              <w:right w:w="160" w:type="dxa"/>
+              <w:top w:w="80" w:type="dxa"/>
+              <w:bottom w:w="80" w:type="dxa"/>
+              <w:left w:w="100" w:type="dxa"/>
+              <w:right w:w="100" w:type="dxa"/>
             </w:tcMar>
-            <w:shd w:fill="FFFFFF"/>
           </w:tcPr>
           <w:p>
             <w:pPr>
-              <w:spacing w:before="40" w:after="40" w:line="276" w:lineRule="auto"/>
+              <w:spacing w:before="40" w:after="40"/>
             </w:pPr>
             <w:r>
               <w:rPr>
-                <w:rFonts w:ascii="Segoe UI" w:hAnsi="Segoe UI"/>
-                <w:b w:val="0"/>
-                <w:i w:val="0"/>
+                <w:color w:val="334155"/>
                 <w:sz w:val="19"/>
               </w:rPr>
               <w:t>Tham gia làm bài</w:t>
@@ -1999,23 +1411,21 @@
         <w:tc>
           <w:tcPr>
             <w:tcW w:type="dxa" w:w="2340"/>
+            <w:shd w:fill="F8FAFC"/>
             <w:tcMar>
-              <w:top w:w="120" w:type="dxa"/>
-              <w:bottom w:w="120" w:type="dxa"/>
-              <w:left w:w="160" w:type="dxa"/>
-              <w:right w:w="160" w:type="dxa"/>
+              <w:top w:w="80" w:type="dxa"/>
+              <w:bottom w:w="80" w:type="dxa"/>
+              <w:left w:w="100" w:type="dxa"/>
+              <w:right w:w="100" w:type="dxa"/>
             </w:tcMar>
-            <w:shd w:fill="FFFFFF"/>
           </w:tcPr>
           <w:p>
             <w:pPr>
-              <w:spacing w:before="40" w:after="40" w:line="276" w:lineRule="auto"/>
+              <w:spacing w:before="40" w:after="40"/>
             </w:pPr>
             <w:r>
               <w:rPr>
-                <w:rFonts w:ascii="Segoe UI" w:hAnsi="Segoe UI"/>
-                <w:b w:val="0"/>
-                <w:i w:val="0"/>
+                <w:color w:val="334155"/>
                 <w:sz w:val="19"/>
               </w:rPr>
               <w:t>Tạo kỳ thi, quản lý đề thi</w:t>
@@ -2025,23 +1435,21 @@
         <w:tc>
           <w:tcPr>
             <w:tcW w:type="dxa" w:w="2340"/>
+            <w:shd w:fill="F8FAFC"/>
             <w:tcMar>
-              <w:top w:w="120" w:type="dxa"/>
-              <w:bottom w:w="120" w:type="dxa"/>
-              <w:left w:w="160" w:type="dxa"/>
-              <w:right w:w="160" w:type="dxa"/>
+              <w:top w:w="80" w:type="dxa"/>
+              <w:bottom w:w="80" w:type="dxa"/>
+              <w:left w:w="100" w:type="dxa"/>
+              <w:right w:w="100" w:type="dxa"/>
             </w:tcMar>
-            <w:shd w:fill="FFFFFF"/>
           </w:tcPr>
           <w:p>
             <w:pPr>
-              <w:spacing w:before="40" w:after="40" w:line="276" w:lineRule="auto"/>
+              <w:spacing w:before="40" w:after="40"/>
             </w:pPr>
             <w:r>
               <w:rPr>
-                <w:rFonts w:ascii="Segoe UI" w:hAnsi="Segoe UI"/>
-                <w:b w:val="0"/>
-                <w:i w:val="0"/>
+                <w:color w:val="334155"/>
                 <w:sz w:val="19"/>
               </w:rPr>
               <w:t>Quản lý toàn bộ kỳ thi</w:t>
@@ -2050,54 +1458,48 @@
         </w:tc>
       </w:tr>
       <w:tr>
-        <w:trPr>
-          <w:cantSplit/>
-        </w:trPr>
         <w:tc>
           <w:tcPr>
             <w:tcW w:type="dxa" w:w="2340"/>
+            <w:shd w:fill="FFFFFF"/>
             <w:tcMar>
-              <w:top w:w="120" w:type="dxa"/>
-              <w:bottom w:w="120" w:type="dxa"/>
-              <w:left w:w="160" w:type="dxa"/>
-              <w:right w:w="160" w:type="dxa"/>
+              <w:top w:w="80" w:type="dxa"/>
+              <w:bottom w:w="80" w:type="dxa"/>
+              <w:left w:w="100" w:type="dxa"/>
+              <w:right w:w="100" w:type="dxa"/>
             </w:tcMar>
-            <w:shd w:fill="F8FAFC"/>
           </w:tcPr>
           <w:p>
             <w:pPr>
-              <w:spacing w:before="40" w:after="40" w:line="276" w:lineRule="auto"/>
+              <w:spacing w:before="40" w:after="40"/>
             </w:pPr>
             <w:r>
               <w:rPr>
-                <w:rFonts w:ascii="Segoe UI" w:hAnsi="Segoe UI"/>
-                <w:b/>
-                <w:i w:val="0"/>
+                <w:color w:val="334155"/>
                 <w:sz w:val="19"/>
               </w:rPr>
+              <w:t>Xem Báo cáo Gian lận / Mất Focus</w:t>
             </w:r>
           </w:p>
         </w:tc>
         <w:tc>
           <w:tcPr>
             <w:tcW w:type="dxa" w:w="2340"/>
+            <w:shd w:fill="FFFFFF"/>
             <w:tcMar>
-              <w:top w:w="120" w:type="dxa"/>
-              <w:bottom w:w="120" w:type="dxa"/>
-              <w:left w:w="160" w:type="dxa"/>
-              <w:right w:w="160" w:type="dxa"/>
+              <w:top w:w="80" w:type="dxa"/>
+              <w:bottom w:w="80" w:type="dxa"/>
+              <w:left w:w="100" w:type="dxa"/>
+              <w:right w:w="100" w:type="dxa"/>
             </w:tcMar>
-            <w:shd w:fill="F8FAFC"/>
           </w:tcPr>
           <w:p>
             <w:pPr>
-              <w:spacing w:before="40" w:after="40" w:line="276" w:lineRule="auto"/>
+              <w:spacing w:before="40" w:after="40"/>
             </w:pPr>
             <w:r>
               <w:rPr>
-                <w:rFonts w:ascii="Segoe UI" w:hAnsi="Segoe UI"/>
-                <w:b w:val="0"/>
-                <w:i w:val="0"/>
+                <w:color w:val="334155"/>
                 <w:sz w:val="19"/>
               </w:rPr>
               <w:t>Không xem được</w:t>
@@ -2107,23 +1509,21 @@
         <w:tc>
           <w:tcPr>
             <w:tcW w:type="dxa" w:w="2340"/>
+            <w:shd w:fill="FFFFFF"/>
             <w:tcMar>
-              <w:top w:w="120" w:type="dxa"/>
-              <w:bottom w:w="120" w:type="dxa"/>
-              <w:left w:w="160" w:type="dxa"/>
-              <w:right w:w="160" w:type="dxa"/>
+              <w:top w:w="80" w:type="dxa"/>
+              <w:bottom w:w="80" w:type="dxa"/>
+              <w:left w:w="100" w:type="dxa"/>
+              <w:right w:w="100" w:type="dxa"/>
             </w:tcMar>
-            <w:shd w:fill="F8FAFC"/>
           </w:tcPr>
           <w:p>
             <w:pPr>
-              <w:spacing w:before="40" w:after="40" w:line="276" w:lineRule="auto"/>
+              <w:spacing w:before="40" w:after="40"/>
             </w:pPr>
             <w:r>
               <w:rPr>
-                <w:rFonts w:ascii="Segoe UI" w:hAnsi="Segoe UI"/>
-                <w:b w:val="0"/>
-                <w:i w:val="0"/>
+                <w:color w:val="334155"/>
                 <w:sz w:val="19"/>
               </w:rPr>
               <w:t>Xem báo cáo thí sinh lớp mình</w:t>
@@ -2133,23 +1533,21 @@
         <w:tc>
           <w:tcPr>
             <w:tcW w:type="dxa" w:w="2340"/>
+            <w:shd w:fill="FFFFFF"/>
             <w:tcMar>
-              <w:top w:w="120" w:type="dxa"/>
-              <w:bottom w:w="120" w:type="dxa"/>
-              <w:left w:w="160" w:type="dxa"/>
-              <w:right w:w="160" w:type="dxa"/>
+              <w:top w:w="80" w:type="dxa"/>
+              <w:bottom w:w="80" w:type="dxa"/>
+              <w:left w:w="100" w:type="dxa"/>
+              <w:right w:w="100" w:type="dxa"/>
             </w:tcMar>
-            <w:shd w:fill="F8FAFC"/>
           </w:tcPr>
           <w:p>
             <w:pPr>
-              <w:spacing w:before="40" w:after="40" w:line="276" w:lineRule="auto"/>
+              <w:spacing w:before="40" w:after="40"/>
             </w:pPr>
             <w:r>
               <w:rPr>
-                <w:rFonts w:ascii="Segoe UI" w:hAnsi="Segoe UI"/>
-                <w:b w:val="0"/>
-                <w:i w:val="0"/>
+                <w:color w:val="334155"/>
                 <w:sz w:val="19"/>
               </w:rPr>
               <w:t>Toàn quyền kiểm tra và mở khóa</w:t>
@@ -2165,23 +1563,26 @@
     </w:p>
     <w:p>
       <w:pPr>
-        <w:spacing w:before="160" w:after="160"/>
-        <w:pBdr>
-          <w:bottom w:val="single" w:sz="6" w:space="1" w:color="E2E8F0"/>
-        </w:pBdr>
-      </w:pPr>
+        <w:spacing w:before="120" w:after="120"/>
+      </w:pPr>
+      <w:r>
+        <w:rPr>
+          <w:color w:val="CBD5E1"/>
+        </w:rPr>
+        <w:t>——————————————————————————————————————————————————</w:t>
+      </w:r>
     </w:p>
     <w:p>
       <w:pPr>
         <w:keepNext/>
-        <w:spacing w:before="320" w:after="80"/>
+        <w:spacing w:before="280" w:after="120"/>
       </w:pPr>
       <w:r>
         <w:rPr>
-          <w:rFonts w:ascii="Segoe UI" w:hAnsi="Segoe UI"/>
+          <w:rFonts w:ascii="Calibri" w:hAnsi="Calibri"/>
           <w:b/>
           <w:color w:val="1D4ED8"/>
-          <w:sz w:val="30"/>
+          <w:sz w:val="32"/>
         </w:rPr>
         <w:t>3. LUỒNG NGHIỆP VỤ CỐT LÕI &amp; MÁY TRẠNG THÁI (BUSINESS WORKFLOWS)</w:t>
       </w:r>
@@ -2189,29 +1590,23 @@
     <w:p>
       <w:pPr>
         <w:keepNext/>
-        <w:spacing w:before="240" w:after="60"/>
+        <w:spacing w:before="200" w:after="80"/>
       </w:pPr>
       <w:r>
         <w:rPr>
-          <w:rFonts w:ascii="Segoe UI" w:hAnsi="Segoe UI"/>
+          <w:rFonts w:ascii="Calibri" w:hAnsi="Calibri"/>
           <w:b/>
-          <w:color w:val="2563EB"/>
-          <w:sz w:val="25"/>
+          <w:color w:val="0F172A"/>
+          <w:sz w:val="26"/>
         </w:rPr>
         <w:t>3.1. Vòng đời Quản lý Đề bài (Problem Lifecycle)</w:t>
       </w:r>
     </w:p>
     <w:p>
       <w:pPr>
-        <w:spacing w:before="40" w:after="100" w:line="276" w:lineRule="auto"/>
+        <w:spacing w:before="60" w:after="80" w:line="276" w:lineRule="auto"/>
       </w:pPr>
       <w:r>
-        <w:rPr>
-          <w:rFonts w:ascii="Segoe UI" w:hAnsi="Segoe UI"/>
-          <w:b w:val="0"/>
-          <w:i w:val="0"/>
-          <w:sz w:val="21"/>
-        </w:rPr>
         <w:t>Đề bài trong hệ thống vận hành theo máy trạng thái 4 bước:</w:t>
       </w:r>
     </w:p>
@@ -2230,37 +1625,21 @@
             <w:tcW w:type="dxa" w:w="9360"/>
             <w:shd w:fill="F1F5F9"/>
             <w:tcMar>
-              <w:top w:w="140" w:type="dxa"/>
-              <w:bottom w:w="140" w:type="dxa"/>
-              <w:left w:w="180" w:type="dxa"/>
-              <w:right w:w="180" w:type="dxa"/>
+              <w:top w:w="120" w:type="dxa"/>
+              <w:bottom w:w="120" w:type="dxa"/>
+              <w:left w:w="160" w:type="dxa"/>
+              <w:right w:w="160" w:type="dxa"/>
             </w:tcMar>
-            <w:tcBorders>
-              <w:top w:val="single" w:sz="4" w:space="0" w:color="CBD5E1"/>
-              <w:bottom w:val="single" w:sz="4" w:space="0" w:color="CBD5E1"/>
-              <w:left w:val="single" w:sz="18" w:space="0" w:color="3B82F6"/>
-              <w:right w:val="single" w:sz="4" w:space="0" w:color="CBD5E1"/>
-            </w:tcBorders>
           </w:tcPr>
           <w:p>
             <w:pPr>
-              <w:spacing w:before="40" w:after="40" w:line="276" w:lineRule="auto"/>
+              <w:spacing w:before="40" w:after="40"/>
             </w:pPr>
             <w:r>
               <w:rPr>
                 <w:rFonts w:ascii="Consolas" w:hAnsi="Consolas"/>
-                <w:b/>
-                <w:color w:val="64748B"/>
-                <w:sz w:val="17"/>
-              </w:rPr>
-              <w:t>[MERMAID]</w:t>
-              <w:br/>
-            </w:r>
-            <w:r>
-              <w:rPr>
-                <w:rFonts w:ascii="Consolas" w:hAnsi="Consolas"/>
                 <w:color w:val="0F172A"/>
-                <w:sz w:val="18"/>
+                <w:sz w:val="19"/>
               </w:rPr>
               <w:t>stateDiagram-v2</w:t>
               <w:br/>
@@ -2282,305 +1661,96 @@
     </w:tbl>
     <w:p>
       <w:pPr>
-        <w:spacing w:before="0" w:after="120"/>
+        <w:spacing w:before="0" w:after="80"/>
       </w:pPr>
     </w:p>
     <w:p>
       <w:pPr>
-        <w:spacing w:before="30" w:after="30" w:line="276" w:lineRule="auto"/>
-        <w:ind w:left="360"/>
-      </w:pPr>
+        <w:pStyle w:val="ListBullet"/>
+        <w:spacing w:before="40" w:after="40"/>
+      </w:pPr>
+      <w:r/>
       <w:r>
         <w:rPr>
-          <w:rFonts w:ascii="Segoe UI" w:hAnsi="Segoe UI"/>
           <w:b/>
-          <w:color w:val="2563EB"/>
-          <w:sz w:val="20"/>
         </w:rPr>
-        <w:t xml:space="preserve">• </w:t>
+        <w:t>Quy tắc Sinh Slug SEO Tự động:</w:t>
       </w:r>
+      <w:r/>
+    </w:p>
+    <w:p>
+      <w:pPr>
+        <w:pStyle w:val="ListBullet"/>
+        <w:spacing w:before="40" w:after="40"/>
+      </w:pPr>
       <w:r>
-        <w:rPr>
-          <w:rFonts w:ascii="Segoe UI" w:hAnsi="Segoe UI"/>
-          <w:b/>
-          <w:i w:val="0"/>
-          <w:sz w:val="21"/>
-        </w:rPr>
+        <w:t>Tiêu đề được chuyển về dạng chữ thường, thay khoảng trắng và ký tự đặc biệt bằng dấu gạch ngang `-`.</w:t>
       </w:r>
     </w:p>
     <w:p>
       <w:pPr>
-        <w:spacing w:before="30" w:after="30" w:line="276" w:lineRule="auto"/>
-        <w:ind w:left="720"/>
-      </w:pPr>
+        <w:pStyle w:val="ListBullet"/>
+        <w:spacing w:before="40" w:after="40"/>
+      </w:pPr>
+      <w:r/>
       <w:r>
         <w:rPr>
-          <w:rFonts w:ascii="Segoe UI" w:hAnsi="Segoe UI"/>
           <w:b/>
-          <w:color w:val="2563EB"/>
-          <w:sz w:val="20"/>
         </w:rPr>
-        <w:t xml:space="preserve">– </w:t>
+        <w:t>Chuẩn hóa tiếng Việt:</w:t>
       </w:r>
       <w:r>
-        <w:rPr>
-          <w:rFonts w:ascii="Segoe UI" w:hAnsi="Segoe UI"/>
-          <w:b w:val="0"/>
-          <w:i w:val="0"/>
-          <w:sz w:val="21"/>
-        </w:rPr>
-        <w:t xml:space="preserve">Tiêu đề được chuyển về dạng chữ thường, thay khoảng trắng và ký tự đặc biệt bằng dấu gạch ngang </w:t>
-      </w:r>
-      <w:r>
-        <w:rPr>
-          <w:rFonts w:ascii="Consolas" w:hAnsi="Consolas"/>
-          <w:b w:val="0"/>
-          <w:i w:val="0"/>
-          <w:color w:val="1E293B"/>
-          <w:sz w:val="19"/>
-        </w:rPr>
-        <w:t>`-`</w:t>
-      </w:r>
-      <w:r>
-        <w:rPr>
-          <w:rFonts w:ascii="Segoe UI" w:hAnsi="Segoe UI"/>
-          <w:b w:val="0"/>
-          <w:i w:val="0"/>
-          <w:sz w:val="21"/>
-        </w:rPr>
-        <w:t>.</w:t>
+        <w:t xml:space="preserve"> Ký tự `đ/Đ` được chuẩn hóa thành `d/D`, các ký tự có dấu thanh được phân rã Unicode và loại bỏ (ví dụ: *"Đếm Số Lượng Đảo"* $\to$ `dem-so-luong-dao`).</w:t>
       </w:r>
     </w:p>
     <w:p>
       <w:pPr>
-        <w:spacing w:before="30" w:after="30" w:line="276" w:lineRule="auto"/>
-        <w:ind w:left="720"/>
-      </w:pPr>
+        <w:pStyle w:val="ListBullet"/>
+        <w:spacing w:before="40" w:after="40"/>
+      </w:pPr>
+      <w:r/>
       <w:r>
         <w:rPr>
-          <w:rFonts w:ascii="Segoe UI" w:hAnsi="Segoe UI"/>
           <w:b/>
-          <w:color w:val="2563EB"/>
-          <w:sz w:val="20"/>
         </w:rPr>
-        <w:t xml:space="preserve">– </w:t>
+        <w:t>Xử lý xung đột (Collision Loop):</w:t>
       </w:r>
       <w:r>
-        <w:rPr>
-          <w:rFonts w:ascii="Segoe UI" w:hAnsi="Segoe UI"/>
-          <w:b/>
-          <w:i w:val="0"/>
-          <w:sz w:val="21"/>
-        </w:rPr>
-      </w:r>
-      <w:r>
-        <w:rPr>
-          <w:rFonts w:ascii="Segoe UI" w:hAnsi="Segoe UI"/>
-          <w:b w:val="0"/>
-          <w:i w:val="0"/>
-          <w:sz w:val="21"/>
-        </w:rPr>
-        <w:t xml:space="preserve"> Ký tự </w:t>
-      </w:r>
-      <w:r>
-        <w:rPr>
-          <w:rFonts w:ascii="Consolas" w:hAnsi="Consolas"/>
-          <w:b w:val="0"/>
-          <w:i w:val="0"/>
-          <w:color w:val="1E293B"/>
-          <w:sz w:val="19"/>
-        </w:rPr>
-        <w:t>`đ/Đ`</w:t>
-      </w:r>
-      <w:r>
-        <w:rPr>
-          <w:rFonts w:ascii="Segoe UI" w:hAnsi="Segoe UI"/>
-          <w:b w:val="0"/>
-          <w:i w:val="0"/>
-          <w:sz w:val="21"/>
-        </w:rPr>
-        <w:t xml:space="preserve"> được chuẩn hóa thành </w:t>
-      </w:r>
-      <w:r>
-        <w:rPr>
-          <w:rFonts w:ascii="Consolas" w:hAnsi="Consolas"/>
-          <w:b w:val="0"/>
-          <w:i w:val="0"/>
-          <w:color w:val="1E293B"/>
-          <w:sz w:val="19"/>
-        </w:rPr>
-        <w:t>`d/D`</w:t>
-      </w:r>
-      <w:r>
-        <w:rPr>
-          <w:rFonts w:ascii="Segoe UI" w:hAnsi="Segoe UI"/>
-          <w:b w:val="0"/>
-          <w:i w:val="0"/>
-          <w:sz w:val="21"/>
-        </w:rPr>
-        <w:t xml:space="preserve">, các ký tự có dấu thanh được phân rã Unicode và loại bỏ (ví dụ: </w:t>
-      </w:r>
-      <w:r>
-        <w:rPr>
-          <w:rFonts w:ascii="Segoe UI" w:hAnsi="Segoe UI"/>
-          <w:b w:val="0"/>
-          <w:i/>
-          <w:sz w:val="21"/>
-        </w:rPr>
-      </w:r>
-      <w:r>
-        <w:rPr>
-          <w:rFonts w:ascii="Segoe UI" w:hAnsi="Segoe UI"/>
-          <w:b w:val="0"/>
-          <w:i w:val="0"/>
-          <w:sz w:val="21"/>
-        </w:rPr>
-        <w:t xml:space="preserve"> $\to$ </w:t>
-      </w:r>
-      <w:r>
-        <w:rPr>
-          <w:rFonts w:ascii="Consolas" w:hAnsi="Consolas"/>
-          <w:b w:val="0"/>
-          <w:i w:val="0"/>
-          <w:color w:val="1E293B"/>
-          <w:sz w:val="19"/>
-        </w:rPr>
-        <w:t>`dem-so-luong-dao`</w:t>
-      </w:r>
-      <w:r>
-        <w:rPr>
-          <w:rFonts w:ascii="Segoe UI" w:hAnsi="Segoe UI"/>
-          <w:b w:val="0"/>
-          <w:i w:val="0"/>
-          <w:sz w:val="21"/>
-        </w:rPr>
-        <w:t>).</w:t>
+        <w:t xml:space="preserve"> Nếu slug đã tồn tại, hệ thống tự động gắn hậu tố tăng dần: `dem-so-luong-dao-1`, `dem-so-luong-dao-2`.</w:t>
       </w:r>
     </w:p>
     <w:p>
       <w:pPr>
-        <w:spacing w:before="30" w:after="30" w:line="276" w:lineRule="auto"/>
-        <w:ind w:left="720"/>
+        <w:spacing w:before="120" w:after="120"/>
       </w:pPr>
       <w:r>
         <w:rPr>
-          <w:rFonts w:ascii="Segoe UI" w:hAnsi="Segoe UI"/>
-          <w:b/>
-          <w:color w:val="2563EB"/>
-          <w:sz w:val="20"/>
+          <w:color w:val="CBD5E1"/>
         </w:rPr>
-        <w:t xml:space="preserve">– </w:t>
-      </w:r>
-      <w:r>
-        <w:rPr>
-          <w:rFonts w:ascii="Segoe UI" w:hAnsi="Segoe UI"/>
-          <w:b/>
-          <w:i w:val="0"/>
-          <w:sz w:val="21"/>
-        </w:rPr>
-      </w:r>
-      <w:r>
-        <w:rPr>
-          <w:rFonts w:ascii="Segoe UI" w:hAnsi="Segoe UI"/>
-          <w:b w:val="0"/>
-          <w:i w:val="0"/>
-          <w:sz w:val="21"/>
-        </w:rPr>
-        <w:t xml:space="preserve"> Nếu slug đã tồn tại, hệ thống tự động gắn hậu tố tăng dần: </w:t>
-      </w:r>
-      <w:r>
-        <w:rPr>
-          <w:rFonts w:ascii="Consolas" w:hAnsi="Consolas"/>
-          <w:b w:val="0"/>
-          <w:i w:val="0"/>
-          <w:color w:val="1E293B"/>
-          <w:sz w:val="19"/>
-        </w:rPr>
-        <w:t>`dem-so-luong-dao-1`</w:t>
-      </w:r>
-      <w:r>
-        <w:rPr>
-          <w:rFonts w:ascii="Segoe UI" w:hAnsi="Segoe UI"/>
-          <w:b w:val="0"/>
-          <w:i w:val="0"/>
-          <w:sz w:val="21"/>
-        </w:rPr>
-        <w:t xml:space="preserve">, </w:t>
-      </w:r>
-      <w:r>
-        <w:rPr>
-          <w:rFonts w:ascii="Consolas" w:hAnsi="Consolas"/>
-          <w:b w:val="0"/>
-          <w:i w:val="0"/>
-          <w:color w:val="1E293B"/>
-          <w:sz w:val="19"/>
-        </w:rPr>
-        <w:t>`dem-so-luong-dao-2`</w:t>
-      </w:r>
-      <w:r>
-        <w:rPr>
-          <w:rFonts w:ascii="Segoe UI" w:hAnsi="Segoe UI"/>
-          <w:b w:val="0"/>
-          <w:i w:val="0"/>
-          <w:sz w:val="21"/>
-        </w:rPr>
-        <w:t>.</w:t>
+        <w:t>——————————————————————————————————————————————————</w:t>
       </w:r>
     </w:p>
     <w:p>
       <w:pPr>
-        <w:spacing w:before="160" w:after="160"/>
-        <w:pBdr>
-          <w:bottom w:val="single" w:sz="6" w:space="1" w:color="E2E8F0"/>
-        </w:pBdr>
-      </w:pPr>
-    </w:p>
-    <w:p>
-      <w:pPr>
         <w:keepNext/>
-        <w:spacing w:before="240" w:after="60"/>
+        <w:spacing w:before="200" w:after="80"/>
       </w:pPr>
       <w:r>
         <w:rPr>
-          <w:rFonts w:ascii="Segoe UI" w:hAnsi="Segoe UI"/>
+          <w:rFonts w:ascii="Calibri" w:hAnsi="Calibri"/>
           <w:b/>
-          <w:color w:val="2563EB"/>
-          <w:sz w:val="25"/>
+          <w:color w:val="0F172A"/>
+          <w:sz w:val="26"/>
         </w:rPr>
         <w:t>3.2. Phòng thi &amp; Giám sát Liêm chính (Server-Side Proctoring)</w:t>
       </w:r>
     </w:p>
     <w:p>
       <w:pPr>
-        <w:spacing w:before="40" w:after="100" w:line="276" w:lineRule="auto"/>
+        <w:spacing w:before="60" w:after="80" w:line="276" w:lineRule="auto"/>
       </w:pPr>
       <w:r>
-        <w:rPr>
-          <w:rFonts w:ascii="Segoe UI" w:hAnsi="Segoe UI"/>
-          <w:b w:val="0"/>
-          <w:i w:val="0"/>
-          <w:sz w:val="21"/>
-        </w:rPr>
-        <w:t>Hệ thống bác bỏ hoàn toàn tư duy tin tưởng client (</w:t>
-      </w:r>
-      <w:r>
-        <w:rPr>
-          <w:rFonts w:ascii="Consolas" w:hAnsi="Consolas"/>
-          <w:b w:val="0"/>
-          <w:i w:val="0"/>
-          <w:color w:val="1E293B"/>
-          <w:sz w:val="19"/>
-        </w:rPr>
-        <w:t>`Client-Side Trust Fallacy`</w:t>
-      </w:r>
-      <w:r>
-        <w:rPr>
-          <w:rFonts w:ascii="Segoe UI" w:hAnsi="Segoe UI"/>
-          <w:b w:val="0"/>
-          <w:i w:val="0"/>
-          <w:sz w:val="21"/>
-        </w:rPr>
-        <w:t>). Client tuyệt đối không được tự gửi số lần vi phạm lên server.</w:t>
+        <w:t>Hệ thống bác bỏ hoàn toàn tư duy tin tưởng client (`Client-Side Trust Fallacy`). Client tuyệt đối không được tự gửi số lần vi phạm lên server.</w:t>
       </w:r>
     </w:p>
     <w:tbl>
@@ -2598,37 +1768,21 @@
             <w:tcW w:type="dxa" w:w="9360"/>
             <w:shd w:fill="F1F5F9"/>
             <w:tcMar>
-              <w:top w:w="140" w:type="dxa"/>
-              <w:bottom w:w="140" w:type="dxa"/>
-              <w:left w:w="180" w:type="dxa"/>
-              <w:right w:w="180" w:type="dxa"/>
+              <w:top w:w="120" w:type="dxa"/>
+              <w:bottom w:w="120" w:type="dxa"/>
+              <w:left w:w="160" w:type="dxa"/>
+              <w:right w:w="160" w:type="dxa"/>
             </w:tcMar>
-            <w:tcBorders>
-              <w:top w:val="single" w:sz="4" w:space="0" w:color="CBD5E1"/>
-              <w:bottom w:val="single" w:sz="4" w:space="0" w:color="CBD5E1"/>
-              <w:left w:val="single" w:sz="18" w:space="0" w:color="3B82F6"/>
-              <w:right w:val="single" w:sz="4" w:space="0" w:color="CBD5E1"/>
-            </w:tcBorders>
           </w:tcPr>
           <w:p>
             <w:pPr>
-              <w:spacing w:before="40" w:after="40" w:line="276" w:lineRule="auto"/>
+              <w:spacing w:before="40" w:after="40"/>
             </w:pPr>
             <w:r>
               <w:rPr>
                 <w:rFonts w:ascii="Consolas" w:hAnsi="Consolas"/>
-                <w:b/>
-                <w:color w:val="64748B"/>
-                <w:sz w:val="17"/>
-              </w:rPr>
-              <w:t>[MERMAID]</w:t>
-              <w:br/>
-            </w:r>
-            <w:r>
-              <w:rPr>
-                <w:rFonts w:ascii="Consolas" w:hAnsi="Consolas"/>
                 <w:color w:val="0F172A"/>
-                <w:sz w:val="18"/>
+                <w:sz w:val="19"/>
               </w:rPr>
               <w:t>sequenceDiagram</w:t>
               <w:br/>
@@ -2694,324 +1848,181 @@
     </w:tbl>
     <w:p>
       <w:pPr>
-        <w:spacing w:before="0" w:after="120"/>
+        <w:spacing w:before="0" w:after="80"/>
       </w:pPr>
     </w:p>
     <w:p>
       <w:pPr>
-        <w:spacing w:before="160" w:after="160"/>
-        <w:pBdr>
-          <w:bottom w:val="single" w:sz="6" w:space="1" w:color="E2E8F0"/>
-        </w:pBdr>
-      </w:pPr>
+        <w:spacing w:before="120" w:after="120"/>
+      </w:pPr>
+      <w:r>
+        <w:rPr>
+          <w:color w:val="CBD5E1"/>
+        </w:rPr>
+        <w:t>——————————————————————————————————————————————————</w:t>
+      </w:r>
     </w:p>
     <w:p>
       <w:pPr>
         <w:keepNext/>
-        <w:spacing w:before="240" w:after="60"/>
+        <w:spacing w:before="200" w:after="80"/>
       </w:pPr>
       <w:r>
         <w:rPr>
-          <w:rFonts w:ascii="Segoe UI" w:hAnsi="Segoe UI"/>
+          <w:rFonts w:ascii="Calibri" w:hAnsi="Calibri"/>
           <w:b/>
-          <w:color w:val="2563EB"/>
-          <w:sz w:val="25"/>
+          <w:color w:val="0F172A"/>
+          <w:sz w:val="26"/>
         </w:rPr>
         <w:t>3.3. Quy chế Chấm thi &amp; Bảng xếp hạng (Contest Leaderboard)</w:t>
       </w:r>
     </w:p>
     <w:p>
       <w:pPr>
-        <w:spacing w:before="40" w:after="40" w:line="276" w:lineRule="auto"/>
-        <w:ind w:left="360"/>
-      </w:pPr>
+        <w:pStyle w:val="ListNumber"/>
+        <w:spacing w:before="40" w:after="40"/>
+      </w:pPr>
+      <w:r/>
       <w:r>
         <w:rPr>
-          <w:rFonts w:ascii="Segoe UI" w:hAnsi="Segoe UI"/>
           <w:b/>
-          <w:color w:val="1E3A8A"/>
-          <w:sz w:val="21"/>
         </w:rPr>
-        <w:t xml:space="preserve">1. </w:t>
+        <w:t>Chuẩn ACM/ICPC (Mặc định):</w:t>
       </w:r>
-      <w:r>
-        <w:rPr>
-          <w:rFonts w:ascii="Segoe UI" w:hAnsi="Segoe UI"/>
-          <w:b/>
-          <w:i w:val="0"/>
-          <w:sz w:val="21"/>
-        </w:rPr>
-      </w:r>
+      <w:r/>
     </w:p>
     <w:p>
       <w:pPr>
-        <w:spacing w:before="30" w:after="30" w:line="276" w:lineRule="auto"/>
-        <w:ind w:left="720"/>
+        <w:pStyle w:val="ListBullet"/>
+        <w:spacing w:before="40" w:after="40"/>
       </w:pPr>
       <w:r>
-        <w:rPr>
-          <w:rFonts w:ascii="Segoe UI" w:hAnsi="Segoe UI"/>
-          <w:b/>
-          <w:color w:val="2563EB"/>
-          <w:sz w:val="20"/>
-        </w:rPr>
-        <w:t xml:space="preserve">– </w:t>
-      </w:r>
-      <w:r>
-        <w:rPr>
-          <w:rFonts w:ascii="Segoe UI" w:hAnsi="Segoe UI"/>
-          <w:b w:val="0"/>
-          <w:i w:val="0"/>
-          <w:sz w:val="21"/>
-        </w:rPr>
         <w:t xml:space="preserve">Xếp hạng theo </w:t>
       </w:r>
       <w:r>
         <w:rPr>
-          <w:rFonts w:ascii="Segoe UI" w:hAnsi="Segoe UI"/>
           <w:b/>
-          <w:i w:val="0"/>
-          <w:sz w:val="21"/>
         </w:rPr>
+        <w:t>Số bài giải đúng (AC count)</w:t>
       </w:r>
       <w:r>
-        <w:rPr>
-          <w:rFonts w:ascii="Segoe UI" w:hAnsi="Segoe UI"/>
-          <w:b w:val="0"/>
-          <w:i w:val="0"/>
-          <w:sz w:val="21"/>
-        </w:rPr>
         <w:t xml:space="preserve"> giảm dần.</w:t>
       </w:r>
     </w:p>
     <w:p>
       <w:pPr>
-        <w:spacing w:before="30" w:after="30" w:line="276" w:lineRule="auto"/>
-        <w:ind w:left="720"/>
+        <w:pStyle w:val="ListBullet"/>
+        <w:spacing w:before="40" w:after="40"/>
       </w:pPr>
       <w:r>
-        <w:rPr>
-          <w:rFonts w:ascii="Segoe UI" w:hAnsi="Segoe UI"/>
-          <w:b/>
-          <w:color w:val="2563EB"/>
-          <w:sz w:val="20"/>
-        </w:rPr>
-        <w:t xml:space="preserve">– </w:t>
-      </w:r>
-      <w:r>
-        <w:rPr>
-          <w:rFonts w:ascii="Segoe UI" w:hAnsi="Segoe UI"/>
-          <w:b w:val="0"/>
-          <w:i w:val="0"/>
-          <w:sz w:val="21"/>
-        </w:rPr>
         <w:t xml:space="preserve">Nếu bằng số bài AC: Ưu tiên người có </w:t>
       </w:r>
       <w:r>
         <w:rPr>
-          <w:rFonts w:ascii="Segoe UI" w:hAnsi="Segoe UI"/>
           <w:b/>
-          <w:i w:val="0"/>
-          <w:sz w:val="21"/>
         </w:rPr>
+        <w:t>Tổng thời gian phạt (Penalty Time)</w:t>
       </w:r>
       <w:r>
-        <w:rPr>
-          <w:rFonts w:ascii="Segoe UI" w:hAnsi="Segoe UI"/>
-          <w:b w:val="0"/>
-          <w:i w:val="0"/>
-          <w:sz w:val="21"/>
-        </w:rPr>
         <w:t xml:space="preserve"> thấp hơn.</w:t>
       </w:r>
     </w:p>
     <w:p>
       <w:pPr>
-        <w:spacing w:before="30" w:after="30" w:line="276" w:lineRule="auto"/>
-        <w:ind w:left="720"/>
+        <w:pStyle w:val="ListBullet"/>
+        <w:spacing w:before="40" w:after="40"/>
       </w:pPr>
       <w:r>
-        <w:rPr>
-          <w:rFonts w:ascii="Segoe UI" w:hAnsi="Segoe UI"/>
-          <w:b/>
-          <w:color w:val="2563EB"/>
-          <w:sz w:val="20"/>
-        </w:rPr>
-        <w:t xml:space="preserve">– </w:t>
-      </w:r>
-      <w:r>
-        <w:rPr>
-          <w:rFonts w:ascii="Segoe UI" w:hAnsi="Segoe UI"/>
-          <w:b w:val="0"/>
-          <w:i w:val="0"/>
-          <w:sz w:val="21"/>
-        </w:rPr>
         <w:t>Công thức tính Penalty Time cho mỗi bài giải đúng:</w:t>
       </w:r>
     </w:p>
     <w:p>
       <w:pPr>
-        <w:spacing w:before="40" w:after="100" w:line="276" w:lineRule="auto"/>
+        <w:spacing w:before="60" w:after="80" w:line="276" w:lineRule="auto"/>
       </w:pPr>
       <w:r>
-        <w:rPr>
-          <w:rFonts w:ascii="Segoe UI" w:hAnsi="Segoe UI"/>
-          <w:b w:val="0"/>
-          <w:i w:val="0"/>
-          <w:sz w:val="21"/>
-        </w:rPr>
-        <w:t xml:space="preserve">     $$\text{Penalty} = T_{\text{AC}} + 20 \times N_{\text{WA}}$$</w:t>
+        <w:t>$$\text{Penalty} = T_{\text{AC}} + 20 \times N_{\text{WA}}$$</w:t>
       </w:r>
     </w:p>
     <w:p>
       <w:pPr>
-        <w:spacing w:before="40" w:after="100" w:line="276" w:lineRule="auto"/>
+        <w:spacing w:before="60" w:after="80" w:line="276" w:lineRule="auto"/>
       </w:pPr>
       <w:r>
-        <w:rPr>
-          <w:rFonts w:ascii="Segoe UI" w:hAnsi="Segoe UI"/>
-          <w:b w:val="0"/>
-          <w:i w:val="0"/>
-          <w:sz w:val="21"/>
-        </w:rPr>
-        <w:t xml:space="preserve">     </w:t>
-      </w:r>
-      <w:r>
-        <w:rPr>
-          <w:rFonts w:ascii="Segoe UI" w:hAnsi="Segoe UI"/>
-          <w:b w:val="0"/>
-          <w:i/>
-          <w:sz w:val="21"/>
-        </w:rPr>
+        <w:t>*(Trong đó: $T_{\text{AC}}$ là số phút tính từ khi bắt đầu thi đến khi AC; $N_{\text{WA}}$ là số lần nộp sai trước khi đạt AC).*</w:t>
       </w:r>
     </w:p>
     <w:p>
       <w:pPr>
-        <w:spacing w:before="40" w:after="100" w:line="276" w:lineRule="auto"/>
+        <w:spacing w:before="60" w:after="80" w:line="276" w:lineRule="auto"/>
       </w:pPr>
       <w:r>
-        <w:rPr>
-          <w:rFonts w:ascii="Segoe UI" w:hAnsi="Segoe UI"/>
-          <w:b w:val="0"/>
-          <w:i w:val="0"/>
-          <w:sz w:val="21"/>
-        </w:rPr>
-        <w:t xml:space="preserve">     </w:t>
-      </w:r>
-      <w:r>
-        <w:rPr>
-          <w:rFonts w:ascii="Segoe UI" w:hAnsi="Segoe UI"/>
-          <w:b w:val="0"/>
-          <w:i/>
-          <w:sz w:val="21"/>
-        </w:rPr>
+        <w:t>*Các bài nộp sai nhưng không bao giờ đạt AC sẽ không bị tính thời gian phạt.*</w:t>
       </w:r>
     </w:p>
     <w:p>
       <w:pPr>
-        <w:spacing w:before="40" w:after="40" w:line="276" w:lineRule="auto"/>
-        <w:ind w:left="360"/>
-      </w:pPr>
+        <w:pStyle w:val="ListNumber"/>
+        <w:spacing w:before="40" w:after="40"/>
+      </w:pPr>
+      <w:r/>
       <w:r>
         <w:rPr>
-          <w:rFonts w:ascii="Segoe UI" w:hAnsi="Segoe UI"/>
           <w:b/>
-          <w:color w:val="1E3A8A"/>
-          <w:sz w:val="21"/>
         </w:rPr>
-        <w:t xml:space="preserve">2. </w:t>
+        <w:t>Bảo vệ rớt mạng (Network Resilience):</w:t>
       </w:r>
-      <w:r>
-        <w:rPr>
-          <w:rFonts w:ascii="Segoe UI" w:hAnsi="Segoe UI"/>
-          <w:b/>
-          <w:i w:val="0"/>
-          <w:sz w:val="21"/>
-        </w:rPr>
-      </w:r>
+      <w:r/>
     </w:p>
     <w:p>
       <w:pPr>
-        <w:spacing w:before="30" w:after="30" w:line="276" w:lineRule="auto"/>
-        <w:ind w:left="720"/>
+        <w:pStyle w:val="ListBullet"/>
+        <w:spacing w:before="40" w:after="40"/>
       </w:pPr>
       <w:r>
-        <w:rPr>
-          <w:rFonts w:ascii="Segoe UI" w:hAnsi="Segoe UI"/>
-          <w:b/>
-          <w:color w:val="2563EB"/>
-          <w:sz w:val="20"/>
-        </w:rPr>
-        <w:t xml:space="preserve">– </w:t>
-      </w:r>
-      <w:r>
-        <w:rPr>
-          <w:rFonts w:ascii="Segoe UI" w:hAnsi="Segoe UI"/>
-          <w:b w:val="0"/>
-          <w:i w:val="0"/>
-          <w:sz w:val="21"/>
-        </w:rPr>
         <w:t>Client tự động lưu bản thảo (Draft) tại LocalStorage và đồng bộ lên Server mỗi 15 giây.</w:t>
       </w:r>
     </w:p>
     <w:p>
       <w:pPr>
-        <w:spacing w:before="30" w:after="30" w:line="276" w:lineRule="auto"/>
-        <w:ind w:left="720"/>
+        <w:pStyle w:val="ListBullet"/>
+        <w:spacing w:before="40" w:after="40"/>
       </w:pPr>
       <w:r>
-        <w:rPr>
-          <w:rFonts w:ascii="Segoe UI" w:hAnsi="Segoe UI"/>
-          <w:b/>
-          <w:color w:val="2563EB"/>
-          <w:sz w:val="20"/>
-        </w:rPr>
-        <w:t xml:space="preserve">– </w:t>
-      </w:r>
-      <w:r>
-        <w:rPr>
-          <w:rFonts w:ascii="Segoe UI" w:hAnsi="Segoe UI"/>
-          <w:b w:val="0"/>
-          <w:i w:val="0"/>
-          <w:sz w:val="21"/>
-        </w:rPr>
         <w:t>Khi mất mạng, đồng hồ đếm ngược của Server vẫn tiếp tục đếm. Khi có mạng trở lại, client tự động đẩy bản draft mới nhất lên server.</w:t>
       </w:r>
     </w:p>
     <w:p>
       <w:pPr>
-        <w:spacing w:before="160" w:after="160"/>
-        <w:pBdr>
-          <w:bottom w:val="single" w:sz="6" w:space="1" w:color="E2E8F0"/>
-        </w:pBdr>
-      </w:pPr>
+        <w:spacing w:before="120" w:after="120"/>
+      </w:pPr>
+      <w:r>
+        <w:rPr>
+          <w:color w:val="CBD5E1"/>
+        </w:rPr>
+        <w:t>——————————————————————————————————————————————————</w:t>
+      </w:r>
     </w:p>
     <w:p>
       <w:pPr>
         <w:keepNext/>
-        <w:spacing w:before="240" w:after="60"/>
+        <w:spacing w:before="200" w:after="80"/>
       </w:pPr>
       <w:r>
         <w:rPr>
-          <w:rFonts w:ascii="Segoe UI" w:hAnsi="Segoe UI"/>
+          <w:rFonts w:ascii="Calibri" w:hAnsi="Calibri"/>
           <w:b/>
-          <w:color w:val="2563EB"/>
-          <w:sz w:val="25"/>
+          <w:color w:val="0F172A"/>
+          <w:sz w:val="26"/>
         </w:rPr>
         <w:t>3.4. Vòng đời Chấm bài &amp; Bộ 7 Mã Phán quyết (Judge Verdicts)</w:t>
       </w:r>
     </w:p>
     <w:p>
       <w:pPr>
-        <w:spacing w:before="40" w:after="100" w:line="276" w:lineRule="auto"/>
+        <w:spacing w:before="60" w:after="80" w:line="276" w:lineRule="auto"/>
       </w:pPr>
       <w:r>
-        <w:rPr>
-          <w:rFonts w:ascii="Segoe UI" w:hAnsi="Segoe UI"/>
-          <w:b w:val="0"/>
-          <w:i w:val="0"/>
-          <w:sz w:val="21"/>
-        </w:rPr>
         <w:t>Mọi bài nộp qua API trải qua quy trình chấm bất đồng bộ:</w:t>
       </w:r>
     </w:p>
@@ -3030,37 +2041,21 @@
             <w:tcW w:type="dxa" w:w="9360"/>
             <w:shd w:fill="F1F5F9"/>
             <w:tcMar>
-              <w:top w:w="140" w:type="dxa"/>
-              <w:bottom w:w="140" w:type="dxa"/>
-              <w:left w:w="180" w:type="dxa"/>
-              <w:right w:w="180" w:type="dxa"/>
+              <w:top w:w="120" w:type="dxa"/>
+              <w:bottom w:w="120" w:type="dxa"/>
+              <w:left w:w="160" w:type="dxa"/>
+              <w:right w:w="160" w:type="dxa"/>
             </w:tcMar>
-            <w:tcBorders>
-              <w:top w:val="single" w:sz="4" w:space="0" w:color="CBD5E1"/>
-              <w:bottom w:val="single" w:sz="4" w:space="0" w:color="CBD5E1"/>
-              <w:left w:val="single" w:sz="18" w:space="0" w:color="3B82F6"/>
-              <w:right w:val="single" w:sz="4" w:space="0" w:color="CBD5E1"/>
-            </w:tcBorders>
           </w:tcPr>
           <w:p>
             <w:pPr>
-              <w:spacing w:before="40" w:after="40" w:line="276" w:lineRule="auto"/>
+              <w:spacing w:before="40" w:after="40"/>
             </w:pPr>
             <w:r>
               <w:rPr>
                 <w:rFonts w:ascii="Consolas" w:hAnsi="Consolas"/>
-                <w:b/>
-                <w:color w:val="64748B"/>
-                <w:sz w:val="17"/>
-              </w:rPr>
-              <w:t>[MERMAID]</w:t>
-              <w:br/>
-            </w:r>
-            <w:r>
-              <w:rPr>
-                <w:rFonts w:ascii="Consolas" w:hAnsi="Consolas"/>
                 <w:color w:val="0F172A"/>
-                <w:sz w:val="18"/>
+                <w:sz w:val="19"/>
               </w:rPr>
               <w:t>stateDiagram-v2</w:t>
               <w:br/>
@@ -3098,28 +2093,31 @@
     </w:tbl>
     <w:p>
       <w:pPr>
-        <w:spacing w:before="0" w:after="120"/>
+        <w:spacing w:before="0" w:after="80"/>
       </w:pPr>
     </w:p>
     <w:p>
       <w:pPr>
-        <w:spacing w:before="160" w:after="160"/>
-        <w:pBdr>
-          <w:bottom w:val="single" w:sz="6" w:space="1" w:color="E2E8F0"/>
-        </w:pBdr>
-      </w:pPr>
+        <w:spacing w:before="120" w:after="120"/>
+      </w:pPr>
+      <w:r>
+        <w:rPr>
+          <w:color w:val="CBD5E1"/>
+        </w:rPr>
+        <w:t>——————————————————————————————————————————————————</w:t>
+      </w:r>
     </w:p>
     <w:p>
       <w:pPr>
         <w:keepNext/>
-        <w:spacing w:before="320" w:after="80"/>
+        <w:spacing w:before="280" w:after="120"/>
       </w:pPr>
       <w:r>
         <w:rPr>
-          <w:rFonts w:ascii="Segoe UI" w:hAnsi="Segoe UI"/>
+          <w:rFonts w:ascii="Calibri" w:hAnsi="Calibri"/>
           <w:b/>
           <w:color w:val="1D4ED8"/>
-          <w:sz w:val="30"/>
+          <w:sz w:val="32"/>
         </w:rPr>
         <w:t>4. KIẾN TRÚC KỸ THUẬT HỆ THỐNG (SYSTEM ARCHITECTURE)</w:t>
       </w:r>
@@ -3127,30 +2125,33 @@
     <w:p>
       <w:pPr>
         <w:keepNext/>
-        <w:spacing w:before="240" w:after="60"/>
+        <w:spacing w:before="200" w:after="80"/>
       </w:pPr>
       <w:r>
         <w:rPr>
-          <w:rFonts w:ascii="Segoe UI" w:hAnsi="Segoe UI"/>
+          <w:rFonts w:ascii="Calibri" w:hAnsi="Calibri"/>
           <w:b/>
-          <w:color w:val="2563EB"/>
-          <w:sz w:val="25"/>
+          <w:color w:val="0F172A"/>
+          <w:sz w:val="26"/>
         </w:rPr>
-        <w:t>4.1. Cấu trúc Maven Multi-Module Monolith</w:t>
+        <w:t>4.1. Cấu trúc Monorepo &amp; Maven Multi-Module</w:t>
       </w:r>
     </w:p>
     <w:p>
       <w:pPr>
-        <w:spacing w:before="40" w:after="100" w:line="276" w:lineRule="auto"/>
-      </w:pPr>
+        <w:spacing w:before="60" w:after="80" w:line="276" w:lineRule="auto"/>
+      </w:pPr>
+      <w:r>
+        <w:t xml:space="preserve">Hệ thống được tổ chức theo cấu trúc </w:t>
+      </w:r>
       <w:r>
         <w:rPr>
-          <w:rFonts w:ascii="Segoe UI" w:hAnsi="Segoe UI"/>
-          <w:b w:val="0"/>
-          <w:i w:val="0"/>
-          <w:sz w:val="21"/>
+          <w:b/>
         </w:rPr>
-        <w:t>Hệ thống được tổ chức thành 4 modules vật lý phân định ranh giới một chiều:</w:t>
+        <w:t>Monorepo</w:t>
+      </w:r>
+      <w:r>
+        <w:t xml:space="preserve"> với 3 phân vùng độc lập:</w:t>
       </w:r>
     </w:p>
     <w:tbl>
@@ -3168,37 +2169,57 @@
             <w:tcW w:type="dxa" w:w="9360"/>
             <w:shd w:fill="F1F5F9"/>
             <w:tcMar>
-              <w:top w:w="140" w:type="dxa"/>
-              <w:bottom w:w="140" w:type="dxa"/>
-              <w:left w:w="180" w:type="dxa"/>
-              <w:right w:w="180" w:type="dxa"/>
+              <w:top w:w="120" w:type="dxa"/>
+              <w:bottom w:w="120" w:type="dxa"/>
+              <w:left w:w="160" w:type="dxa"/>
+              <w:right w:w="160" w:type="dxa"/>
             </w:tcMar>
-            <w:tcBorders>
-              <w:top w:val="single" w:sz="4" w:space="0" w:color="CBD5E1"/>
-              <w:bottom w:val="single" w:sz="4" w:space="0" w:color="CBD5E1"/>
-              <w:left w:val="single" w:sz="18" w:space="0" w:color="3B82F6"/>
-              <w:right w:val="single" w:sz="4" w:space="0" w:color="CBD5E1"/>
-            </w:tcBorders>
           </w:tcPr>
           <w:p>
             <w:pPr>
-              <w:spacing w:before="40" w:after="40" w:line="276" w:lineRule="auto"/>
+              <w:spacing w:before="40" w:after="40"/>
             </w:pPr>
             <w:r>
               <w:rPr>
                 <w:rFonts w:ascii="Consolas" w:hAnsi="Consolas"/>
                 <w:color w:val="0F172A"/>
-                <w:sz w:val="18"/>
+                <w:sz w:val="19"/>
               </w:rPr>
-              <w:t>mini_leetcode/ (Parent POM - Quản lý versions tập trung)</w:t>
+              <w:t>Mini Leetcode/</w:t>
               <w:br/>
-              <w:t>├── mini-leetcode-common/      # Java Enums thuần, Base Exceptions (Zero dependencies)</w:t>
+              <w:t>├── backend/                        # Java 17 LTS Maven Multi-Module</w:t>
               <w:br/>
-              <w:t>├── mini-leetcode-core/        # JPA Entities, Repositories, Services, Flyway, MinIO Storage</w:t>
+              <w:t>│   ├── pom.xml                     # Parent POM quản lý versions tập trung</w:t>
               <w:br/>
-              <w:t>├── mini-leetcode-api/         # REST Controllers, JWT Filter, OpenAPI 3.1, Actuator (Executable JAR)</w:t>
+              <w:t>│   ├── mini-leetcode-common/       # Java Enums thuần, Base Exceptions (Zero dependencies)</w:t>
               <w:br/>
-              <w:t>└── mini-leetcode-judge/       # Sandbox Worker, Redis Streams Consumer, Docker Runner (Executable JAR)</w:t>
+              <w:t>│   ├── mini-leetcode-core/         # JPA Entities, Repositories, Services, Flyway, MinIO Storage</w:t>
+              <w:br/>
+              <w:t>│   ├── mini-leetcode-api/          # REST Controllers, JWT Filter, OpenAPI 3.1 (Executable JAR)</w:t>
+              <w:br/>
+              <w:t>│   └── mini-leetcode-judge/        # Sandbox Worker, Redis Queue Consumer, Docker Runner</w:t>
+              <w:br/>
+              <w:t>├── frontend/                       # Client Tier (Next.js 14 / React + Monaco Editor)</w:t>
+              <w:br/>
+              <w:t>│   ├── README.md                   # Onboarding &amp; Hướng dẫn tích hợp Frontend</w:t>
+              <w:br/>
+              <w:t>│   └── .env.example                # Cấu hình API URL môi trường client</w:t>
+              <w:br/>
+              <w:t>├── docs/                           # Hồ sơ Kiến trúc, Đặc tả Nghiệp vụ &amp; ADRs</w:t>
+              <w:br/>
+              <w:t>│   ├── ADR-001_MODULAR_MONOLITH_ARCHITECTURE.md</w:t>
+              <w:br/>
+              <w:t>│   ├── ADR-002_MAVEN_MULTI_MODULE_MONOLITH.md</w:t>
+              <w:br/>
+              <w:t>│   ├── ADR-003_PACKAGE_BY_FEATURE_STRUCTURE.md</w:t>
+              <w:br/>
+              <w:t>│   ├── ADR-004_PRAGMATIC_SANDBOX_DESIGN.md</w:t>
+              <w:br/>
+              <w:t>│   └── team-pipeline/              # Đội ngũ Team Agent Pipeline</w:t>
+              <w:br/>
+              <w:t>├── docker-compose.yml              # MySQL 8.0, Redis 7, MinIO (elestio/minio) + Provisioner</w:t>
+              <w:br/>
+              <w:t>└── .gitignore                      # Cấu hình bỏ qua tệp tin toàn diện Monorepo</w:t>
             </w:r>
           </w:p>
         </w:tc>
@@ -3206,2697 +2227,833 @@
     </w:tbl>
     <w:p>
       <w:pPr>
-        <w:spacing w:before="0" w:after="120"/>
+        <w:spacing w:before="0" w:after="80"/>
       </w:pPr>
     </w:p>
     <w:p>
       <w:pPr>
-        <w:spacing w:before="30" w:after="30" w:line="276" w:lineRule="auto"/>
-        <w:ind w:left="360"/>
-      </w:pPr>
+        <w:pStyle w:val="ListBullet"/>
+        <w:spacing w:before="40" w:after="40"/>
+      </w:pPr>
+      <w:r/>
       <w:r>
         <w:rPr>
-          <w:rFonts w:ascii="Segoe UI" w:hAnsi="Segoe UI"/>
           <w:b/>
-          <w:color w:val="2563EB"/>
-          <w:sz w:val="20"/>
         </w:rPr>
-        <w:t xml:space="preserve">• </w:t>
+        <w:t>Nguyên tắc ranh giới:</w:t>
+      </w:r>
+      <w:r>
+        <w:t xml:space="preserve"> `api` phụ thuộc vào `core`, `core` phụ thuộc vào `common`. `api` </w:t>
       </w:r>
       <w:r>
         <w:rPr>
-          <w:rFonts w:ascii="Segoe UI" w:hAnsi="Segoe UI"/>
           <w:b/>
-          <w:i w:val="0"/>
-          <w:sz w:val="21"/>
         </w:rPr>
+        <w:t>tuyệt đối không phụ thuộc vào `judge`</w:t>
+      </w:r>
+      <w:r>
+        <w:t>. Trình biên dịch Java (`javac`) là người gác cổng bảo vệ ranh giới. Frontend giao tiếp với Backend 100% qua chuẩn REST API và JWT Token.</w:t>
+      </w:r>
+    </w:p>
+    <w:p>
+      <w:pPr>
+        <w:spacing w:before="120" w:after="120"/>
+      </w:pPr>
+      <w:r>
+        <w:rPr>
+          <w:color w:val="CBD5E1"/>
+        </w:rPr>
+        <w:t>——————————————————————————————————————————————————</w:t>
+      </w:r>
+    </w:p>
+    <w:p>
+      <w:pPr>
+        <w:keepNext/>
+        <w:spacing w:before="200" w:after="80"/>
+      </w:pPr>
+      <w:r>
+        <w:rPr>
+          <w:rFonts w:ascii="Calibri" w:hAnsi="Calibri"/>
+          <w:b/>
+          <w:color w:val="0F172A"/>
+          <w:sz w:val="26"/>
+        </w:rPr>
+        <w:t>4.2. Phân định 3 Role Chuyên trách trong Luồng Chấm Sandbox</w:t>
+      </w:r>
+    </w:p>
+    <w:p>
+      <w:pPr>
+        <w:spacing w:before="60" w:after="80" w:line="276" w:lineRule="auto"/>
+      </w:pPr>
+      <w:r>
+        <w:t xml:space="preserve">Hệ thống phân định ranh giới và trách nhiệm độc lập thành </w:t>
       </w:r>
       <w:r>
         <w:rPr>
-          <w:rFonts w:ascii="Segoe UI" w:hAnsi="Segoe UI"/>
-          <w:b w:val="0"/>
-          <w:i w:val="0"/>
-          <w:sz w:val="21"/>
+          <w:b/>
         </w:rPr>
-        <w:t xml:space="preserve"> </w:t>
+        <w:t>3 Roles</w:t>
+      </w:r>
+      <w:r>
+        <w:t xml:space="preserve"> rõ rệt:</w:t>
+      </w:r>
+    </w:p>
+    <w:p>
+      <w:pPr>
+        <w:pStyle w:val="ListNumber"/>
+        <w:spacing w:before="40" w:after="40"/>
+      </w:pPr>
+      <w:r/>
+      <w:r>
+        <w:rPr>
+          <w:b/>
+        </w:rPr>
+        <w:t>Role 1: Web API Gateway (`mini-leetcode-api.jar`):</w:t>
+      </w:r>
+      <w:r/>
+    </w:p>
+    <w:p>
+      <w:pPr>
+        <w:pStyle w:val="ListBullet"/>
+        <w:spacing w:before="40" w:after="40"/>
+      </w:pPr>
+      <w:r>
+        <w:t>Đóng gói từ module `mini-leetcode-api`, mở cổng 8080 tiếp nhận request từ người dùng.</w:t>
+      </w:r>
+    </w:p>
+    <w:p>
+      <w:pPr>
+        <w:pStyle w:val="ListBullet"/>
+        <w:spacing w:before="40" w:after="40"/>
+      </w:pPr>
+      <w:r>
+        <w:t>Xác thực JWT, lưu metadata bài nộp với trạng thái ban đầu `status = PENDING`.</w:t>
+      </w:r>
+    </w:p>
+    <w:p>
+      <w:pPr>
+        <w:pStyle w:val="ListBullet"/>
+        <w:spacing w:before="40" w:after="40"/>
+      </w:pPr>
+      <w:r>
+        <w:t>Đẩy message vào Redis Queue (`RPUSH queue.submissions`).</w:t>
+      </w:r>
+    </w:p>
+    <w:p>
+      <w:pPr>
+        <w:pStyle w:val="ListBullet"/>
+        <w:spacing w:before="40" w:after="40"/>
+      </w:pPr>
+      <w:r/>
+      <w:r>
+        <w:rPr>
+          <w:b/>
+        </w:rPr>
+        <w:t>Tuyệt đối KHÔNG mount `/var/run/docker.sock`</w:t>
+      </w:r>
+      <w:r>
+        <w:t>, triệt tiêu hoàn toàn nguy cơ Root Host Takeover nếu Web API gặp lỗ hổng bảo mật.</w:t>
+      </w:r>
+    </w:p>
+    <w:p>
+      <w:pPr>
+        <w:pStyle w:val="ListNumber"/>
+        <w:spacing w:before="40" w:after="40"/>
+      </w:pPr>
+      <w:r/>
+      <w:r>
+        <w:rPr>
+          <w:b/>
+        </w:rPr>
+        <w:t>Role 2: Judge Worker (`mini-leetcode-judge.jar`):</w:t>
+      </w:r>
+      <w:r/>
+    </w:p>
+    <w:p>
+      <w:pPr>
+        <w:pStyle w:val="ListBullet"/>
+        <w:spacing w:before="40" w:after="40"/>
+      </w:pPr>
+      <w:r>
+        <w:t>Đóng gói từ module `mini-leetcode-judge`, chạy ngầm trong mạng nội bộ, kết nối Redis và MinIO.</w:t>
+      </w:r>
+    </w:p>
+    <w:p>
+      <w:pPr>
+        <w:pStyle w:val="ListBullet"/>
+        <w:spacing w:before="40" w:after="40"/>
+      </w:pPr>
+      <w:r>
+        <w:t>Nhận job bất đồng bộ từ Redis Queue (`BLPOP queue.submissions`), chuyển trạng thái bài nộp sang `JUDGING`.</w:t>
+      </w:r>
+    </w:p>
+    <w:p>
+      <w:pPr>
+        <w:pStyle w:val="ListBullet"/>
+        <w:spacing w:before="40" w:after="40"/>
+      </w:pPr>
+      <w:r>
+        <w:t>Tải file mã nguồn và testcases từ MinIO xuống thư mục tạm `temp-submissions/{submissionId}/`.</w:t>
+      </w:r>
+    </w:p>
+    <w:p>
+      <w:pPr>
+        <w:pStyle w:val="ListBullet"/>
+        <w:spacing w:before="40" w:after="40"/>
+      </w:pPr>
+      <w:r>
+        <w:t>Điều phối và giám sát vòng đời của Sandbox Runner qua Docker CLI, đo lường CPU runtime và peak RAM, xác định Verdict (`ACCEPTED`, `WRONG_ANSWER`, `TIME_LIMIT_EXCEEDED`, `MEMORY_LIMIT_EXCEEDED`, `RUNTIME_ERROR`, `COMPILATION_ERROR`), sau đó cập nhật kết quả vào MySQL và Redis Cache.</w:t>
+      </w:r>
+    </w:p>
+    <w:p>
+      <w:pPr>
+        <w:pStyle w:val="ListNumber"/>
+        <w:spacing w:before="40" w:after="40"/>
+      </w:pPr>
+      <w:r/>
+      <w:r>
+        <w:rPr>
+          <w:b/>
+        </w:rPr>
+        <w:t>Role 3: Ephemeral Sandbox Runner (Containerized Docker Execution):</w:t>
+      </w:r>
+      <w:r/>
+    </w:p>
+    <w:p>
+      <w:pPr>
+        <w:pStyle w:val="ListBullet"/>
+        <w:spacing w:before="40" w:after="40"/>
+      </w:pPr>
+      <w:r>
+        <w:t xml:space="preserve">Khởi tạo container dùng 1 lần (`docker run --rm`), hỗ trợ nộp bài bằng </w:t>
       </w:r>
       <w:r>
         <w:rPr>
-          <w:rFonts w:ascii="Consolas" w:hAnsi="Consolas"/>
-          <w:b w:val="0"/>
-          <w:i w:val="0"/>
-          <w:color w:val="1E293B"/>
-          <w:sz w:val="19"/>
+          <w:b/>
         </w:rPr>
-        <w:t>`api`</w:t>
+        <w:t>Java 17 LTS</w:t>
+      </w:r>
+      <w:r>
+        <w:t xml:space="preserve"> và </w:t>
       </w:r>
       <w:r>
         <w:rPr>
-          <w:rFonts w:ascii="Segoe UI" w:hAnsi="Segoe UI"/>
-          <w:b w:val="0"/>
-          <w:i w:val="0"/>
-          <w:sz w:val="21"/>
+          <w:b/>
         </w:rPr>
-        <w:t xml:space="preserve"> phụ thuộc vào </w:t>
+        <w:t>Python 3</w:t>
       </w:r>
       <w:r>
-        <w:rPr>
-          <w:rFonts w:ascii="Consolas" w:hAnsi="Consolas"/>
-          <w:b w:val="0"/>
-          <w:i w:val="0"/>
-          <w:color w:val="1E293B"/>
-          <w:sz w:val="19"/>
-        </w:rPr>
-        <w:t>`core`</w:t>
-      </w:r>
-      <w:r>
-        <w:rPr>
-          <w:rFonts w:ascii="Segoe UI" w:hAnsi="Segoe UI"/>
-          <w:b w:val="0"/>
-          <w:i w:val="0"/>
-          <w:sz w:val="21"/>
-        </w:rPr>
-        <w:t xml:space="preserve">, </w:t>
-      </w:r>
-      <w:r>
-        <w:rPr>
-          <w:rFonts w:ascii="Consolas" w:hAnsi="Consolas"/>
-          <w:b w:val="0"/>
-          <w:i w:val="0"/>
-          <w:color w:val="1E293B"/>
-          <w:sz w:val="19"/>
-        </w:rPr>
-        <w:t>`core`</w:t>
-      </w:r>
-      <w:r>
-        <w:rPr>
-          <w:rFonts w:ascii="Segoe UI" w:hAnsi="Segoe UI"/>
-          <w:b w:val="0"/>
-          <w:i w:val="0"/>
-          <w:sz w:val="21"/>
-        </w:rPr>
-        <w:t xml:space="preserve"> phụ thuộc vào </w:t>
-      </w:r>
-      <w:r>
-        <w:rPr>
-          <w:rFonts w:ascii="Consolas" w:hAnsi="Consolas"/>
-          <w:b w:val="0"/>
-          <w:i w:val="0"/>
-          <w:color w:val="1E293B"/>
-          <w:sz w:val="19"/>
-        </w:rPr>
-        <w:t>`common`</w:t>
-      </w:r>
-      <w:r>
-        <w:rPr>
-          <w:rFonts w:ascii="Segoe UI" w:hAnsi="Segoe UI"/>
-          <w:b w:val="0"/>
-          <w:i w:val="0"/>
-          <w:sz w:val="21"/>
-        </w:rPr>
-        <w:t xml:space="preserve">. </w:t>
-      </w:r>
-      <w:r>
-        <w:rPr>
-          <w:rFonts w:ascii="Consolas" w:hAnsi="Consolas"/>
-          <w:b w:val="0"/>
-          <w:i w:val="0"/>
-          <w:color w:val="1E293B"/>
-          <w:sz w:val="19"/>
-        </w:rPr>
-        <w:t>`api`</w:t>
-      </w:r>
-      <w:r>
-        <w:rPr>
-          <w:rFonts w:ascii="Segoe UI" w:hAnsi="Segoe UI"/>
-          <w:b w:val="0"/>
-          <w:i w:val="0"/>
-          <w:sz w:val="21"/>
-        </w:rPr>
-        <w:t xml:space="preserve"> </w:t>
-      </w:r>
-      <w:r>
-        <w:rPr>
-          <w:rFonts w:ascii="Segoe UI" w:hAnsi="Segoe UI"/>
-          <w:b/>
-          <w:i w:val="0"/>
-          <w:sz w:val="21"/>
-        </w:rPr>
-      </w:r>
-      <w:r>
-        <w:rPr>
-          <w:rFonts w:ascii="Segoe UI" w:hAnsi="Segoe UI"/>
-          <w:b w:val="0"/>
-          <w:i w:val="0"/>
-          <w:sz w:val="21"/>
-        </w:rPr>
-        <w:t>. Trình biên dịch Java (javac) là người gác cổng bảo vệ ranh giới.</w:t>
-      </w:r>
-    </w:p>
-    <w:p>
-      <w:pPr>
-        <w:spacing w:before="160" w:after="160"/>
-        <w:pBdr>
-          <w:bottom w:val="single" w:sz="6" w:space="1" w:color="E2E8F0"/>
-        </w:pBdr>
-      </w:pPr>
-    </w:p>
-    <w:p>
-      <w:pPr>
-        <w:keepNext/>
-        <w:spacing w:before="240" w:after="60"/>
-      </w:pPr>
-      <w:r>
-        <w:rPr>
-          <w:rFonts w:ascii="Segoe UI" w:hAnsi="Segoe UI"/>
-          <w:b/>
-          <w:color w:val="2563EB"/>
-          <w:sz w:val="25"/>
-        </w:rPr>
-        <w:t>4.2. Chiến lược Đóng gói Dual-Target (Web API vs Judge Worker)</w:t>
-      </w:r>
-    </w:p>
-    <w:p>
-      <w:pPr>
-        <w:spacing w:before="40" w:after="100" w:line="276" w:lineRule="auto"/>
-      </w:pPr>
-      <w:r>
-        <w:rPr>
-          <w:rFonts w:ascii="Segoe UI" w:hAnsi="Segoe UI"/>
-          <w:b w:val="0"/>
-          <w:i w:val="0"/>
-          <w:sz w:val="21"/>
-        </w:rPr>
-        <w:t xml:space="preserve">Mặc dù toàn bộ code nằm trong 1 Git Repository duy nhất, khi triển khai hệ thống build thành </w:t>
-      </w:r>
-      <w:r>
-        <w:rPr>
-          <w:rFonts w:ascii="Segoe UI" w:hAnsi="Segoe UI"/>
-          <w:b/>
-          <w:i w:val="0"/>
-          <w:sz w:val="21"/>
-        </w:rPr>
-      </w:r>
-      <w:r>
-        <w:rPr>
-          <w:rFonts w:ascii="Segoe UI" w:hAnsi="Segoe UI"/>
-          <w:b w:val="0"/>
-          <w:i w:val="0"/>
-          <w:sz w:val="21"/>
-        </w:rPr>
-        <w:t>:</w:t>
-      </w:r>
-    </w:p>
-    <w:p>
-      <w:pPr>
-        <w:spacing w:before="40" w:after="40" w:line="276" w:lineRule="auto"/>
-        <w:ind w:left="360"/>
-      </w:pPr>
-      <w:r>
-        <w:rPr>
-          <w:rFonts w:ascii="Segoe UI" w:hAnsi="Segoe UI"/>
-          <w:b/>
-          <w:color w:val="1E3A8A"/>
-          <w:sz w:val="21"/>
-        </w:rPr>
-        <w:t xml:space="preserve">1. </w:t>
-      </w:r>
-      <w:r>
-        <w:rPr>
-          <w:rFonts w:ascii="Segoe UI" w:hAnsi="Segoe UI"/>
-          <w:b/>
-          <w:i w:val="0"/>
-          <w:sz w:val="21"/>
-        </w:rPr>
-      </w:r>
-    </w:p>
-    <w:p>
-      <w:pPr>
-        <w:spacing w:before="30" w:after="30" w:line="276" w:lineRule="auto"/>
-        <w:ind w:left="720"/>
-      </w:pPr>
-      <w:r>
-        <w:rPr>
-          <w:rFonts w:ascii="Segoe UI" w:hAnsi="Segoe UI"/>
-          <w:b/>
-          <w:color w:val="2563EB"/>
-          <w:sz w:val="20"/>
-        </w:rPr>
-        <w:t xml:space="preserve">– </w:t>
-      </w:r>
-      <w:r>
-        <w:rPr>
-          <w:rFonts w:ascii="Segoe UI" w:hAnsi="Segoe UI"/>
-          <w:b w:val="0"/>
-          <w:i w:val="0"/>
-          <w:sz w:val="21"/>
-        </w:rPr>
-        <w:t xml:space="preserve">Đóng gói từ module </w:t>
-      </w:r>
-      <w:r>
-        <w:rPr>
-          <w:rFonts w:ascii="Consolas" w:hAnsi="Consolas"/>
-          <w:b w:val="0"/>
-          <w:i w:val="0"/>
-          <w:color w:val="1E293B"/>
-          <w:sz w:val="19"/>
-        </w:rPr>
-        <w:t>`mini-leetcode-api`</w:t>
-      </w:r>
-      <w:r>
-        <w:rPr>
-          <w:rFonts w:ascii="Segoe UI" w:hAnsi="Segoe UI"/>
-          <w:b w:val="0"/>
-          <w:i w:val="0"/>
-          <w:sz w:val="21"/>
-        </w:rPr>
         <w:t>.</w:t>
       </w:r>
     </w:p>
     <w:p>
       <w:pPr>
-        <w:spacing w:before="30" w:after="30" w:line="276" w:lineRule="auto"/>
-        <w:ind w:left="720"/>
-      </w:pPr>
+        <w:pStyle w:val="ListBullet"/>
+        <w:spacing w:before="40" w:after="40"/>
+      </w:pPr>
+      <w:r>
+        <w:t>Cách ly an toàn cấp độ cao:</w:t>
+      </w:r>
+    </w:p>
+    <w:p>
+      <w:pPr>
+        <w:pStyle w:val="ListBullet"/>
+        <w:spacing w:before="40" w:after="40"/>
+      </w:pPr>
+      <w:r>
+        <w:t>Mạng: `--network none` (Không thể kết nối Internet hoặc mạng nội bộ).</w:t>
+      </w:r>
+    </w:p>
+    <w:p>
+      <w:pPr>
+        <w:pStyle w:val="ListBullet"/>
+        <w:spacing w:before="40" w:after="40"/>
+      </w:pPr>
+      <w:r>
+        <w:t>Bộ nhớ: `--memory 256m --memory-swap 256m` (Ngắt ngay lập tức khi tràn RAM - MLE).</w:t>
+      </w:r>
+    </w:p>
+    <w:p>
+      <w:pPr>
+        <w:pStyle w:val="ListBullet"/>
+        <w:spacing w:before="40" w:after="40"/>
+      </w:pPr>
+      <w:r>
+        <w:t>Tiến trình: `--pids-limit 64` (Chống hoàn toàn Fork Bomb).</w:t>
+      </w:r>
+    </w:p>
+    <w:p>
+      <w:pPr>
+        <w:pStyle w:val="ListBullet"/>
+        <w:spacing w:before="40" w:after="40"/>
+      </w:pPr>
+      <w:r>
+        <w:t>File System: Thư mục chứa code và input testcase được mount dạng Read-Only (`-v ...:/workspace:ro`).</w:t>
+      </w:r>
+    </w:p>
+    <w:p>
+      <w:pPr>
+        <w:pStyle w:val="ListBullet"/>
+        <w:spacing w:before="40" w:after="40"/>
+      </w:pPr>
+      <w:r/>
       <w:r>
         <w:rPr>
-          <w:rFonts w:ascii="Segoe UI" w:hAnsi="Segoe UI"/>
           <w:b/>
-          <w:color w:val="2563EB"/>
-          <w:sz w:val="20"/>
         </w:rPr>
-        <w:t xml:space="preserve">– </w:t>
+        <w:t>Chính sách Fail-Fast:</w:t>
+      </w:r>
+      <w:r>
+        <w:t xml:space="preserve"> Dừng ngay lập tức khi phát hiện testcase lỗi đầu tiên để tiết kiệm tài nguyên.</w:t>
+      </w:r>
+    </w:p>
+    <w:p>
+      <w:pPr>
+        <w:spacing w:before="120" w:after="120"/>
+      </w:pPr>
+      <w:r>
+        <w:rPr>
+          <w:color w:val="CBD5E1"/>
+        </w:rPr>
+        <w:t>——————————————————————————————————————————————————</w:t>
+      </w:r>
+    </w:p>
+    <w:p>
+      <w:pPr>
+        <w:keepNext/>
+        <w:spacing w:before="200" w:after="80"/>
+      </w:pPr>
+      <w:r>
+        <w:rPr>
+          <w:rFonts w:ascii="Calibri" w:hAnsi="Calibri"/>
+          <w:b/>
+          <w:color w:val="0F172A"/>
+          <w:sz w:val="26"/>
+        </w:rPr>
+        <w:t>4.3. Mô hình Bộ nhớ &amp; File Staging Tránh Tràn RAM</w:t>
+      </w:r>
+    </w:p>
+    <w:p>
+      <w:pPr>
+        <w:pStyle w:val="ListBullet"/>
+        <w:spacing w:before="40" w:after="40"/>
+      </w:pPr>
+      <w:r>
+        <w:t>Cột trong MySQL chỉ lưu URI: `minio://testcases/problems/{id}/testcases/{order}_input.txt`.</w:t>
+      </w:r>
+    </w:p>
+    <w:p>
+      <w:pPr>
+        <w:pStyle w:val="ListBullet"/>
+        <w:spacing w:before="40" w:after="40"/>
+      </w:pPr>
+      <w:r>
+        <w:t xml:space="preserve">Khi client upload testcase hoặc khi worker tải testcase về chấm, dữ liệu được truyền thẳng qua file stream hoặc lưu trữ tại thư mục tạm `temp-submissions/{id}/`, </w:t>
       </w:r>
       <w:r>
         <w:rPr>
-          <w:rFonts w:ascii="Segoe UI" w:hAnsi="Segoe UI"/>
-          <w:b w:val="0"/>
-          <w:i w:val="0"/>
-          <w:sz w:val="21"/>
+          <w:b/>
         </w:rPr>
-        <w:t>Mở cổng 8080 cho người dùng và các bài kiểm tra.</w:t>
-      </w:r>
-    </w:p>
-    <w:p>
-      <w:pPr>
-        <w:spacing w:before="30" w:after="30" w:line="276" w:lineRule="auto"/>
-        <w:ind w:left="720"/>
-      </w:pPr>
-      <w:r>
-        <w:rPr>
-          <w:rFonts w:ascii="Segoe UI" w:hAnsi="Segoe UI"/>
-          <w:b/>
-          <w:color w:val="2563EB"/>
-          <w:sz w:val="20"/>
-        </w:rPr>
-        <w:t xml:space="preserve">– </w:t>
+        <w:t>không bao giờ đọc toàn bộ byte mảng vào Java Heap RAM</w:t>
       </w:r>
       <w:r>
-        <w:rPr>
-          <w:rFonts w:ascii="Segoe UI" w:hAnsi="Segoe UI"/>
-          <w:b/>
-          <w:i w:val="0"/>
-          <w:sz w:val="21"/>
-        </w:rPr>
-      </w:r>
-      <w:r>
-        <w:rPr>
-          <w:rFonts w:ascii="Segoe UI" w:hAnsi="Segoe UI"/>
-          <w:b w:val="0"/>
-          <w:i w:val="0"/>
-          <w:sz w:val="21"/>
-        </w:rPr>
-        <w:t>. Loại bỏ hoàn toàn nguy cơ Root Host Takeover nếu Web API bị khai thác lỗ hổng.</w:t>
-      </w:r>
-    </w:p>
-    <w:p>
-      <w:pPr>
-        <w:spacing w:before="40" w:after="40" w:line="276" w:lineRule="auto"/>
-        <w:ind w:left="360"/>
-      </w:pPr>
-      <w:r>
-        <w:rPr>
-          <w:rFonts w:ascii="Segoe UI" w:hAnsi="Segoe UI"/>
-          <w:b/>
-          <w:color w:val="1E3A8A"/>
-          <w:sz w:val="21"/>
-        </w:rPr>
-        <w:t xml:space="preserve">2. </w:t>
-      </w:r>
-      <w:r>
-        <w:rPr>
-          <w:rFonts w:ascii="Segoe UI" w:hAnsi="Segoe UI"/>
-          <w:b/>
-          <w:i w:val="0"/>
-          <w:sz w:val="21"/>
-        </w:rPr>
-      </w:r>
-    </w:p>
-    <w:p>
-      <w:pPr>
-        <w:spacing w:before="30" w:after="30" w:line="276" w:lineRule="auto"/>
-        <w:ind w:left="720"/>
-      </w:pPr>
-      <w:r>
-        <w:rPr>
-          <w:rFonts w:ascii="Segoe UI" w:hAnsi="Segoe UI"/>
-          <w:b/>
-          <w:color w:val="2563EB"/>
-          <w:sz w:val="20"/>
-        </w:rPr>
-        <w:t xml:space="preserve">– </w:t>
-      </w:r>
-      <w:r>
-        <w:rPr>
-          <w:rFonts w:ascii="Segoe UI" w:hAnsi="Segoe UI"/>
-          <w:b w:val="0"/>
-          <w:i w:val="0"/>
-          <w:sz w:val="21"/>
-        </w:rPr>
-        <w:t xml:space="preserve">Đóng gói từ module </w:t>
-      </w:r>
-      <w:r>
-        <w:rPr>
-          <w:rFonts w:ascii="Consolas" w:hAnsi="Consolas"/>
-          <w:b w:val="0"/>
-          <w:i w:val="0"/>
-          <w:color w:val="1E293B"/>
-          <w:sz w:val="19"/>
-        </w:rPr>
-        <w:t>`mini-leetcode-judge`</w:t>
-      </w:r>
-      <w:r>
-        <w:rPr>
-          <w:rFonts w:ascii="Segoe UI" w:hAnsi="Segoe UI"/>
-          <w:b w:val="0"/>
-          <w:i w:val="0"/>
-          <w:sz w:val="21"/>
-        </w:rPr>
         <w:t>.</w:t>
       </w:r>
     </w:p>
     <w:p>
       <w:pPr>
-        <w:spacing w:before="30" w:after="30" w:line="276" w:lineRule="auto"/>
-        <w:ind w:left="720"/>
+        <w:pStyle w:val="ListBullet"/>
+        <w:spacing w:before="40" w:after="40"/>
       </w:pPr>
       <w:r>
-        <w:rPr>
-          <w:rFonts w:ascii="Segoe UI" w:hAnsi="Segoe UI"/>
-          <w:b/>
-          <w:color w:val="2563EB"/>
-          <w:sz w:val="20"/>
-        </w:rPr>
-        <w:t xml:space="preserve">– </w:t>
-      </w:r>
-      <w:r>
-        <w:rPr>
-          <w:rFonts w:ascii="Segoe UI" w:hAnsi="Segoe UI"/>
-          <w:b w:val="0"/>
-          <w:i w:val="0"/>
-          <w:sz w:val="21"/>
-        </w:rPr>
-        <w:t>Chạy ngầm trong mạng nội bộ, không mở cổng public, kết nối tới Redis và MinIO.</w:t>
+        <w:t>Nhờ vậy, ngay cả khi chấm các bài toán có dung lượng file input/output lớn, ứng dụng Spring Boot chỉ tốn &lt; 150MB heap.</w:t>
       </w:r>
     </w:p>
     <w:p>
       <w:pPr>
-        <w:spacing w:before="30" w:after="30" w:line="276" w:lineRule="auto"/>
-        <w:ind w:left="720"/>
+        <w:spacing w:before="120" w:after="120"/>
       </w:pPr>
       <w:r>
         <w:rPr>
-          <w:rFonts w:ascii="Segoe UI" w:hAnsi="Segoe UI"/>
-          <w:b/>
-          <w:color w:val="2563EB"/>
-          <w:sz w:val="20"/>
+          <w:color w:val="CBD5E1"/>
         </w:rPr>
-        <w:t xml:space="preserve">– </w:t>
-      </w:r>
-      <w:r>
-        <w:rPr>
-          <w:rFonts w:ascii="Segoe UI" w:hAnsi="Segoe UI"/>
-          <w:b w:val="0"/>
-          <w:i w:val="0"/>
-          <w:sz w:val="21"/>
-        </w:rPr>
-        <w:t>Tương tác với Docker Daemon trong môi trường cô lập, áp dụng Linux Cgroups v2 và Seccomp profile chặn system calls (</w:t>
-      </w:r>
-      <w:r>
-        <w:rPr>
-          <w:rFonts w:ascii="Consolas" w:hAnsi="Consolas"/>
-          <w:b w:val="0"/>
-          <w:i w:val="0"/>
-          <w:color w:val="1E293B"/>
-          <w:sz w:val="19"/>
-        </w:rPr>
-        <w:t>`socket`</w:t>
-      </w:r>
-      <w:r>
-        <w:rPr>
-          <w:rFonts w:ascii="Segoe UI" w:hAnsi="Segoe UI"/>
-          <w:b w:val="0"/>
-          <w:i w:val="0"/>
-          <w:sz w:val="21"/>
-        </w:rPr>
-        <w:t xml:space="preserve">, </w:t>
-      </w:r>
-      <w:r>
-        <w:rPr>
-          <w:rFonts w:ascii="Consolas" w:hAnsi="Consolas"/>
-          <w:b w:val="0"/>
-          <w:i w:val="0"/>
-          <w:color w:val="1E293B"/>
-          <w:sz w:val="19"/>
-        </w:rPr>
-        <w:t>`ptrace`</w:t>
-      </w:r>
-      <w:r>
-        <w:rPr>
-          <w:rFonts w:ascii="Segoe UI" w:hAnsi="Segoe UI"/>
-          <w:b w:val="0"/>
-          <w:i w:val="0"/>
-          <w:sz w:val="21"/>
-        </w:rPr>
-        <w:t xml:space="preserve">, </w:t>
-      </w:r>
-      <w:r>
-        <w:rPr>
-          <w:rFonts w:ascii="Consolas" w:hAnsi="Consolas"/>
-          <w:b w:val="0"/>
-          <w:i w:val="0"/>
-          <w:color w:val="1E293B"/>
-          <w:sz w:val="19"/>
-        </w:rPr>
-        <w:t>`setuid`</w:t>
-      </w:r>
-      <w:r>
-        <w:rPr>
-          <w:rFonts w:ascii="Segoe UI" w:hAnsi="Segoe UI"/>
-          <w:b w:val="0"/>
-          <w:i w:val="0"/>
-          <w:sz w:val="21"/>
-        </w:rPr>
-        <w:t>).</w:t>
+        <w:t>——————————————————————————————————————————————————</w:t>
       </w:r>
     </w:p>
     <w:p>
       <w:pPr>
-        <w:spacing w:before="160" w:after="160"/>
-        <w:pBdr>
-          <w:bottom w:val="single" w:sz="6" w:space="1" w:color="E2E8F0"/>
-        </w:pBdr>
-      </w:pPr>
-    </w:p>
-    <w:p>
-      <w:pPr>
         <w:keepNext/>
-        <w:spacing w:before="240" w:after="60"/>
+        <w:spacing w:before="200" w:after="80"/>
       </w:pPr>
       <w:r>
         <w:rPr>
-          <w:rFonts w:ascii="Segoe UI" w:hAnsi="Segoe UI"/>
+          <w:rFonts w:ascii="Calibri" w:hAnsi="Calibri"/>
           <w:b/>
-          <w:color w:val="2563EB"/>
-          <w:sz w:val="25"/>
+          <w:color w:val="0F172A"/>
+          <w:sz w:val="26"/>
         </w:rPr>
-        <w:t>4.3. Mô hình Bộ nhớ &amp; Streaming I/O Tránh Tràn RAM</w:t>
+        <w:t>4.4. Hàng đợi Bền vững &amp; Điều phối Bất đồng bộ</w:t>
       </w:r>
     </w:p>
     <w:p>
       <w:pPr>
-        <w:spacing w:before="30" w:after="30" w:line="276" w:lineRule="auto"/>
-        <w:ind w:left="360"/>
-      </w:pPr>
+        <w:pStyle w:val="ListBullet"/>
+        <w:spacing w:before="40" w:after="40"/>
+      </w:pPr>
+      <w:r/>
       <w:r>
         <w:rPr>
-          <w:rFonts w:ascii="Segoe UI" w:hAnsi="Segoe UI"/>
           <w:b/>
-          <w:color w:val="2563EB"/>
-          <w:sz w:val="20"/>
         </w:rPr>
-        <w:t xml:space="preserve">• </w:t>
+        <w:t>Mô hình triển khai đồ án (Pragmatic Queue):</w:t>
       </w:r>
       <w:r>
-        <w:rPr>
-          <w:rFonts w:ascii="Segoe UI" w:hAnsi="Segoe UI"/>
-          <w:b w:val="0"/>
-          <w:i w:val="0"/>
-          <w:sz w:val="21"/>
-        </w:rPr>
-        <w:t xml:space="preserve">Cột trong MySQL chỉ lưu URI: </w:t>
-      </w:r>
-      <w:r>
-        <w:rPr>
-          <w:rFonts w:ascii="Consolas" w:hAnsi="Consolas"/>
-          <w:b w:val="0"/>
-          <w:i w:val="0"/>
-          <w:color w:val="1E293B"/>
-          <w:sz w:val="19"/>
-        </w:rPr>
-        <w:t>`minio://testcases/problems/{id}/testcases/{order}_input.txt`</w:t>
-      </w:r>
-      <w:r>
-        <w:rPr>
-          <w:rFonts w:ascii="Segoe UI" w:hAnsi="Segoe UI"/>
-          <w:b w:val="0"/>
-          <w:i w:val="0"/>
-          <w:sz w:val="21"/>
-        </w:rPr>
-        <w:t>.</w:t>
+        <w:t xml:space="preserve"> Sử dụng Redis Queue (`RPUSH` / `BLPOP`), phân tách hoàn toàn luồng Web API non-blocking và luồng xử lý chấm bài nặng của Worker.</w:t>
       </w:r>
     </w:p>
     <w:p>
       <w:pPr>
-        <w:spacing w:before="30" w:after="30" w:line="276" w:lineRule="auto"/>
-        <w:ind w:left="360"/>
-      </w:pPr>
+        <w:pStyle w:val="ListBullet"/>
+        <w:spacing w:before="40" w:after="40"/>
+      </w:pPr>
+      <w:r/>
       <w:r>
         <w:rPr>
-          <w:rFonts w:ascii="Segoe UI" w:hAnsi="Segoe UI"/>
           <w:b/>
-          <w:color w:val="2563EB"/>
-          <w:sz w:val="20"/>
         </w:rPr>
-        <w:t xml:space="preserve">• </w:t>
+        <w:t>Định hướng mở rộng Enterprise:</w:t>
       </w:r>
       <w:r>
-        <w:rPr>
-          <w:rFonts w:ascii="Segoe UI" w:hAnsi="Segoe UI"/>
-          <w:b w:val="0"/>
-          <w:i w:val="0"/>
-          <w:sz w:val="21"/>
-        </w:rPr>
-        <w:t xml:space="preserve">Khi client upload testcase hoặc khi worker tải testcase về chấm, dữ liệu được truyền thẳng qua </w:t>
-      </w:r>
-      <w:r>
-        <w:rPr>
-          <w:rFonts w:ascii="Consolas" w:hAnsi="Consolas"/>
-          <w:b w:val="0"/>
-          <w:i w:val="0"/>
-          <w:color w:val="1E293B"/>
-          <w:sz w:val="19"/>
-        </w:rPr>
-        <w:t>`InputStream`</w:t>
-      </w:r>
-      <w:r>
-        <w:rPr>
-          <w:rFonts w:ascii="Segoe UI" w:hAnsi="Segoe UI"/>
-          <w:b w:val="0"/>
-          <w:i w:val="0"/>
-          <w:sz w:val="21"/>
-        </w:rPr>
-        <w:t xml:space="preserve"> của </w:t>
-      </w:r>
-      <w:r>
-        <w:rPr>
-          <w:rFonts w:ascii="Consolas" w:hAnsi="Consolas"/>
-          <w:b w:val="0"/>
-          <w:i w:val="0"/>
-          <w:color w:val="1E293B"/>
-          <w:sz w:val="19"/>
-        </w:rPr>
-        <w:t>`MinioStorageService`</w:t>
-      </w:r>
-      <w:r>
-        <w:rPr>
-          <w:rFonts w:ascii="Segoe UI" w:hAnsi="Segoe UI"/>
-          <w:b w:val="0"/>
-          <w:i w:val="0"/>
-          <w:sz w:val="21"/>
-        </w:rPr>
-        <w:t xml:space="preserve">, </w:t>
-      </w:r>
-      <w:r>
-        <w:rPr>
-          <w:rFonts w:ascii="Segoe UI" w:hAnsi="Segoe UI"/>
-          <w:b/>
-          <w:i w:val="0"/>
-          <w:sz w:val="21"/>
-        </w:rPr>
-      </w:r>
-      <w:r>
-        <w:rPr>
-          <w:rFonts w:ascii="Segoe UI" w:hAnsi="Segoe UI"/>
-          <w:b w:val="0"/>
-          <w:i w:val="0"/>
-          <w:sz w:val="21"/>
-        </w:rPr>
-        <w:t>.</w:t>
+        <w:t xml:space="preserve"> Có thể nâng cấp lên Redis Streams Consumer Groups với cơ chế Dead-Letter và Auto Claim (XPENDING / XCLAIM) khi cần mở rộng quy mô worker trên nhiều máy chủ.</w:t>
       </w:r>
     </w:p>
     <w:p>
       <w:pPr>
-        <w:spacing w:before="30" w:after="30" w:line="276" w:lineRule="auto"/>
-        <w:ind w:left="360"/>
+        <w:spacing w:before="120" w:after="120"/>
       </w:pPr>
       <w:r>
         <w:rPr>
-          <w:rFonts w:ascii="Segoe UI" w:hAnsi="Segoe UI"/>
-          <w:b/>
-          <w:color w:val="2563EB"/>
-          <w:sz w:val="20"/>
+          <w:color w:val="CBD5E1"/>
         </w:rPr>
-        <w:t xml:space="preserve">• </w:t>
-      </w:r>
-      <w:r>
-        <w:rPr>
-          <w:rFonts w:ascii="Segoe UI" w:hAnsi="Segoe UI"/>
-          <w:b w:val="0"/>
-          <w:i w:val="0"/>
-          <w:sz w:val="21"/>
-        </w:rPr>
-        <w:t>Nhờ vậy, ngay cả khi chấm các bài toán Competitive Programming có dung lượng file input/output hàng chục MB, ứng dụng Spring Boot chỉ tốn &lt; 150MB heap.</w:t>
+        <w:t>——————————————————————————————————————————————————</w:t>
       </w:r>
     </w:p>
     <w:p>
       <w:pPr>
-        <w:spacing w:before="160" w:after="160"/>
-        <w:pBdr>
-          <w:bottom w:val="single" w:sz="6" w:space="1" w:color="E2E8F0"/>
-        </w:pBdr>
-      </w:pPr>
-    </w:p>
-    <w:p>
-      <w:pPr>
         <w:keepNext/>
-        <w:spacing w:before="240" w:after="60"/>
+        <w:spacing w:before="200" w:after="80"/>
       </w:pPr>
       <w:r>
         <w:rPr>
-          <w:rFonts w:ascii="Segoe UI" w:hAnsi="Segoe UI"/>
+          <w:rFonts w:ascii="Calibri" w:hAnsi="Calibri"/>
           <w:b/>
-          <w:color w:val="2563EB"/>
-          <w:sz w:val="25"/>
-        </w:rPr>
-        <w:t>4.4. Hàng đợi Bền vững Redis Streams &amp; Xử lý Zombie Jobs</w:t>
-      </w:r>
-    </w:p>
-    <w:p>
-      <w:pPr>
-        <w:spacing w:before="30" w:after="30" w:line="276" w:lineRule="auto"/>
-        <w:ind w:left="360"/>
-      </w:pPr>
-      <w:r>
-        <w:rPr>
-          <w:rFonts w:ascii="Segoe UI" w:hAnsi="Segoe UI"/>
-          <w:b/>
-          <w:color w:val="2563EB"/>
-          <w:sz w:val="20"/>
-        </w:rPr>
-        <w:t xml:space="preserve">• </w:t>
-      </w:r>
-      <w:r>
-        <w:rPr>
-          <w:rFonts w:ascii="Segoe UI" w:hAnsi="Segoe UI"/>
-          <w:b w:val="0"/>
-          <w:i w:val="0"/>
-          <w:sz w:val="21"/>
-        </w:rPr>
-        <w:t>Sử dụng Redis Streams (</w:t>
-      </w:r>
-      <w:r>
-        <w:rPr>
-          <w:rFonts w:ascii="Consolas" w:hAnsi="Consolas"/>
-          <w:b w:val="0"/>
-          <w:i w:val="0"/>
-          <w:color w:val="1E293B"/>
-          <w:sz w:val="19"/>
-        </w:rPr>
-        <w:t>`XADD queue.submissions * submissionId 5012`</w:t>
-      </w:r>
-      <w:r>
-        <w:rPr>
-          <w:rFonts w:ascii="Segoe UI" w:hAnsi="Segoe UI"/>
-          <w:b w:val="0"/>
-          <w:i w:val="0"/>
-          <w:sz w:val="21"/>
-        </w:rPr>
-        <w:t>).</w:t>
-      </w:r>
-    </w:p>
-    <w:p>
-      <w:pPr>
-        <w:spacing w:before="30" w:after="30" w:line="276" w:lineRule="auto"/>
-        <w:ind w:left="360"/>
-      </w:pPr>
-      <w:r>
-        <w:rPr>
-          <w:rFonts w:ascii="Segoe UI" w:hAnsi="Segoe UI"/>
-          <w:b/>
-          <w:color w:val="2563EB"/>
-          <w:sz w:val="20"/>
-        </w:rPr>
-        <w:t xml:space="preserve">• </w:t>
-      </w:r>
-      <w:r>
-        <w:rPr>
-          <w:rFonts w:ascii="Segoe UI" w:hAnsi="Segoe UI"/>
-          <w:b w:val="0"/>
-          <w:i w:val="0"/>
-          <w:sz w:val="21"/>
-        </w:rPr>
-        <w:t>Judge Worker lắng nghe qua Consumer Group (</w:t>
-      </w:r>
-      <w:r>
-        <w:rPr>
-          <w:rFonts w:ascii="Consolas" w:hAnsi="Consolas"/>
-          <w:b w:val="0"/>
-          <w:i w:val="0"/>
-          <w:color w:val="1E293B"/>
-          <w:sz w:val="19"/>
-        </w:rPr>
-        <w:t>`XREADGROUP GROUP judge-group worker-1 STREAMS queue.submissions &gt;`</w:t>
-      </w:r>
-      <w:r>
-        <w:rPr>
-          <w:rFonts w:ascii="Segoe UI" w:hAnsi="Segoe UI"/>
-          <w:b w:val="0"/>
-          <w:i w:val="0"/>
-          <w:sz w:val="21"/>
-        </w:rPr>
-        <w:t>).</w:t>
-      </w:r>
-    </w:p>
-    <w:p>
-      <w:pPr>
-        <w:spacing w:before="30" w:after="30" w:line="276" w:lineRule="auto"/>
-        <w:ind w:left="360"/>
-      </w:pPr>
-      <w:r>
-        <w:rPr>
-          <w:rFonts w:ascii="Segoe UI" w:hAnsi="Segoe UI"/>
-          <w:b/>
-          <w:color w:val="2563EB"/>
-          <w:sz w:val="20"/>
-        </w:rPr>
-        <w:t xml:space="preserve">• </w:t>
-      </w:r>
-      <w:r>
-        <w:rPr>
-          <w:rFonts w:ascii="Segoe UI" w:hAnsi="Segoe UI"/>
-          <w:b w:val="0"/>
-          <w:i w:val="0"/>
-          <w:sz w:val="21"/>
-        </w:rPr>
-        <w:t xml:space="preserve">Khi Worker nhận job, tin nhắn lập tức được đưa vào danh sách </w:t>
-      </w:r>
-      <w:r>
-        <w:rPr>
-          <w:rFonts w:ascii="Segoe UI" w:hAnsi="Segoe UI"/>
-          <w:b/>
-          <w:i w:val="0"/>
-          <w:sz w:val="21"/>
-        </w:rPr>
-      </w:r>
-      <w:r>
-        <w:rPr>
-          <w:rFonts w:ascii="Segoe UI" w:hAnsi="Segoe UI"/>
-          <w:b w:val="0"/>
-          <w:i w:val="0"/>
-          <w:sz w:val="21"/>
-        </w:rPr>
-        <w:t>.</w:t>
-      </w:r>
-    </w:p>
-    <w:p>
-      <w:pPr>
-        <w:spacing w:before="30" w:after="30" w:line="276" w:lineRule="auto"/>
-        <w:ind w:left="360"/>
-      </w:pPr>
-      <w:r>
-        <w:rPr>
-          <w:rFonts w:ascii="Segoe UI" w:hAnsi="Segoe UI"/>
-          <w:b/>
-          <w:color w:val="2563EB"/>
-          <w:sz w:val="20"/>
-        </w:rPr>
-        <w:t xml:space="preserve">• </w:t>
-      </w:r>
-      <w:r>
-        <w:rPr>
-          <w:rFonts w:ascii="Segoe UI" w:hAnsi="Segoe UI"/>
-          <w:b/>
-          <w:i w:val="0"/>
-          <w:sz w:val="21"/>
-        </w:rPr>
-      </w:r>
-      <w:r>
-        <w:rPr>
-          <w:rFonts w:ascii="Segoe UI" w:hAnsi="Segoe UI"/>
-          <w:b w:val="0"/>
-          <w:i w:val="0"/>
-          <w:sz w:val="21"/>
-        </w:rPr>
-        <w:t xml:space="preserve"> Nếu worker bị crash đột ngột khi đang chạy sandbox, job đó vẫn nằm trong PEL. Một tiến trình Janitor định kỳ gọi </w:t>
-      </w:r>
-      <w:r>
-        <w:rPr>
-          <w:rFonts w:ascii="Consolas" w:hAnsi="Consolas"/>
-          <w:b w:val="0"/>
-          <w:i w:val="0"/>
-          <w:color w:val="1E293B"/>
-          <w:sz w:val="19"/>
-        </w:rPr>
-        <w:t>`XPENDING`</w:t>
-      </w:r>
-      <w:r>
-        <w:rPr>
-          <w:rFonts w:ascii="Segoe UI" w:hAnsi="Segoe UI"/>
-          <w:b w:val="0"/>
-          <w:i w:val="0"/>
-          <w:sz w:val="21"/>
-        </w:rPr>
-        <w:t xml:space="preserve"> và </w:t>
-      </w:r>
-      <w:r>
-        <w:rPr>
-          <w:rFonts w:ascii="Consolas" w:hAnsi="Consolas"/>
-          <w:b w:val="0"/>
-          <w:i w:val="0"/>
-          <w:color w:val="1E293B"/>
-          <w:sz w:val="19"/>
-        </w:rPr>
-        <w:t>`XCLAIM`</w:t>
-      </w:r>
-      <w:r>
-        <w:rPr>
-          <w:rFonts w:ascii="Segoe UI" w:hAnsi="Segoe UI"/>
-          <w:b w:val="0"/>
-          <w:i w:val="0"/>
-          <w:sz w:val="21"/>
-        </w:rPr>
-        <w:t xml:space="preserve"> để thu hồi job kẹt quá 30 giây giao cho worker khác xử lý tiếp, bài nộp không bao giờ bị mất hoặc kẹt vĩnh viễn ở trạng thái </w:t>
-      </w:r>
-      <w:r>
-        <w:rPr>
-          <w:rFonts w:ascii="Consolas" w:hAnsi="Consolas"/>
-          <w:b w:val="0"/>
-          <w:i w:val="0"/>
-          <w:color w:val="1E293B"/>
-          <w:sz w:val="19"/>
-        </w:rPr>
-        <w:t>`JUDGING`</w:t>
-      </w:r>
-      <w:r>
-        <w:rPr>
-          <w:rFonts w:ascii="Segoe UI" w:hAnsi="Segoe UI"/>
-          <w:b w:val="0"/>
-          <w:i w:val="0"/>
-          <w:sz w:val="21"/>
-        </w:rPr>
-        <w:t>.</w:t>
-      </w:r>
-    </w:p>
-    <w:p>
-      <w:pPr>
-        <w:spacing w:before="160" w:after="160"/>
-        <w:pBdr>
-          <w:bottom w:val="single" w:sz="6" w:space="1" w:color="E2E8F0"/>
-        </w:pBdr>
-      </w:pPr>
-    </w:p>
-    <w:p>
-      <w:pPr>
-        <w:keepNext/>
-        <w:spacing w:before="240" w:after="60"/>
-      </w:pPr>
-      <w:r>
-        <w:rPr>
-          <w:rFonts w:ascii="Segoe UI" w:hAnsi="Segoe UI"/>
-          <w:b/>
-          <w:color w:val="2563EB"/>
-          <w:sz w:val="25"/>
+          <w:color w:val="0F172A"/>
+          <w:sz w:val="26"/>
         </w:rPr>
         <w:t>4.5. Kiến trúc Đóng gói Feature-First với Sub-packages nội bộ</w:t>
       </w:r>
     </w:p>
     <w:p>
       <w:pPr>
-        <w:spacing w:before="40" w:after="100" w:line="276" w:lineRule="auto"/>
+        <w:spacing w:before="60" w:after="80" w:line="276" w:lineRule="auto"/>
       </w:pPr>
       <w:r>
-        <w:rPr>
-          <w:rFonts w:ascii="Segoe UI" w:hAnsi="Segoe UI"/>
-          <w:b w:val="0"/>
-          <w:i w:val="0"/>
-          <w:sz w:val="21"/>
-        </w:rPr>
         <w:t xml:space="preserve">Để giải quyết triệt để tình trạng trộn lẫn giữa các class Service, DTO, Entity và Repository trong cùng một package, hệ thống áp dụng cấu trúc </w:t>
       </w:r>
       <w:r>
         <w:rPr>
-          <w:rFonts w:ascii="Segoe UI" w:hAnsi="Segoe UI"/>
           <w:b/>
-          <w:i w:val="0"/>
-          <w:sz w:val="21"/>
         </w:rPr>
+        <w:t>Feature-First với Sub-packages nội bộ (Feature-First, Layer-Second)</w:t>
+      </w:r>
+      <w:r>
+        <w:t xml:space="preserve"> (chi tiết tại [ADR-003](file:///c:/Users/aDMIN/Documents/JSD/Mini%20Leetcode/docs/ADR-003_PACKAGE_BY_FEATURE_STRUCTURE.md)):</w:t>
+      </w:r>
+    </w:p>
+    <w:p>
+      <w:pPr>
+        <w:pStyle w:val="ListBullet"/>
+        <w:spacing w:before="40" w:after="40"/>
+      </w:pPr>
+      <w:r/>
+      <w:r>
+        <w:rPr>
+          <w:b/>
+        </w:rPr>
+        <w:t>Cấp 1 - Phân rã theo Feature:</w:t>
+      </w:r>
+      <w:r>
+        <w:t xml:space="preserve"> `auth`, `problem`, `testcase`, `storage`.</w:t>
+      </w:r>
+    </w:p>
+    <w:p>
+      <w:pPr>
+        <w:pStyle w:val="ListBullet"/>
+        <w:spacing w:before="40" w:after="40"/>
+      </w:pPr>
+      <w:r/>
+      <w:r>
+        <w:rPr>
+          <w:b/>
+        </w:rPr>
+        <w:t>Cấp 2 - Phân rã theo Layer chuyên trách bên trong mỗi Feature:</w:t>
+      </w:r>
+      <w:r/>
+    </w:p>
+    <w:p>
+      <w:pPr>
+        <w:pStyle w:val="ListBullet"/>
+        <w:spacing w:before="40" w:after="40"/>
+      </w:pPr>
+      <w:r>
+        <w:t>`auth`:</w:t>
+      </w:r>
+    </w:p>
+    <w:p>
+      <w:pPr>
+        <w:pStyle w:val="ListBullet"/>
+        <w:spacing w:before="40" w:after="40"/>
+      </w:pPr>
+      <w:r>
+        <w:t>`auth.entity`: `User`, `RefreshToken`</w:t>
+      </w:r>
+    </w:p>
+    <w:p>
+      <w:pPr>
+        <w:pStyle w:val="ListBullet"/>
+        <w:spacing w:before="40" w:after="40"/>
+      </w:pPr>
+      <w:r>
+        <w:t>`auth.repository`: `UserRepository`, `RefreshTokenRepository`</w:t>
+      </w:r>
+    </w:p>
+    <w:p>
+      <w:pPr>
+        <w:pStyle w:val="ListBullet"/>
+        <w:spacing w:before="40" w:after="40"/>
+      </w:pPr>
+      <w:r>
+        <w:t>`auth.service`: `AuthService`</w:t>
+      </w:r>
+    </w:p>
+    <w:p>
+      <w:pPr>
+        <w:pStyle w:val="ListBullet"/>
+        <w:spacing w:before="40" w:after="40"/>
+      </w:pPr>
+      <w:r>
+        <w:t>`auth.dto`: `LoginRequest`, `RegisterRequest`, `AuthResponse`, `RefreshTokenRequest`, `LogoutRequest`, `UserDto`</w:t>
+      </w:r>
+    </w:p>
+    <w:p>
+      <w:pPr>
+        <w:pStyle w:val="ListBullet"/>
+        <w:spacing w:before="40" w:after="40"/>
+      </w:pPr>
+      <w:r>
+        <w:t>`auth.security`: `CustomUserDetailsService`, `JwtTokenProvider`, `UserPrincipal`</w:t>
+      </w:r>
+    </w:p>
+    <w:p>
+      <w:pPr>
+        <w:pStyle w:val="ListBullet"/>
+        <w:spacing w:before="40" w:after="40"/>
+      </w:pPr>
+      <w:r>
+        <w:t>`problem`:</w:t>
+      </w:r>
+    </w:p>
+    <w:p>
+      <w:pPr>
+        <w:pStyle w:val="ListBullet"/>
+        <w:spacing w:before="40" w:after="40"/>
+      </w:pPr>
+      <w:r>
+        <w:t>`problem.entity`: `Problem`</w:t>
+      </w:r>
+    </w:p>
+    <w:p>
+      <w:pPr>
+        <w:pStyle w:val="ListBullet"/>
+        <w:spacing w:before="40" w:after="40"/>
+      </w:pPr>
+      <w:r>
+        <w:t>`problem.repository`: `ProblemRepository`</w:t>
+      </w:r>
+    </w:p>
+    <w:p>
+      <w:pPr>
+        <w:pStyle w:val="ListBullet"/>
+        <w:spacing w:before="40" w:after="40"/>
+      </w:pPr>
+      <w:r>
+        <w:t>`problem.service`: `ProblemService`</w:t>
+      </w:r>
+    </w:p>
+    <w:p>
+      <w:pPr>
+        <w:pStyle w:val="ListBullet"/>
+        <w:spacing w:before="40" w:after="40"/>
+      </w:pPr>
+      <w:r>
+        <w:t>`problem.dto`: `CreateProblemRequest`, `UpdateProblemRequest`, `ProblemResponse`</w:t>
+      </w:r>
+    </w:p>
+    <w:p>
+      <w:pPr>
+        <w:pStyle w:val="ListBullet"/>
+        <w:spacing w:before="40" w:after="40"/>
+      </w:pPr>
+      <w:r>
+        <w:t>`testcase`:</w:t>
+      </w:r>
+    </w:p>
+    <w:p>
+      <w:pPr>
+        <w:pStyle w:val="ListBullet"/>
+        <w:spacing w:before="40" w:after="40"/>
+      </w:pPr>
+      <w:r>
+        <w:t>`testcase.entity`: `TestCase`</w:t>
+      </w:r>
+    </w:p>
+    <w:p>
+      <w:pPr>
+        <w:pStyle w:val="ListBullet"/>
+        <w:spacing w:before="40" w:after="40"/>
+      </w:pPr>
+      <w:r>
+        <w:t>`testcase.repository`: `TestCaseRepository`</w:t>
+      </w:r>
+    </w:p>
+    <w:p>
+      <w:pPr>
+        <w:pStyle w:val="ListBullet"/>
+        <w:spacing w:before="40" w:after="40"/>
+      </w:pPr>
+      <w:r>
+        <w:t>`testcase.service`: `TestCaseService`</w:t>
+      </w:r>
+    </w:p>
+    <w:p>
+      <w:pPr>
+        <w:pStyle w:val="ListBullet"/>
+        <w:spacing w:before="40" w:after="40"/>
+      </w:pPr>
+      <w:r>
+        <w:t>`testcase.dto`: `TestCaseResponse`</w:t>
+      </w:r>
+    </w:p>
+    <w:p>
+      <w:pPr>
+        <w:pStyle w:val="ListBullet"/>
+        <w:spacing w:before="40" w:after="40"/>
+      </w:pPr>
+      <w:r>
+        <w:t>`storage`:</w:t>
+      </w:r>
+    </w:p>
+    <w:p>
+      <w:pPr>
+        <w:pStyle w:val="ListBullet"/>
+        <w:spacing w:before="40" w:after="40"/>
+      </w:pPr>
+      <w:r>
+        <w:t>`storage.config`: `MinioConfig`</w:t>
+      </w:r>
+    </w:p>
+    <w:p>
+      <w:pPr>
+        <w:pStyle w:val="ListBullet"/>
+        <w:spacing w:before="40" w:after="40"/>
+      </w:pPr>
+      <w:r>
+        <w:t>`storage.service`: `StorageService`, `MinioStorageService`</w:t>
+      </w:r>
+    </w:p>
+    <w:p>
+      <w:pPr>
+        <w:pStyle w:val="ListBullet"/>
+        <w:spacing w:before="40" w:after="40"/>
+      </w:pPr>
+      <w:r>
+        <w:t>Tầng API Web (`mini-leetcode-api`):</w:t>
+      </w:r>
+    </w:p>
+    <w:p>
+      <w:pPr>
+        <w:pStyle w:val="ListBullet"/>
+        <w:spacing w:before="40" w:after="40"/>
+      </w:pPr>
+      <w:r>
+        <w:t>`auth.controller`: `AuthController`</w:t>
+      </w:r>
+    </w:p>
+    <w:p>
+      <w:pPr>
+        <w:pStyle w:val="ListBullet"/>
+        <w:spacing w:before="40" w:after="40"/>
+      </w:pPr>
+      <w:r>
+        <w:t>`problem.controller`: `ProblemController`</w:t>
+      </w:r>
+    </w:p>
+    <w:p>
+      <w:pPr>
+        <w:pStyle w:val="ListBullet"/>
+        <w:spacing w:before="40" w:after="40"/>
+      </w:pPr>
+      <w:r>
+        <w:t>`testcase.controller`: `TestCaseController`</w:t>
+      </w:r>
+    </w:p>
+    <w:p>
+      <w:pPr>
+        <w:pStyle w:val="ListBullet"/>
+        <w:spacing w:before="40" w:after="40"/>
+      </w:pPr>
+      <w:r/>
+      <w:r>
+        <w:rPr>
+          <w:b/>
+        </w:rPr>
+        <w:t>Lợi ích:</w:t>
+      </w:r>
+      <w:r>
+        <w:t xml:space="preserve"> Không còn tình trạng file lộn xộn trong 1 thư mục; tách bạch rõ ràng giữa Data Model (Entity), Data Transfer (DTO), Business Logic (Service) và Persistence (Repository) mà vẫn đảm bảo ranh giới tính năng độc lập, dễ mở rộng sang Phase 2.</w:t>
+      </w:r>
+    </w:p>
+    <w:p>
+      <w:pPr>
+        <w:spacing w:before="120" w:after="120"/>
+      </w:pPr>
+      <w:r>
+        <w:rPr>
+          <w:color w:val="CBD5E1"/>
+        </w:rPr>
+        <w:t>——————————————————————————————————————————————————</w:t>
+      </w:r>
+    </w:p>
+    <w:p>
+      <w:pPr>
+        <w:keepNext/>
+        <w:spacing w:before="200" w:after="80"/>
+      </w:pPr>
+      <w:r>
+        <w:rPr>
+          <w:rFonts w:ascii="Calibri" w:hAnsi="Calibri"/>
+          <w:b/>
+          <w:color w:val="0F172A"/>
+          <w:sz w:val="26"/>
+        </w:rPr>
+        <w:t>4.6. Bảo mật Phiên làm việc (RFC 6819 Token Family Revocation &amp; Pessimistic Lock)</w:t>
+      </w:r>
+    </w:p>
+    <w:p>
+      <w:pPr>
+        <w:pStyle w:val="ListBullet"/>
+        <w:spacing w:before="40" w:after="40"/>
+      </w:pPr>
+      <w:r/>
+      <w:r>
+        <w:rPr>
+          <w:b/>
+        </w:rPr>
+        <w:t>Access Token:</w:t>
+      </w:r>
+      <w:r>
+        <w:t xml:space="preserve"> Ngắn hạn (30 phút), chứa claims (`userId`, `username`, `role`), ký bằng HMAC-SHA256.</w:t>
+      </w:r>
+    </w:p>
+    <w:p>
+      <w:pPr>
+        <w:pStyle w:val="ListBullet"/>
+        <w:spacing w:before="40" w:after="40"/>
+      </w:pPr>
+      <w:r/>
+      <w:r>
+        <w:rPr>
+          <w:b/>
+        </w:rPr>
+        <w:t>Refresh Token:</w:t>
+      </w:r>
+      <w:r>
+        <w:t xml:space="preserve"> Dài hạn (7 ngày), được băm SHA-256 (`token_hash`) trước khi ghi vào database MySQL.</w:t>
+      </w:r>
+    </w:p>
+    <w:p>
+      <w:pPr>
+        <w:pStyle w:val="ListBullet"/>
+        <w:spacing w:before="40" w:after="40"/>
+      </w:pPr>
+      <w:r/>
+      <w:r>
+        <w:rPr>
+          <w:b/>
+        </w:rPr>
+        <w:t>Khóa bi quan (Pessimistic Write Lock):</w:t>
+      </w:r>
+      <w:r>
+        <w:t xml:space="preserve"> Áp dụng `@Lock(LockModeType.PESSIMISTIC_WRITE)` khi truy vấn refresh token trong transaction để triệt tiêu race condition khi có nhiều request refresh đồng thời.</w:t>
+      </w:r>
+    </w:p>
+    <w:p>
+      <w:pPr>
+        <w:pStyle w:val="ListBullet"/>
+        <w:spacing w:before="40" w:after="40"/>
+      </w:pPr>
+      <w:r/>
+      <w:r>
+        <w:rPr>
+          <w:b/>
+        </w:rPr>
+        <w:t>Token Family Revocation (RFC 6819):</w:t>
+      </w:r>
+      <w:r>
+        <w:t xml:space="preserve"> Khi người dùng gọi `/api/v1/auth/refresh`, token cũ được chuyển sang `revoked = true` và cấp token mới. Nếu một token cũ đã revoked bị kẻ gian gửi lại, hệ thống phát hiện hành vi xâm phạm và </w:t>
       </w:r>
       <w:r>
         <w:rPr>
-          <w:rFonts w:ascii="Segoe UI" w:hAnsi="Segoe UI"/>
-          <w:b w:val="0"/>
-          <w:i w:val="0"/>
-          <w:sz w:val="21"/>
+          <w:b/>
         </w:rPr>
-        <w:t xml:space="preserve"> (chi tiết tại </w:t>
+        <w:t>ngay lập tức hủy bỏ toàn bộ họ refresh token của user đó</w:t>
       </w:r>
       <w:r>
-        <w:rPr>
-          <w:rFonts w:ascii="Segoe UI" w:hAnsi="Segoe UI"/>
-          <w:b/>
-          <w:i w:val="0"/>
-          <w:color w:val="2563EB"/>
-          <w:sz w:val="21"/>
-        </w:rPr>
-      </w:r>
-      <w:r>
-        <w:rPr>
-          <w:rFonts w:ascii="Segoe UI" w:hAnsi="Segoe UI"/>
-          <w:b w:val="0"/>
-          <w:i w:val="0"/>
-          <w:sz w:val="21"/>
-        </w:rPr>
-        <w:t>):</w:t>
-      </w:r>
-    </w:p>
-    <w:p>
-      <w:pPr>
-        <w:spacing w:before="30" w:after="30" w:line="276" w:lineRule="auto"/>
-        <w:ind w:left="360"/>
-      </w:pPr>
-      <w:r>
-        <w:rPr>
-          <w:rFonts w:ascii="Segoe UI" w:hAnsi="Segoe UI"/>
-          <w:b/>
-          <w:color w:val="2563EB"/>
-          <w:sz w:val="20"/>
-        </w:rPr>
-        <w:t xml:space="preserve">• </w:t>
-      </w:r>
-      <w:r>
-        <w:rPr>
-          <w:rFonts w:ascii="Segoe UI" w:hAnsi="Segoe UI"/>
-          <w:b/>
-          <w:i w:val="0"/>
-          <w:sz w:val="21"/>
-        </w:rPr>
-      </w:r>
-      <w:r>
-        <w:rPr>
-          <w:rFonts w:ascii="Segoe UI" w:hAnsi="Segoe UI"/>
-          <w:b w:val="0"/>
-          <w:i w:val="0"/>
-          <w:sz w:val="21"/>
-        </w:rPr>
-        <w:t xml:space="preserve"> </w:t>
-      </w:r>
-      <w:r>
-        <w:rPr>
-          <w:rFonts w:ascii="Consolas" w:hAnsi="Consolas"/>
-          <w:b w:val="0"/>
-          <w:i w:val="0"/>
-          <w:color w:val="1E293B"/>
-          <w:sz w:val="19"/>
-        </w:rPr>
-        <w:t>`auth`</w:t>
-      </w:r>
-      <w:r>
-        <w:rPr>
-          <w:rFonts w:ascii="Segoe UI" w:hAnsi="Segoe UI"/>
-          <w:b w:val="0"/>
-          <w:i w:val="0"/>
-          <w:sz w:val="21"/>
-        </w:rPr>
-        <w:t xml:space="preserve">, </w:t>
-      </w:r>
-      <w:r>
-        <w:rPr>
-          <w:rFonts w:ascii="Consolas" w:hAnsi="Consolas"/>
-          <w:b w:val="0"/>
-          <w:i w:val="0"/>
-          <w:color w:val="1E293B"/>
-          <w:sz w:val="19"/>
-        </w:rPr>
-        <w:t>`problem`</w:t>
-      </w:r>
-      <w:r>
-        <w:rPr>
-          <w:rFonts w:ascii="Segoe UI" w:hAnsi="Segoe UI"/>
-          <w:b w:val="0"/>
-          <w:i w:val="0"/>
-          <w:sz w:val="21"/>
-        </w:rPr>
-        <w:t xml:space="preserve">, </w:t>
-      </w:r>
-      <w:r>
-        <w:rPr>
-          <w:rFonts w:ascii="Consolas" w:hAnsi="Consolas"/>
-          <w:b w:val="0"/>
-          <w:i w:val="0"/>
-          <w:color w:val="1E293B"/>
-          <w:sz w:val="19"/>
-        </w:rPr>
-        <w:t>`testcase`</w:t>
-      </w:r>
-      <w:r>
-        <w:rPr>
-          <w:rFonts w:ascii="Segoe UI" w:hAnsi="Segoe UI"/>
-          <w:b w:val="0"/>
-          <w:i w:val="0"/>
-          <w:sz w:val="21"/>
-        </w:rPr>
-        <w:t xml:space="preserve">, </w:t>
-      </w:r>
-      <w:r>
-        <w:rPr>
-          <w:rFonts w:ascii="Consolas" w:hAnsi="Consolas"/>
-          <w:b w:val="0"/>
-          <w:i w:val="0"/>
-          <w:color w:val="1E293B"/>
-          <w:sz w:val="19"/>
-        </w:rPr>
-        <w:t>`storage`</w:t>
-      </w:r>
-      <w:r>
-        <w:rPr>
-          <w:rFonts w:ascii="Segoe UI" w:hAnsi="Segoe UI"/>
-          <w:b w:val="0"/>
-          <w:i w:val="0"/>
-          <w:sz w:val="21"/>
-        </w:rPr>
         <w:t>.</w:t>
       </w:r>
     </w:p>
     <w:p>
       <w:pPr>
-        <w:spacing w:before="30" w:after="30" w:line="276" w:lineRule="auto"/>
-        <w:ind w:left="360"/>
+        <w:spacing w:before="120" w:after="120"/>
       </w:pPr>
       <w:r>
         <w:rPr>
-          <w:rFonts w:ascii="Segoe UI" w:hAnsi="Segoe UI"/>
-          <w:b/>
-          <w:color w:val="2563EB"/>
-          <w:sz w:val="20"/>
+          <w:color w:val="CBD5E1"/>
         </w:rPr>
-        <w:t xml:space="preserve">• </w:t>
-      </w:r>
-      <w:r>
-        <w:rPr>
-          <w:rFonts w:ascii="Segoe UI" w:hAnsi="Segoe UI"/>
-          <w:b/>
-          <w:i w:val="0"/>
-          <w:sz w:val="21"/>
-        </w:rPr>
+        <w:t>——————————————————————————————————————————————————</w:t>
       </w:r>
     </w:p>
     <w:p>
       <w:pPr>
-        <w:spacing w:before="30" w:after="30" w:line="276" w:lineRule="auto"/>
-        <w:ind w:left="720"/>
+        <w:keepNext/>
+        <w:spacing w:before="280" w:after="120"/>
       </w:pPr>
       <w:r>
         <w:rPr>
-          <w:rFonts w:ascii="Segoe UI" w:hAnsi="Segoe UI"/>
-          <w:b/>
-          <w:color w:val="2563EB"/>
-          <w:sz w:val="20"/>
-        </w:rPr>
-        <w:t xml:space="preserve">– </w:t>
-      </w:r>
-      <w:r>
-        <w:rPr>
-          <w:rFonts w:ascii="Consolas" w:hAnsi="Consolas"/>
-          <w:b w:val="0"/>
-          <w:i w:val="0"/>
-          <w:color w:val="1E293B"/>
-          <w:sz w:val="19"/>
-        </w:rPr>
-        <w:t>`auth`</w:t>
-      </w:r>
-      <w:r>
-        <w:rPr>
-          <w:rFonts w:ascii="Segoe UI" w:hAnsi="Segoe UI"/>
-          <w:b w:val="0"/>
-          <w:i w:val="0"/>
-          <w:sz w:val="21"/>
-        </w:rPr>
-        <w:t>:</w:t>
-      </w:r>
-    </w:p>
-    <w:p>
-      <w:pPr>
-        <w:spacing w:before="30" w:after="30" w:line="276" w:lineRule="auto"/>
-        <w:ind w:left="1080"/>
-      </w:pPr>
-      <w:r>
-        <w:rPr>
-          <w:rFonts w:ascii="Segoe UI" w:hAnsi="Segoe UI"/>
-          <w:b/>
-          <w:color w:val="2563EB"/>
-          <w:sz w:val="20"/>
-        </w:rPr>
-        <w:t xml:space="preserve">– </w:t>
-      </w:r>
-      <w:r>
-        <w:rPr>
-          <w:rFonts w:ascii="Consolas" w:hAnsi="Consolas"/>
-          <w:b w:val="0"/>
-          <w:i w:val="0"/>
-          <w:color w:val="1E293B"/>
-          <w:sz w:val="19"/>
-        </w:rPr>
-        <w:t>`auth.entity`</w:t>
-      </w:r>
-      <w:r>
-        <w:rPr>
-          <w:rFonts w:ascii="Segoe UI" w:hAnsi="Segoe UI"/>
-          <w:b w:val="0"/>
-          <w:i w:val="0"/>
-          <w:sz w:val="21"/>
-        </w:rPr>
-        <w:t xml:space="preserve">: </w:t>
-      </w:r>
-      <w:r>
-        <w:rPr>
-          <w:rFonts w:ascii="Consolas" w:hAnsi="Consolas"/>
-          <w:b w:val="0"/>
-          <w:i w:val="0"/>
-          <w:color w:val="1E293B"/>
-          <w:sz w:val="19"/>
-        </w:rPr>
-        <w:t>`User`</w:t>
-      </w:r>
-      <w:r>
-        <w:rPr>
-          <w:rFonts w:ascii="Segoe UI" w:hAnsi="Segoe UI"/>
-          <w:b w:val="0"/>
-          <w:i w:val="0"/>
-          <w:sz w:val="21"/>
-        </w:rPr>
-        <w:t xml:space="preserve">, </w:t>
-      </w:r>
-      <w:r>
-        <w:rPr>
-          <w:rFonts w:ascii="Consolas" w:hAnsi="Consolas"/>
-          <w:b w:val="0"/>
-          <w:i w:val="0"/>
-          <w:color w:val="1E293B"/>
-          <w:sz w:val="19"/>
-        </w:rPr>
-        <w:t>`RefreshToken`</w:t>
-      </w:r>
-    </w:p>
-    <w:p>
-      <w:pPr>
-        <w:spacing w:before="30" w:after="30" w:line="276" w:lineRule="auto"/>
-        <w:ind w:left="1080"/>
-      </w:pPr>
-      <w:r>
-        <w:rPr>
-          <w:rFonts w:ascii="Segoe UI" w:hAnsi="Segoe UI"/>
-          <w:b/>
-          <w:color w:val="2563EB"/>
-          <w:sz w:val="20"/>
-        </w:rPr>
-        <w:t xml:space="preserve">– </w:t>
-      </w:r>
-      <w:r>
-        <w:rPr>
-          <w:rFonts w:ascii="Consolas" w:hAnsi="Consolas"/>
-          <w:b w:val="0"/>
-          <w:i w:val="0"/>
-          <w:color w:val="1E293B"/>
-          <w:sz w:val="19"/>
-        </w:rPr>
-        <w:t>`auth.repository`</w:t>
-      </w:r>
-      <w:r>
-        <w:rPr>
-          <w:rFonts w:ascii="Segoe UI" w:hAnsi="Segoe UI"/>
-          <w:b w:val="0"/>
-          <w:i w:val="0"/>
-          <w:sz w:val="21"/>
-        </w:rPr>
-        <w:t xml:space="preserve">: </w:t>
-      </w:r>
-      <w:r>
-        <w:rPr>
-          <w:rFonts w:ascii="Consolas" w:hAnsi="Consolas"/>
-          <w:b w:val="0"/>
-          <w:i w:val="0"/>
-          <w:color w:val="1E293B"/>
-          <w:sz w:val="19"/>
-        </w:rPr>
-        <w:t>`UserRepository`</w:t>
-      </w:r>
-      <w:r>
-        <w:rPr>
-          <w:rFonts w:ascii="Segoe UI" w:hAnsi="Segoe UI"/>
-          <w:b w:val="0"/>
-          <w:i w:val="0"/>
-          <w:sz w:val="21"/>
-        </w:rPr>
-        <w:t xml:space="preserve">, </w:t>
-      </w:r>
-      <w:r>
-        <w:rPr>
-          <w:rFonts w:ascii="Consolas" w:hAnsi="Consolas"/>
-          <w:b w:val="0"/>
-          <w:i w:val="0"/>
-          <w:color w:val="1E293B"/>
-          <w:sz w:val="19"/>
-        </w:rPr>
-        <w:t>`RefreshTokenRepository`</w:t>
-      </w:r>
-    </w:p>
-    <w:p>
-      <w:pPr>
-        <w:spacing w:before="30" w:after="30" w:line="276" w:lineRule="auto"/>
-        <w:ind w:left="1080"/>
-      </w:pPr>
-      <w:r>
-        <w:rPr>
-          <w:rFonts w:ascii="Segoe UI" w:hAnsi="Segoe UI"/>
-          <w:b/>
-          <w:color w:val="2563EB"/>
-          <w:sz w:val="20"/>
-        </w:rPr>
-        <w:t xml:space="preserve">– </w:t>
-      </w:r>
-      <w:r>
-        <w:rPr>
-          <w:rFonts w:ascii="Consolas" w:hAnsi="Consolas"/>
-          <w:b w:val="0"/>
-          <w:i w:val="0"/>
-          <w:color w:val="1E293B"/>
-          <w:sz w:val="19"/>
-        </w:rPr>
-        <w:t>`auth.service`</w:t>
-      </w:r>
-      <w:r>
-        <w:rPr>
-          <w:rFonts w:ascii="Segoe UI" w:hAnsi="Segoe UI"/>
-          <w:b w:val="0"/>
-          <w:i w:val="0"/>
-          <w:sz w:val="21"/>
-        </w:rPr>
-        <w:t xml:space="preserve">: </w:t>
-      </w:r>
-      <w:r>
-        <w:rPr>
-          <w:rFonts w:ascii="Consolas" w:hAnsi="Consolas"/>
-          <w:b w:val="0"/>
-          <w:i w:val="0"/>
-          <w:color w:val="1E293B"/>
-          <w:sz w:val="19"/>
-        </w:rPr>
-        <w:t>`AuthService`</w:t>
-      </w:r>
-    </w:p>
-    <w:p>
-      <w:pPr>
-        <w:spacing w:before="30" w:after="30" w:line="276" w:lineRule="auto"/>
-        <w:ind w:left="1080"/>
-      </w:pPr>
-      <w:r>
-        <w:rPr>
-          <w:rFonts w:ascii="Segoe UI" w:hAnsi="Segoe UI"/>
-          <w:b/>
-          <w:color w:val="2563EB"/>
-          <w:sz w:val="20"/>
-        </w:rPr>
-        <w:t xml:space="preserve">– </w:t>
-      </w:r>
-      <w:r>
-        <w:rPr>
-          <w:rFonts w:ascii="Consolas" w:hAnsi="Consolas"/>
-          <w:b w:val="0"/>
-          <w:i w:val="0"/>
-          <w:color w:val="1E293B"/>
-          <w:sz w:val="19"/>
-        </w:rPr>
-        <w:t>`auth.dto`</w:t>
-      </w:r>
-      <w:r>
-        <w:rPr>
-          <w:rFonts w:ascii="Segoe UI" w:hAnsi="Segoe UI"/>
-          <w:b w:val="0"/>
-          <w:i w:val="0"/>
-          <w:sz w:val="21"/>
-        </w:rPr>
-        <w:t xml:space="preserve">: </w:t>
-      </w:r>
-      <w:r>
-        <w:rPr>
-          <w:rFonts w:ascii="Consolas" w:hAnsi="Consolas"/>
-          <w:b w:val="0"/>
-          <w:i w:val="0"/>
-          <w:color w:val="1E293B"/>
-          <w:sz w:val="19"/>
-        </w:rPr>
-        <w:t>`LoginRequest`</w:t>
-      </w:r>
-      <w:r>
-        <w:rPr>
-          <w:rFonts w:ascii="Segoe UI" w:hAnsi="Segoe UI"/>
-          <w:b w:val="0"/>
-          <w:i w:val="0"/>
-          <w:sz w:val="21"/>
-        </w:rPr>
-        <w:t xml:space="preserve">, </w:t>
-      </w:r>
-      <w:r>
-        <w:rPr>
-          <w:rFonts w:ascii="Consolas" w:hAnsi="Consolas"/>
-          <w:b w:val="0"/>
-          <w:i w:val="0"/>
-          <w:color w:val="1E293B"/>
-          <w:sz w:val="19"/>
-        </w:rPr>
-        <w:t>`RegisterRequest`</w:t>
-      </w:r>
-      <w:r>
-        <w:rPr>
-          <w:rFonts w:ascii="Segoe UI" w:hAnsi="Segoe UI"/>
-          <w:b w:val="0"/>
-          <w:i w:val="0"/>
-          <w:sz w:val="21"/>
-        </w:rPr>
-        <w:t xml:space="preserve">, </w:t>
-      </w:r>
-      <w:r>
-        <w:rPr>
-          <w:rFonts w:ascii="Consolas" w:hAnsi="Consolas"/>
-          <w:b w:val="0"/>
-          <w:i w:val="0"/>
-          <w:color w:val="1E293B"/>
-          <w:sz w:val="19"/>
-        </w:rPr>
-        <w:t>`AuthResponse`</w:t>
-      </w:r>
-      <w:r>
-        <w:rPr>
-          <w:rFonts w:ascii="Segoe UI" w:hAnsi="Segoe UI"/>
-          <w:b w:val="0"/>
-          <w:i w:val="0"/>
-          <w:sz w:val="21"/>
-        </w:rPr>
-        <w:t xml:space="preserve">, </w:t>
-      </w:r>
-      <w:r>
-        <w:rPr>
-          <w:rFonts w:ascii="Consolas" w:hAnsi="Consolas"/>
-          <w:b w:val="0"/>
-          <w:i w:val="0"/>
-          <w:color w:val="1E293B"/>
-          <w:sz w:val="19"/>
-        </w:rPr>
-        <w:t>`RefreshTokenRequest`</w:t>
-      </w:r>
-      <w:r>
-        <w:rPr>
-          <w:rFonts w:ascii="Segoe UI" w:hAnsi="Segoe UI"/>
-          <w:b w:val="0"/>
-          <w:i w:val="0"/>
-          <w:sz w:val="21"/>
-        </w:rPr>
-        <w:t xml:space="preserve">, </w:t>
-      </w:r>
-      <w:r>
-        <w:rPr>
-          <w:rFonts w:ascii="Consolas" w:hAnsi="Consolas"/>
-          <w:b w:val="0"/>
-          <w:i w:val="0"/>
-          <w:color w:val="1E293B"/>
-          <w:sz w:val="19"/>
-        </w:rPr>
-        <w:t>`LogoutRequest`</w:t>
-      </w:r>
-      <w:r>
-        <w:rPr>
-          <w:rFonts w:ascii="Segoe UI" w:hAnsi="Segoe UI"/>
-          <w:b w:val="0"/>
-          <w:i w:val="0"/>
-          <w:sz w:val="21"/>
-        </w:rPr>
-        <w:t xml:space="preserve">, </w:t>
-      </w:r>
-      <w:r>
-        <w:rPr>
-          <w:rFonts w:ascii="Consolas" w:hAnsi="Consolas"/>
-          <w:b w:val="0"/>
-          <w:i w:val="0"/>
-          <w:color w:val="1E293B"/>
-          <w:sz w:val="19"/>
-        </w:rPr>
-        <w:t>`UserDto`</w:t>
-      </w:r>
-    </w:p>
-    <w:p>
-      <w:pPr>
-        <w:spacing w:before="30" w:after="30" w:line="276" w:lineRule="auto"/>
-        <w:ind w:left="1080"/>
-      </w:pPr>
-      <w:r>
-        <w:rPr>
-          <w:rFonts w:ascii="Segoe UI" w:hAnsi="Segoe UI"/>
-          <w:b/>
-          <w:color w:val="2563EB"/>
-          <w:sz w:val="20"/>
-        </w:rPr>
-        <w:t xml:space="preserve">– </w:t>
-      </w:r>
-      <w:r>
-        <w:rPr>
-          <w:rFonts w:ascii="Consolas" w:hAnsi="Consolas"/>
-          <w:b w:val="0"/>
-          <w:i w:val="0"/>
-          <w:color w:val="1E293B"/>
-          <w:sz w:val="19"/>
-        </w:rPr>
-        <w:t>`auth.security`</w:t>
-      </w:r>
-      <w:r>
-        <w:rPr>
-          <w:rFonts w:ascii="Segoe UI" w:hAnsi="Segoe UI"/>
-          <w:b w:val="0"/>
-          <w:i w:val="0"/>
-          <w:sz w:val="21"/>
-        </w:rPr>
-        <w:t xml:space="preserve">: </w:t>
-      </w:r>
-      <w:r>
-        <w:rPr>
-          <w:rFonts w:ascii="Consolas" w:hAnsi="Consolas"/>
-          <w:b w:val="0"/>
-          <w:i w:val="0"/>
-          <w:color w:val="1E293B"/>
-          <w:sz w:val="19"/>
-        </w:rPr>
-        <w:t>`CustomUserDetailsService`</w:t>
-      </w:r>
-      <w:r>
-        <w:rPr>
-          <w:rFonts w:ascii="Segoe UI" w:hAnsi="Segoe UI"/>
-          <w:b w:val="0"/>
-          <w:i w:val="0"/>
-          <w:sz w:val="21"/>
-        </w:rPr>
-        <w:t xml:space="preserve">, </w:t>
-      </w:r>
-      <w:r>
-        <w:rPr>
-          <w:rFonts w:ascii="Consolas" w:hAnsi="Consolas"/>
-          <w:b w:val="0"/>
-          <w:i w:val="0"/>
-          <w:color w:val="1E293B"/>
-          <w:sz w:val="19"/>
-        </w:rPr>
-        <w:t>`JwtTokenProvider`</w:t>
-      </w:r>
-      <w:r>
-        <w:rPr>
-          <w:rFonts w:ascii="Segoe UI" w:hAnsi="Segoe UI"/>
-          <w:b w:val="0"/>
-          <w:i w:val="0"/>
-          <w:sz w:val="21"/>
-        </w:rPr>
-        <w:t xml:space="preserve">, </w:t>
-      </w:r>
-      <w:r>
-        <w:rPr>
-          <w:rFonts w:ascii="Consolas" w:hAnsi="Consolas"/>
-          <w:b w:val="0"/>
-          <w:i w:val="0"/>
-          <w:color w:val="1E293B"/>
-          <w:sz w:val="19"/>
-        </w:rPr>
-        <w:t>`UserPrincipal`</w:t>
-      </w:r>
-    </w:p>
-    <w:p>
-      <w:pPr>
-        <w:spacing w:before="30" w:after="30" w:line="276" w:lineRule="auto"/>
-        <w:ind w:left="720"/>
-      </w:pPr>
-      <w:r>
-        <w:rPr>
-          <w:rFonts w:ascii="Segoe UI" w:hAnsi="Segoe UI"/>
-          <w:b/>
-          <w:color w:val="2563EB"/>
-          <w:sz w:val="20"/>
-        </w:rPr>
-        <w:t xml:space="preserve">– </w:t>
-      </w:r>
-      <w:r>
-        <w:rPr>
-          <w:rFonts w:ascii="Consolas" w:hAnsi="Consolas"/>
-          <w:b w:val="0"/>
-          <w:i w:val="0"/>
-          <w:color w:val="1E293B"/>
-          <w:sz w:val="19"/>
-        </w:rPr>
-        <w:t>`problem`</w:t>
-      </w:r>
-      <w:r>
-        <w:rPr>
-          <w:rFonts w:ascii="Segoe UI" w:hAnsi="Segoe UI"/>
-          <w:b w:val="0"/>
-          <w:i w:val="0"/>
-          <w:sz w:val="21"/>
-        </w:rPr>
-        <w:t>:</w:t>
-      </w:r>
-    </w:p>
-    <w:p>
-      <w:pPr>
-        <w:spacing w:before="30" w:after="30" w:line="276" w:lineRule="auto"/>
-        <w:ind w:left="1080"/>
-      </w:pPr>
-      <w:r>
-        <w:rPr>
-          <w:rFonts w:ascii="Segoe UI" w:hAnsi="Segoe UI"/>
-          <w:b/>
-          <w:color w:val="2563EB"/>
-          <w:sz w:val="20"/>
-        </w:rPr>
-        <w:t xml:space="preserve">– </w:t>
-      </w:r>
-      <w:r>
-        <w:rPr>
-          <w:rFonts w:ascii="Consolas" w:hAnsi="Consolas"/>
-          <w:b w:val="0"/>
-          <w:i w:val="0"/>
-          <w:color w:val="1E293B"/>
-          <w:sz w:val="19"/>
-        </w:rPr>
-        <w:t>`problem.entity`</w:t>
-      </w:r>
-      <w:r>
-        <w:rPr>
-          <w:rFonts w:ascii="Segoe UI" w:hAnsi="Segoe UI"/>
-          <w:b w:val="0"/>
-          <w:i w:val="0"/>
-          <w:sz w:val="21"/>
-        </w:rPr>
-        <w:t xml:space="preserve">: </w:t>
-      </w:r>
-      <w:r>
-        <w:rPr>
-          <w:rFonts w:ascii="Consolas" w:hAnsi="Consolas"/>
-          <w:b w:val="0"/>
-          <w:i w:val="0"/>
-          <w:color w:val="1E293B"/>
-          <w:sz w:val="19"/>
-        </w:rPr>
-        <w:t>`Problem`</w:t>
-      </w:r>
-    </w:p>
-    <w:p>
-      <w:pPr>
-        <w:spacing w:before="30" w:after="30" w:line="276" w:lineRule="auto"/>
-        <w:ind w:left="1080"/>
-      </w:pPr>
-      <w:r>
-        <w:rPr>
-          <w:rFonts w:ascii="Segoe UI" w:hAnsi="Segoe UI"/>
-          <w:b/>
-          <w:color w:val="2563EB"/>
-          <w:sz w:val="20"/>
-        </w:rPr>
-        <w:t xml:space="preserve">– </w:t>
-      </w:r>
-      <w:r>
-        <w:rPr>
-          <w:rFonts w:ascii="Consolas" w:hAnsi="Consolas"/>
-          <w:b w:val="0"/>
-          <w:i w:val="0"/>
-          <w:color w:val="1E293B"/>
-          <w:sz w:val="19"/>
-        </w:rPr>
-        <w:t>`problem.repository`</w:t>
-      </w:r>
-      <w:r>
-        <w:rPr>
-          <w:rFonts w:ascii="Segoe UI" w:hAnsi="Segoe UI"/>
-          <w:b w:val="0"/>
-          <w:i w:val="0"/>
-          <w:sz w:val="21"/>
-        </w:rPr>
-        <w:t xml:space="preserve">: </w:t>
-      </w:r>
-      <w:r>
-        <w:rPr>
-          <w:rFonts w:ascii="Consolas" w:hAnsi="Consolas"/>
-          <w:b w:val="0"/>
-          <w:i w:val="0"/>
-          <w:color w:val="1E293B"/>
-          <w:sz w:val="19"/>
-        </w:rPr>
-        <w:t>`ProblemRepository`</w:t>
-      </w:r>
-    </w:p>
-    <w:p>
-      <w:pPr>
-        <w:spacing w:before="30" w:after="30" w:line="276" w:lineRule="auto"/>
-        <w:ind w:left="1080"/>
-      </w:pPr>
-      <w:r>
-        <w:rPr>
-          <w:rFonts w:ascii="Segoe UI" w:hAnsi="Segoe UI"/>
-          <w:b/>
-          <w:color w:val="2563EB"/>
-          <w:sz w:val="20"/>
-        </w:rPr>
-        <w:t xml:space="preserve">– </w:t>
-      </w:r>
-      <w:r>
-        <w:rPr>
-          <w:rFonts w:ascii="Consolas" w:hAnsi="Consolas"/>
-          <w:b w:val="0"/>
-          <w:i w:val="0"/>
-          <w:color w:val="1E293B"/>
-          <w:sz w:val="19"/>
-        </w:rPr>
-        <w:t>`problem.service`</w:t>
-      </w:r>
-      <w:r>
-        <w:rPr>
-          <w:rFonts w:ascii="Segoe UI" w:hAnsi="Segoe UI"/>
-          <w:b w:val="0"/>
-          <w:i w:val="0"/>
-          <w:sz w:val="21"/>
-        </w:rPr>
-        <w:t xml:space="preserve">: </w:t>
-      </w:r>
-      <w:r>
-        <w:rPr>
-          <w:rFonts w:ascii="Consolas" w:hAnsi="Consolas"/>
-          <w:b w:val="0"/>
-          <w:i w:val="0"/>
-          <w:color w:val="1E293B"/>
-          <w:sz w:val="19"/>
-        </w:rPr>
-        <w:t>`ProblemService`</w:t>
-      </w:r>
-    </w:p>
-    <w:p>
-      <w:pPr>
-        <w:spacing w:before="30" w:after="30" w:line="276" w:lineRule="auto"/>
-        <w:ind w:left="1080"/>
-      </w:pPr>
-      <w:r>
-        <w:rPr>
-          <w:rFonts w:ascii="Segoe UI" w:hAnsi="Segoe UI"/>
-          <w:b/>
-          <w:color w:val="2563EB"/>
-          <w:sz w:val="20"/>
-        </w:rPr>
-        <w:t xml:space="preserve">– </w:t>
-      </w:r>
-      <w:r>
-        <w:rPr>
-          <w:rFonts w:ascii="Consolas" w:hAnsi="Consolas"/>
-          <w:b w:val="0"/>
-          <w:i w:val="0"/>
-          <w:color w:val="1E293B"/>
-          <w:sz w:val="19"/>
-        </w:rPr>
-        <w:t>`problem.dto`</w:t>
-      </w:r>
-      <w:r>
-        <w:rPr>
-          <w:rFonts w:ascii="Segoe UI" w:hAnsi="Segoe UI"/>
-          <w:b w:val="0"/>
-          <w:i w:val="0"/>
-          <w:sz w:val="21"/>
-        </w:rPr>
-        <w:t xml:space="preserve">: </w:t>
-      </w:r>
-      <w:r>
-        <w:rPr>
-          <w:rFonts w:ascii="Consolas" w:hAnsi="Consolas"/>
-          <w:b w:val="0"/>
-          <w:i w:val="0"/>
-          <w:color w:val="1E293B"/>
-          <w:sz w:val="19"/>
-        </w:rPr>
-        <w:t>`CreateProblemRequest`</w:t>
-      </w:r>
-      <w:r>
-        <w:rPr>
-          <w:rFonts w:ascii="Segoe UI" w:hAnsi="Segoe UI"/>
-          <w:b w:val="0"/>
-          <w:i w:val="0"/>
-          <w:sz w:val="21"/>
-        </w:rPr>
-        <w:t xml:space="preserve">, </w:t>
-      </w:r>
-      <w:r>
-        <w:rPr>
-          <w:rFonts w:ascii="Consolas" w:hAnsi="Consolas"/>
-          <w:b w:val="0"/>
-          <w:i w:val="0"/>
-          <w:color w:val="1E293B"/>
-          <w:sz w:val="19"/>
-        </w:rPr>
-        <w:t>`UpdateProblemRequest`</w:t>
-      </w:r>
-      <w:r>
-        <w:rPr>
-          <w:rFonts w:ascii="Segoe UI" w:hAnsi="Segoe UI"/>
-          <w:b w:val="0"/>
-          <w:i w:val="0"/>
-          <w:sz w:val="21"/>
-        </w:rPr>
-        <w:t xml:space="preserve">, </w:t>
-      </w:r>
-      <w:r>
-        <w:rPr>
-          <w:rFonts w:ascii="Consolas" w:hAnsi="Consolas"/>
-          <w:b w:val="0"/>
-          <w:i w:val="0"/>
-          <w:color w:val="1E293B"/>
-          <w:sz w:val="19"/>
-        </w:rPr>
-        <w:t>`ProblemResponse`</w:t>
-      </w:r>
-    </w:p>
-    <w:p>
-      <w:pPr>
-        <w:spacing w:before="30" w:after="30" w:line="276" w:lineRule="auto"/>
-        <w:ind w:left="720"/>
-      </w:pPr>
-      <w:r>
-        <w:rPr>
-          <w:rFonts w:ascii="Segoe UI" w:hAnsi="Segoe UI"/>
-          <w:b/>
-          <w:color w:val="2563EB"/>
-          <w:sz w:val="20"/>
-        </w:rPr>
-        <w:t xml:space="preserve">– </w:t>
-      </w:r>
-      <w:r>
-        <w:rPr>
-          <w:rFonts w:ascii="Consolas" w:hAnsi="Consolas"/>
-          <w:b w:val="0"/>
-          <w:i w:val="0"/>
-          <w:color w:val="1E293B"/>
-          <w:sz w:val="19"/>
-        </w:rPr>
-        <w:t>`testcase`</w:t>
-      </w:r>
-      <w:r>
-        <w:rPr>
-          <w:rFonts w:ascii="Segoe UI" w:hAnsi="Segoe UI"/>
-          <w:b w:val="0"/>
-          <w:i w:val="0"/>
-          <w:sz w:val="21"/>
-        </w:rPr>
-        <w:t>:</w:t>
-      </w:r>
-    </w:p>
-    <w:p>
-      <w:pPr>
-        <w:spacing w:before="30" w:after="30" w:line="276" w:lineRule="auto"/>
-        <w:ind w:left="1080"/>
-      </w:pPr>
-      <w:r>
-        <w:rPr>
-          <w:rFonts w:ascii="Segoe UI" w:hAnsi="Segoe UI"/>
-          <w:b/>
-          <w:color w:val="2563EB"/>
-          <w:sz w:val="20"/>
-        </w:rPr>
-        <w:t xml:space="preserve">– </w:t>
-      </w:r>
-      <w:r>
-        <w:rPr>
-          <w:rFonts w:ascii="Consolas" w:hAnsi="Consolas"/>
-          <w:b w:val="0"/>
-          <w:i w:val="0"/>
-          <w:color w:val="1E293B"/>
-          <w:sz w:val="19"/>
-        </w:rPr>
-        <w:t>`testcase.entity`</w:t>
-      </w:r>
-      <w:r>
-        <w:rPr>
-          <w:rFonts w:ascii="Segoe UI" w:hAnsi="Segoe UI"/>
-          <w:b w:val="0"/>
-          <w:i w:val="0"/>
-          <w:sz w:val="21"/>
-        </w:rPr>
-        <w:t xml:space="preserve">: </w:t>
-      </w:r>
-      <w:r>
-        <w:rPr>
-          <w:rFonts w:ascii="Consolas" w:hAnsi="Consolas"/>
-          <w:b w:val="0"/>
-          <w:i w:val="0"/>
-          <w:color w:val="1E293B"/>
-          <w:sz w:val="19"/>
-        </w:rPr>
-        <w:t>`TestCase`</w:t>
-      </w:r>
-    </w:p>
-    <w:p>
-      <w:pPr>
-        <w:spacing w:before="30" w:after="30" w:line="276" w:lineRule="auto"/>
-        <w:ind w:left="1080"/>
-      </w:pPr>
-      <w:r>
-        <w:rPr>
-          <w:rFonts w:ascii="Segoe UI" w:hAnsi="Segoe UI"/>
-          <w:b/>
-          <w:color w:val="2563EB"/>
-          <w:sz w:val="20"/>
-        </w:rPr>
-        <w:t xml:space="preserve">– </w:t>
-      </w:r>
-      <w:r>
-        <w:rPr>
-          <w:rFonts w:ascii="Consolas" w:hAnsi="Consolas"/>
-          <w:b w:val="0"/>
-          <w:i w:val="0"/>
-          <w:color w:val="1E293B"/>
-          <w:sz w:val="19"/>
-        </w:rPr>
-        <w:t>`testcase.repository`</w:t>
-      </w:r>
-      <w:r>
-        <w:rPr>
-          <w:rFonts w:ascii="Segoe UI" w:hAnsi="Segoe UI"/>
-          <w:b w:val="0"/>
-          <w:i w:val="0"/>
-          <w:sz w:val="21"/>
-        </w:rPr>
-        <w:t xml:space="preserve">: </w:t>
-      </w:r>
-      <w:r>
-        <w:rPr>
-          <w:rFonts w:ascii="Consolas" w:hAnsi="Consolas"/>
-          <w:b w:val="0"/>
-          <w:i w:val="0"/>
-          <w:color w:val="1E293B"/>
-          <w:sz w:val="19"/>
-        </w:rPr>
-        <w:t>`TestCaseRepository`</w:t>
-      </w:r>
-    </w:p>
-    <w:p>
-      <w:pPr>
-        <w:spacing w:before="30" w:after="30" w:line="276" w:lineRule="auto"/>
-        <w:ind w:left="1080"/>
-      </w:pPr>
-      <w:r>
-        <w:rPr>
-          <w:rFonts w:ascii="Segoe UI" w:hAnsi="Segoe UI"/>
-          <w:b/>
-          <w:color w:val="2563EB"/>
-          <w:sz w:val="20"/>
-        </w:rPr>
-        <w:t xml:space="preserve">– </w:t>
-      </w:r>
-      <w:r>
-        <w:rPr>
-          <w:rFonts w:ascii="Consolas" w:hAnsi="Consolas"/>
-          <w:b w:val="0"/>
-          <w:i w:val="0"/>
-          <w:color w:val="1E293B"/>
-          <w:sz w:val="19"/>
-        </w:rPr>
-        <w:t>`testcase.service`</w:t>
-      </w:r>
-      <w:r>
-        <w:rPr>
-          <w:rFonts w:ascii="Segoe UI" w:hAnsi="Segoe UI"/>
-          <w:b w:val="0"/>
-          <w:i w:val="0"/>
-          <w:sz w:val="21"/>
-        </w:rPr>
-        <w:t xml:space="preserve">: </w:t>
-      </w:r>
-      <w:r>
-        <w:rPr>
-          <w:rFonts w:ascii="Consolas" w:hAnsi="Consolas"/>
-          <w:b w:val="0"/>
-          <w:i w:val="0"/>
-          <w:color w:val="1E293B"/>
-          <w:sz w:val="19"/>
-        </w:rPr>
-        <w:t>`TestCaseService`</w:t>
-      </w:r>
-    </w:p>
-    <w:p>
-      <w:pPr>
-        <w:spacing w:before="30" w:after="30" w:line="276" w:lineRule="auto"/>
-        <w:ind w:left="1080"/>
-      </w:pPr>
-      <w:r>
-        <w:rPr>
-          <w:rFonts w:ascii="Segoe UI" w:hAnsi="Segoe UI"/>
-          <w:b/>
-          <w:color w:val="2563EB"/>
-          <w:sz w:val="20"/>
-        </w:rPr>
-        <w:t xml:space="preserve">– </w:t>
-      </w:r>
-      <w:r>
-        <w:rPr>
-          <w:rFonts w:ascii="Consolas" w:hAnsi="Consolas"/>
-          <w:b w:val="0"/>
-          <w:i w:val="0"/>
-          <w:color w:val="1E293B"/>
-          <w:sz w:val="19"/>
-        </w:rPr>
-        <w:t>`testcase.dto`</w:t>
-      </w:r>
-      <w:r>
-        <w:rPr>
-          <w:rFonts w:ascii="Segoe UI" w:hAnsi="Segoe UI"/>
-          <w:b w:val="0"/>
-          <w:i w:val="0"/>
-          <w:sz w:val="21"/>
-        </w:rPr>
-        <w:t xml:space="preserve">: </w:t>
-      </w:r>
-      <w:r>
-        <w:rPr>
-          <w:rFonts w:ascii="Consolas" w:hAnsi="Consolas"/>
-          <w:b w:val="0"/>
-          <w:i w:val="0"/>
-          <w:color w:val="1E293B"/>
-          <w:sz w:val="19"/>
-        </w:rPr>
-        <w:t>`TestCaseResponse`</w:t>
-      </w:r>
-    </w:p>
-    <w:p>
-      <w:pPr>
-        <w:spacing w:before="30" w:after="30" w:line="276" w:lineRule="auto"/>
-        <w:ind w:left="720"/>
-      </w:pPr>
-      <w:r>
-        <w:rPr>
-          <w:rFonts w:ascii="Segoe UI" w:hAnsi="Segoe UI"/>
-          <w:b/>
-          <w:color w:val="2563EB"/>
-          <w:sz w:val="20"/>
-        </w:rPr>
-        <w:t xml:space="preserve">– </w:t>
-      </w:r>
-      <w:r>
-        <w:rPr>
-          <w:rFonts w:ascii="Consolas" w:hAnsi="Consolas"/>
-          <w:b w:val="0"/>
-          <w:i w:val="0"/>
-          <w:color w:val="1E293B"/>
-          <w:sz w:val="19"/>
-        </w:rPr>
-        <w:t>`storage`</w:t>
-      </w:r>
-      <w:r>
-        <w:rPr>
-          <w:rFonts w:ascii="Segoe UI" w:hAnsi="Segoe UI"/>
-          <w:b w:val="0"/>
-          <w:i w:val="0"/>
-          <w:sz w:val="21"/>
-        </w:rPr>
-        <w:t>:</w:t>
-      </w:r>
-    </w:p>
-    <w:p>
-      <w:pPr>
-        <w:spacing w:before="30" w:after="30" w:line="276" w:lineRule="auto"/>
-        <w:ind w:left="1080"/>
-      </w:pPr>
-      <w:r>
-        <w:rPr>
-          <w:rFonts w:ascii="Segoe UI" w:hAnsi="Segoe UI"/>
-          <w:b/>
-          <w:color w:val="2563EB"/>
-          <w:sz w:val="20"/>
-        </w:rPr>
-        <w:t xml:space="preserve">– </w:t>
-      </w:r>
-      <w:r>
-        <w:rPr>
-          <w:rFonts w:ascii="Consolas" w:hAnsi="Consolas"/>
-          <w:b w:val="0"/>
-          <w:i w:val="0"/>
-          <w:color w:val="1E293B"/>
-          <w:sz w:val="19"/>
-        </w:rPr>
-        <w:t>`storage.config`</w:t>
-      </w:r>
-      <w:r>
-        <w:rPr>
-          <w:rFonts w:ascii="Segoe UI" w:hAnsi="Segoe UI"/>
-          <w:b w:val="0"/>
-          <w:i w:val="0"/>
-          <w:sz w:val="21"/>
-        </w:rPr>
-        <w:t xml:space="preserve">: </w:t>
-      </w:r>
-      <w:r>
-        <w:rPr>
-          <w:rFonts w:ascii="Consolas" w:hAnsi="Consolas"/>
-          <w:b w:val="0"/>
-          <w:i w:val="0"/>
-          <w:color w:val="1E293B"/>
-          <w:sz w:val="19"/>
-        </w:rPr>
-        <w:t>`MinioConfig`</w:t>
-      </w:r>
-    </w:p>
-    <w:p>
-      <w:pPr>
-        <w:spacing w:before="30" w:after="30" w:line="276" w:lineRule="auto"/>
-        <w:ind w:left="1080"/>
-      </w:pPr>
-      <w:r>
-        <w:rPr>
-          <w:rFonts w:ascii="Segoe UI" w:hAnsi="Segoe UI"/>
-          <w:b/>
-          <w:color w:val="2563EB"/>
-          <w:sz w:val="20"/>
-        </w:rPr>
-        <w:t xml:space="preserve">– </w:t>
-      </w:r>
-      <w:r>
-        <w:rPr>
-          <w:rFonts w:ascii="Consolas" w:hAnsi="Consolas"/>
-          <w:b w:val="0"/>
-          <w:i w:val="0"/>
-          <w:color w:val="1E293B"/>
-          <w:sz w:val="19"/>
-        </w:rPr>
-        <w:t>`storage.service`</w:t>
-      </w:r>
-      <w:r>
-        <w:rPr>
-          <w:rFonts w:ascii="Segoe UI" w:hAnsi="Segoe UI"/>
-          <w:b w:val="0"/>
-          <w:i w:val="0"/>
-          <w:sz w:val="21"/>
-        </w:rPr>
-        <w:t xml:space="preserve">: </w:t>
-      </w:r>
-      <w:r>
-        <w:rPr>
-          <w:rFonts w:ascii="Consolas" w:hAnsi="Consolas"/>
-          <w:b w:val="0"/>
-          <w:i w:val="0"/>
-          <w:color w:val="1E293B"/>
-          <w:sz w:val="19"/>
-        </w:rPr>
-        <w:t>`StorageService`</w:t>
-      </w:r>
-      <w:r>
-        <w:rPr>
-          <w:rFonts w:ascii="Segoe UI" w:hAnsi="Segoe UI"/>
-          <w:b w:val="0"/>
-          <w:i w:val="0"/>
-          <w:sz w:val="21"/>
-        </w:rPr>
-        <w:t xml:space="preserve">, </w:t>
-      </w:r>
-      <w:r>
-        <w:rPr>
-          <w:rFonts w:ascii="Consolas" w:hAnsi="Consolas"/>
-          <w:b w:val="0"/>
-          <w:i w:val="0"/>
-          <w:color w:val="1E293B"/>
-          <w:sz w:val="19"/>
-        </w:rPr>
-        <w:t>`MinioStorageService`</w:t>
-      </w:r>
-    </w:p>
-    <w:p>
-      <w:pPr>
-        <w:spacing w:before="30" w:after="30" w:line="276" w:lineRule="auto"/>
-        <w:ind w:left="720"/>
-      </w:pPr>
-      <w:r>
-        <w:rPr>
-          <w:rFonts w:ascii="Segoe UI" w:hAnsi="Segoe UI"/>
-          <w:b/>
-          <w:color w:val="2563EB"/>
-          <w:sz w:val="20"/>
-        </w:rPr>
-        <w:t xml:space="preserve">– </w:t>
-      </w:r>
-      <w:r>
-        <w:rPr>
-          <w:rFonts w:ascii="Segoe UI" w:hAnsi="Segoe UI"/>
-          <w:b w:val="0"/>
-          <w:i w:val="0"/>
-          <w:sz w:val="21"/>
-        </w:rPr>
-        <w:t>Tầng API Web (</w:t>
-      </w:r>
-      <w:r>
-        <w:rPr>
-          <w:rFonts w:ascii="Consolas" w:hAnsi="Consolas"/>
-          <w:b w:val="0"/>
-          <w:i w:val="0"/>
-          <w:color w:val="1E293B"/>
-          <w:sz w:val="19"/>
-        </w:rPr>
-        <w:t>`mini-leetcode-api`</w:t>
-      </w:r>
-      <w:r>
-        <w:rPr>
-          <w:rFonts w:ascii="Segoe UI" w:hAnsi="Segoe UI"/>
-          <w:b w:val="0"/>
-          <w:i w:val="0"/>
-          <w:sz w:val="21"/>
-        </w:rPr>
-        <w:t>):</w:t>
-      </w:r>
-    </w:p>
-    <w:p>
-      <w:pPr>
-        <w:spacing w:before="30" w:after="30" w:line="276" w:lineRule="auto"/>
-        <w:ind w:left="1080"/>
-      </w:pPr>
-      <w:r>
-        <w:rPr>
-          <w:rFonts w:ascii="Segoe UI" w:hAnsi="Segoe UI"/>
-          <w:b/>
-          <w:color w:val="2563EB"/>
-          <w:sz w:val="20"/>
-        </w:rPr>
-        <w:t xml:space="preserve">– </w:t>
-      </w:r>
-      <w:r>
-        <w:rPr>
-          <w:rFonts w:ascii="Consolas" w:hAnsi="Consolas"/>
-          <w:b w:val="0"/>
-          <w:i w:val="0"/>
-          <w:color w:val="1E293B"/>
-          <w:sz w:val="19"/>
-        </w:rPr>
-        <w:t>`auth.controller`</w:t>
-      </w:r>
-      <w:r>
-        <w:rPr>
-          <w:rFonts w:ascii="Segoe UI" w:hAnsi="Segoe UI"/>
-          <w:b w:val="0"/>
-          <w:i w:val="0"/>
-          <w:sz w:val="21"/>
-        </w:rPr>
-        <w:t xml:space="preserve">: </w:t>
-      </w:r>
-      <w:r>
-        <w:rPr>
-          <w:rFonts w:ascii="Consolas" w:hAnsi="Consolas"/>
-          <w:b w:val="0"/>
-          <w:i w:val="0"/>
-          <w:color w:val="1E293B"/>
-          <w:sz w:val="19"/>
-        </w:rPr>
-        <w:t>`AuthController`</w:t>
-      </w:r>
-    </w:p>
-    <w:p>
-      <w:pPr>
-        <w:spacing w:before="30" w:after="30" w:line="276" w:lineRule="auto"/>
-        <w:ind w:left="1080"/>
-      </w:pPr>
-      <w:r>
-        <w:rPr>
-          <w:rFonts w:ascii="Segoe UI" w:hAnsi="Segoe UI"/>
-          <w:b/>
-          <w:color w:val="2563EB"/>
-          <w:sz w:val="20"/>
-        </w:rPr>
-        <w:t xml:space="preserve">– </w:t>
-      </w:r>
-      <w:r>
-        <w:rPr>
-          <w:rFonts w:ascii="Consolas" w:hAnsi="Consolas"/>
-          <w:b w:val="0"/>
-          <w:i w:val="0"/>
-          <w:color w:val="1E293B"/>
-          <w:sz w:val="19"/>
-        </w:rPr>
-        <w:t>`problem.controller`</w:t>
-      </w:r>
-      <w:r>
-        <w:rPr>
-          <w:rFonts w:ascii="Segoe UI" w:hAnsi="Segoe UI"/>
-          <w:b w:val="0"/>
-          <w:i w:val="0"/>
-          <w:sz w:val="21"/>
-        </w:rPr>
-        <w:t xml:space="preserve">: </w:t>
-      </w:r>
-      <w:r>
-        <w:rPr>
-          <w:rFonts w:ascii="Consolas" w:hAnsi="Consolas"/>
-          <w:b w:val="0"/>
-          <w:i w:val="0"/>
-          <w:color w:val="1E293B"/>
-          <w:sz w:val="19"/>
-        </w:rPr>
-        <w:t>`ProblemController`</w:t>
-      </w:r>
-    </w:p>
-    <w:p>
-      <w:pPr>
-        <w:spacing w:before="30" w:after="30" w:line="276" w:lineRule="auto"/>
-        <w:ind w:left="1080"/>
-      </w:pPr>
-      <w:r>
-        <w:rPr>
-          <w:rFonts w:ascii="Segoe UI" w:hAnsi="Segoe UI"/>
-          <w:b/>
-          <w:color w:val="2563EB"/>
-          <w:sz w:val="20"/>
-        </w:rPr>
-        <w:t xml:space="preserve">– </w:t>
-      </w:r>
-      <w:r>
-        <w:rPr>
-          <w:rFonts w:ascii="Consolas" w:hAnsi="Consolas"/>
-          <w:b w:val="0"/>
-          <w:i w:val="0"/>
-          <w:color w:val="1E293B"/>
-          <w:sz w:val="19"/>
-        </w:rPr>
-        <w:t>`testcase.controller`</w:t>
-      </w:r>
-      <w:r>
-        <w:rPr>
-          <w:rFonts w:ascii="Segoe UI" w:hAnsi="Segoe UI"/>
-          <w:b w:val="0"/>
-          <w:i w:val="0"/>
-          <w:sz w:val="21"/>
-        </w:rPr>
-        <w:t xml:space="preserve">: </w:t>
-      </w:r>
-      <w:r>
-        <w:rPr>
-          <w:rFonts w:ascii="Consolas" w:hAnsi="Consolas"/>
-          <w:b w:val="0"/>
-          <w:i w:val="0"/>
-          <w:color w:val="1E293B"/>
-          <w:sz w:val="19"/>
-        </w:rPr>
-        <w:t>`TestCaseController`</w:t>
-      </w:r>
-    </w:p>
-    <w:p>
-      <w:pPr>
-        <w:spacing w:before="30" w:after="30" w:line="276" w:lineRule="auto"/>
-        <w:ind w:left="360"/>
-      </w:pPr>
-      <w:r>
-        <w:rPr>
-          <w:rFonts w:ascii="Segoe UI" w:hAnsi="Segoe UI"/>
-          <w:b/>
-          <w:color w:val="2563EB"/>
-          <w:sz w:val="20"/>
-        </w:rPr>
-        <w:t xml:space="preserve">• </w:t>
-      </w:r>
-      <w:r>
-        <w:rPr>
-          <w:rFonts w:ascii="Segoe UI" w:hAnsi="Segoe UI"/>
-          <w:b/>
-          <w:i w:val="0"/>
-          <w:sz w:val="21"/>
-        </w:rPr>
-      </w:r>
-      <w:r>
-        <w:rPr>
-          <w:rFonts w:ascii="Segoe UI" w:hAnsi="Segoe UI"/>
-          <w:b w:val="0"/>
-          <w:i w:val="0"/>
-          <w:sz w:val="21"/>
-        </w:rPr>
-        <w:t xml:space="preserve"> Không còn tình trạng file lộn xộn trong 1 thư mục; tách bạch rõ ràng giữa Data Model (Entity), Data Transfer (DTO), Business Logic (Service) và Persistence (Repository) mà vẫn đảm bảo ranh giới tính năng độc lập, dễ mở rộng sang Phase 2.</w:t>
-      </w:r>
-    </w:p>
-    <w:p>
-      <w:pPr>
-        <w:spacing w:before="160" w:after="160"/>
-        <w:pBdr>
-          <w:bottom w:val="single" w:sz="6" w:space="1" w:color="E2E8F0"/>
-        </w:pBdr>
-      </w:pPr>
-    </w:p>
-    <w:p>
-      <w:pPr>
-        <w:keepNext/>
-        <w:spacing w:before="240" w:after="60"/>
-      </w:pPr>
-      <w:r>
-        <w:rPr>
-          <w:rFonts w:ascii="Segoe UI" w:hAnsi="Segoe UI"/>
-          <w:b/>
-          <w:color w:val="2563EB"/>
-          <w:sz w:val="25"/>
-        </w:rPr>
-        <w:t>4.5. Bảo mật Phiên làm việc (RFC 6819 Token Family Revocation &amp; Pessimistic Lock)</w:t>
-      </w:r>
-    </w:p>
-    <w:p>
-      <w:pPr>
-        <w:spacing w:before="30" w:after="30" w:line="276" w:lineRule="auto"/>
-        <w:ind w:left="360"/>
-      </w:pPr>
-      <w:r>
-        <w:rPr>
-          <w:rFonts w:ascii="Segoe UI" w:hAnsi="Segoe UI"/>
-          <w:b/>
-          <w:color w:val="2563EB"/>
-          <w:sz w:val="20"/>
-        </w:rPr>
-        <w:t xml:space="preserve">• </w:t>
-      </w:r>
-      <w:r>
-        <w:rPr>
-          <w:rFonts w:ascii="Segoe UI" w:hAnsi="Segoe UI"/>
-          <w:b/>
-          <w:i w:val="0"/>
-          <w:sz w:val="21"/>
-        </w:rPr>
-      </w:r>
-      <w:r>
-        <w:rPr>
-          <w:rFonts w:ascii="Segoe UI" w:hAnsi="Segoe UI"/>
-          <w:b w:val="0"/>
-          <w:i w:val="0"/>
-          <w:sz w:val="21"/>
-        </w:rPr>
-        <w:t xml:space="preserve"> Ngắn hạn (30 phút), chứa claims (</w:t>
-      </w:r>
-      <w:r>
-        <w:rPr>
-          <w:rFonts w:ascii="Consolas" w:hAnsi="Consolas"/>
-          <w:b w:val="0"/>
-          <w:i w:val="0"/>
-          <w:color w:val="1E293B"/>
-          <w:sz w:val="19"/>
-        </w:rPr>
-        <w:t>`userId`</w:t>
-      </w:r>
-      <w:r>
-        <w:rPr>
-          <w:rFonts w:ascii="Segoe UI" w:hAnsi="Segoe UI"/>
-          <w:b w:val="0"/>
-          <w:i w:val="0"/>
-          <w:sz w:val="21"/>
-        </w:rPr>
-        <w:t xml:space="preserve">, </w:t>
-      </w:r>
-      <w:r>
-        <w:rPr>
-          <w:rFonts w:ascii="Consolas" w:hAnsi="Consolas"/>
-          <w:b w:val="0"/>
-          <w:i w:val="0"/>
-          <w:color w:val="1E293B"/>
-          <w:sz w:val="19"/>
-        </w:rPr>
-        <w:t>`username`</w:t>
-      </w:r>
-      <w:r>
-        <w:rPr>
-          <w:rFonts w:ascii="Segoe UI" w:hAnsi="Segoe UI"/>
-          <w:b w:val="0"/>
-          <w:i w:val="0"/>
-          <w:sz w:val="21"/>
-        </w:rPr>
-        <w:t xml:space="preserve">, </w:t>
-      </w:r>
-      <w:r>
-        <w:rPr>
-          <w:rFonts w:ascii="Consolas" w:hAnsi="Consolas"/>
-          <w:b w:val="0"/>
-          <w:i w:val="0"/>
-          <w:color w:val="1E293B"/>
-          <w:sz w:val="19"/>
-        </w:rPr>
-        <w:t>`role`</w:t>
-      </w:r>
-      <w:r>
-        <w:rPr>
-          <w:rFonts w:ascii="Segoe UI" w:hAnsi="Segoe UI"/>
-          <w:b w:val="0"/>
-          <w:i w:val="0"/>
-          <w:sz w:val="21"/>
-        </w:rPr>
-        <w:t>), ký bằng HMAC-SHA256.</w:t>
-      </w:r>
-    </w:p>
-    <w:p>
-      <w:pPr>
-        <w:spacing w:before="30" w:after="30" w:line="276" w:lineRule="auto"/>
-        <w:ind w:left="360"/>
-      </w:pPr>
-      <w:r>
-        <w:rPr>
-          <w:rFonts w:ascii="Segoe UI" w:hAnsi="Segoe UI"/>
-          <w:b/>
-          <w:color w:val="2563EB"/>
-          <w:sz w:val="20"/>
-        </w:rPr>
-        <w:t xml:space="preserve">• </w:t>
-      </w:r>
-      <w:r>
-        <w:rPr>
-          <w:rFonts w:ascii="Segoe UI" w:hAnsi="Segoe UI"/>
-          <w:b/>
-          <w:i w:val="0"/>
-          <w:sz w:val="21"/>
-        </w:rPr>
-      </w:r>
-      <w:r>
-        <w:rPr>
-          <w:rFonts w:ascii="Segoe UI" w:hAnsi="Segoe UI"/>
-          <w:b w:val="0"/>
-          <w:i w:val="0"/>
-          <w:sz w:val="21"/>
-        </w:rPr>
-        <w:t xml:space="preserve"> Dài hạn (7 ngày), được băm SHA-256 (</w:t>
-      </w:r>
-      <w:r>
-        <w:rPr>
-          <w:rFonts w:ascii="Consolas" w:hAnsi="Consolas"/>
-          <w:b w:val="0"/>
-          <w:i w:val="0"/>
-          <w:color w:val="1E293B"/>
-          <w:sz w:val="19"/>
-        </w:rPr>
-        <w:t>`token_hash`</w:t>
-      </w:r>
-      <w:r>
-        <w:rPr>
-          <w:rFonts w:ascii="Segoe UI" w:hAnsi="Segoe UI"/>
-          <w:b w:val="0"/>
-          <w:i w:val="0"/>
-          <w:sz w:val="21"/>
-        </w:rPr>
-        <w:t>) trước khi ghi vào database MySQL.</w:t>
-      </w:r>
-    </w:p>
-    <w:p>
-      <w:pPr>
-        <w:spacing w:before="30" w:after="30" w:line="276" w:lineRule="auto"/>
-        <w:ind w:left="360"/>
-      </w:pPr>
-      <w:r>
-        <w:rPr>
-          <w:rFonts w:ascii="Segoe UI" w:hAnsi="Segoe UI"/>
-          <w:b/>
-          <w:color w:val="2563EB"/>
-          <w:sz w:val="20"/>
-        </w:rPr>
-        <w:t xml:space="preserve">• </w:t>
-      </w:r>
-      <w:r>
-        <w:rPr>
-          <w:rFonts w:ascii="Segoe UI" w:hAnsi="Segoe UI"/>
-          <w:b/>
-          <w:i w:val="0"/>
-          <w:sz w:val="21"/>
-        </w:rPr>
-      </w:r>
-      <w:r>
-        <w:rPr>
-          <w:rFonts w:ascii="Segoe UI" w:hAnsi="Segoe UI"/>
-          <w:b w:val="0"/>
-          <w:i w:val="0"/>
-          <w:sz w:val="21"/>
-        </w:rPr>
-        <w:t xml:space="preserve"> Áp dụng </w:t>
-      </w:r>
-      <w:r>
-        <w:rPr>
-          <w:rFonts w:ascii="Consolas" w:hAnsi="Consolas"/>
-          <w:b w:val="0"/>
-          <w:i w:val="0"/>
-          <w:color w:val="1E293B"/>
-          <w:sz w:val="19"/>
-        </w:rPr>
-        <w:t>`@Lock(LockModeType.PESSIMISTIC_WRITE)`</w:t>
-      </w:r>
-      <w:r>
-        <w:rPr>
-          <w:rFonts w:ascii="Segoe UI" w:hAnsi="Segoe UI"/>
-          <w:b w:val="0"/>
-          <w:i w:val="0"/>
-          <w:sz w:val="21"/>
-        </w:rPr>
-        <w:t xml:space="preserve"> khi truy vấn refresh token trong transaction để triệt tiêu race condition khi có nhiều request refresh đồng thời.</w:t>
-      </w:r>
-    </w:p>
-    <w:p>
-      <w:pPr>
-        <w:spacing w:before="30" w:after="30" w:line="276" w:lineRule="auto"/>
-        <w:ind w:left="360"/>
-      </w:pPr>
-      <w:r>
-        <w:rPr>
-          <w:rFonts w:ascii="Segoe UI" w:hAnsi="Segoe UI"/>
-          <w:b/>
-          <w:color w:val="2563EB"/>
-          <w:sz w:val="20"/>
-        </w:rPr>
-        <w:t xml:space="preserve">• </w:t>
-      </w:r>
-      <w:r>
-        <w:rPr>
-          <w:rFonts w:ascii="Segoe UI" w:hAnsi="Segoe UI"/>
-          <w:b/>
-          <w:i w:val="0"/>
-          <w:sz w:val="21"/>
-        </w:rPr>
-      </w:r>
-      <w:r>
-        <w:rPr>
-          <w:rFonts w:ascii="Segoe UI" w:hAnsi="Segoe UI"/>
-          <w:b w:val="0"/>
-          <w:i w:val="0"/>
-          <w:sz w:val="21"/>
-        </w:rPr>
-        <w:t xml:space="preserve"> Khi người dùng gọi </w:t>
-      </w:r>
-      <w:r>
-        <w:rPr>
-          <w:rFonts w:ascii="Consolas" w:hAnsi="Consolas"/>
-          <w:b w:val="0"/>
-          <w:i w:val="0"/>
-          <w:color w:val="1E293B"/>
-          <w:sz w:val="19"/>
-        </w:rPr>
-        <w:t>`/api/v1/auth/refresh`</w:t>
-      </w:r>
-      <w:r>
-        <w:rPr>
-          <w:rFonts w:ascii="Segoe UI" w:hAnsi="Segoe UI"/>
-          <w:b w:val="0"/>
-          <w:i w:val="0"/>
-          <w:sz w:val="21"/>
-        </w:rPr>
-        <w:t xml:space="preserve">, token cũ được chuyển sang </w:t>
-      </w:r>
-      <w:r>
-        <w:rPr>
-          <w:rFonts w:ascii="Consolas" w:hAnsi="Consolas"/>
-          <w:b w:val="0"/>
-          <w:i w:val="0"/>
-          <w:color w:val="1E293B"/>
-          <w:sz w:val="19"/>
-        </w:rPr>
-        <w:t>`revoked = true`</w:t>
-      </w:r>
-      <w:r>
-        <w:rPr>
-          <w:rFonts w:ascii="Segoe UI" w:hAnsi="Segoe UI"/>
-          <w:b w:val="0"/>
-          <w:i w:val="0"/>
-          <w:sz w:val="21"/>
-        </w:rPr>
-        <w:t xml:space="preserve"> và cấp token mới. Nếu một token cũ đã revoked bị kẻ gian gửi lại, hệ thống phát hiện hành vi xâm phạm và </w:t>
-      </w:r>
-      <w:r>
-        <w:rPr>
-          <w:rFonts w:ascii="Segoe UI" w:hAnsi="Segoe UI"/>
-          <w:b/>
-          <w:i w:val="0"/>
-          <w:sz w:val="21"/>
-        </w:rPr>
-      </w:r>
-      <w:r>
-        <w:rPr>
-          <w:rFonts w:ascii="Segoe UI" w:hAnsi="Segoe UI"/>
-          <w:b w:val="0"/>
-          <w:i w:val="0"/>
-          <w:sz w:val="21"/>
-        </w:rPr>
-        <w:t>.</w:t>
-      </w:r>
-    </w:p>
-    <w:p>
-      <w:pPr>
-        <w:spacing w:before="160" w:after="160"/>
-        <w:pBdr>
-          <w:bottom w:val="single" w:sz="6" w:space="1" w:color="E2E8F0"/>
-        </w:pBdr>
-      </w:pPr>
-    </w:p>
-    <w:p>
-      <w:pPr>
-        <w:keepNext/>
-        <w:spacing w:before="320" w:after="80"/>
-      </w:pPr>
-      <w:r>
-        <w:rPr>
-          <w:rFonts w:ascii="Segoe UI" w:hAnsi="Segoe UI"/>
+          <w:rFonts w:ascii="Calibri" w:hAnsi="Calibri"/>
           <w:b/>
           <w:color w:val="1D4ED8"/>
-          <w:sz w:val="30"/>
+          <w:sz w:val="32"/>
         </w:rPr>
         <w:t>5. ĐẶC TẢ CƠ SỞ DỮ LIỆU CHUẨN HÓA (MYSQL 8.0 DDL)</w:t>
       </w:r>
     </w:p>
     <w:p>
       <w:pPr>
-        <w:spacing w:before="40" w:after="100" w:line="276" w:lineRule="auto"/>
+        <w:spacing w:before="60" w:after="80" w:line="276" w:lineRule="auto"/>
       </w:pPr>
       <w:r>
-        <w:rPr>
-          <w:rFonts w:ascii="Segoe UI" w:hAnsi="Segoe UI"/>
-          <w:b w:val="0"/>
-          <w:i w:val="0"/>
-          <w:sz w:val="21"/>
-        </w:rPr>
-        <w:t>Toàn bộ 7 bảng được khởi tạo tự động qua Flyway Migration script (</w:t>
-      </w:r>
-      <w:r>
-        <w:rPr>
-          <w:rFonts w:ascii="Consolas" w:hAnsi="Consolas"/>
-          <w:b w:val="0"/>
-          <w:i w:val="0"/>
-          <w:color w:val="1E293B"/>
-          <w:sz w:val="19"/>
-        </w:rPr>
-        <w:t>`V1__init_schema.sql`</w:t>
-      </w:r>
-      <w:r>
-        <w:rPr>
-          <w:rFonts w:ascii="Segoe UI" w:hAnsi="Segoe UI"/>
-          <w:b w:val="0"/>
-          <w:i w:val="0"/>
-          <w:sz w:val="21"/>
-        </w:rPr>
-        <w:t>):</w:t>
+        <w:t>Toàn bộ 7 bảng được khởi tạo tự động qua Flyway Migration script (`V1__init_schema.sql`):</w:t>
       </w:r>
     </w:p>
     <w:tbl>
@@ -5914,37 +3071,21 @@
             <w:tcW w:type="dxa" w:w="9360"/>
             <w:shd w:fill="F1F5F9"/>
             <w:tcMar>
-              <w:top w:w="140" w:type="dxa"/>
-              <w:bottom w:w="140" w:type="dxa"/>
-              <w:left w:w="180" w:type="dxa"/>
-              <w:right w:w="180" w:type="dxa"/>
+              <w:top w:w="120" w:type="dxa"/>
+              <w:bottom w:w="120" w:type="dxa"/>
+              <w:left w:w="160" w:type="dxa"/>
+              <w:right w:w="160" w:type="dxa"/>
             </w:tcMar>
-            <w:tcBorders>
-              <w:top w:val="single" w:sz="4" w:space="0" w:color="CBD5E1"/>
-              <w:bottom w:val="single" w:sz="4" w:space="0" w:color="CBD5E1"/>
-              <w:left w:val="single" w:sz="18" w:space="0" w:color="3B82F6"/>
-              <w:right w:val="single" w:sz="4" w:space="0" w:color="CBD5E1"/>
-            </w:tcBorders>
           </w:tcPr>
           <w:p>
             <w:pPr>
-              <w:spacing w:before="40" w:after="40" w:line="276" w:lineRule="auto"/>
+              <w:spacing w:before="40" w:after="40"/>
             </w:pPr>
             <w:r>
               <w:rPr>
                 <w:rFonts w:ascii="Consolas" w:hAnsi="Consolas"/>
-                <w:b/>
-                <w:color w:val="64748B"/>
-                <w:sz w:val="17"/>
-              </w:rPr>
-              <w:t>[SQL]</w:t>
-              <w:br/>
-            </w:r>
-            <w:r>
-              <w:rPr>
-                <w:rFonts w:ascii="Consolas" w:hAnsi="Consolas"/>
                 <w:color w:val="0F172A"/>
-                <w:sz w:val="18"/>
+                <w:sz w:val="19"/>
               </w:rPr>
               <w:t>-- 1. Bảng Users (Hồ sơ người dùng &amp; phân quyền)</w:t>
               <w:br/>
@@ -6174,28 +3315,31 @@
     </w:tbl>
     <w:p>
       <w:pPr>
-        <w:spacing w:before="0" w:after="120"/>
+        <w:spacing w:before="0" w:after="80"/>
       </w:pPr>
     </w:p>
     <w:p>
       <w:pPr>
-        <w:spacing w:before="160" w:after="160"/>
-        <w:pBdr>
-          <w:bottom w:val="single" w:sz="6" w:space="1" w:color="E2E8F0"/>
-        </w:pBdr>
-      </w:pPr>
+        <w:spacing w:before="120" w:after="120"/>
+      </w:pPr>
+      <w:r>
+        <w:rPr>
+          <w:color w:val="CBD5E1"/>
+        </w:rPr>
+        <w:t>——————————————————————————————————————————————————</w:t>
+      </w:r>
     </w:p>
     <w:p>
       <w:pPr>
         <w:keepNext/>
-        <w:spacing w:before="320" w:after="80"/>
+        <w:spacing w:before="280" w:after="120"/>
       </w:pPr>
       <w:r>
         <w:rPr>
-          <w:rFonts w:ascii="Segoe UI" w:hAnsi="Segoe UI"/>
+          <w:rFonts w:ascii="Calibri" w:hAnsi="Calibri"/>
           <w:b/>
           <w:color w:val="1D4ED8"/>
-          <w:sz w:val="30"/>
+          <w:sz w:val="32"/>
         </w:rPr>
         <w:t>6. HỢP ĐỒNG GIAO TIẾP RESTFUL APIS &amp; CHUẨN LỖI RFC 7807</w:t>
       </w:r>
@@ -6203,49 +3347,24 @@
     <w:p>
       <w:pPr>
         <w:keepNext/>
-        <w:spacing w:before="240" w:after="60"/>
+        <w:spacing w:before="200" w:after="80"/>
       </w:pPr>
       <w:r>
         <w:rPr>
-          <w:rFonts w:ascii="Segoe UI" w:hAnsi="Segoe UI"/>
+          <w:rFonts w:ascii="Calibri" w:hAnsi="Calibri"/>
           <w:b/>
-          <w:color w:val="2563EB"/>
-          <w:sz w:val="25"/>
+          <w:color w:val="0F172A"/>
+          <w:sz w:val="26"/>
         </w:rPr>
         <w:t>6.1. Chuẩn hóa Lỗi Hệ thống (RFC 7807 Problem Details)</w:t>
       </w:r>
     </w:p>
     <w:p>
       <w:pPr>
-        <w:spacing w:before="40" w:after="100" w:line="276" w:lineRule="auto"/>
+        <w:spacing w:before="60" w:after="80" w:line="276" w:lineRule="auto"/>
       </w:pPr>
       <w:r>
-        <w:rPr>
-          <w:rFonts w:ascii="Segoe UI" w:hAnsi="Segoe UI"/>
-          <w:b w:val="0"/>
-          <w:i w:val="0"/>
-          <w:sz w:val="21"/>
-        </w:rPr>
-        <w:t xml:space="preserve">100% phản hồi lỗi trong hệ thống đều tuân thủ </w:t>
-      </w:r>
-      <w:r>
-        <w:rPr>
-          <w:rFonts w:ascii="Consolas" w:hAnsi="Consolas"/>
-          <w:b w:val="0"/>
-          <w:i w:val="0"/>
-          <w:color w:val="1E293B"/>
-          <w:sz w:val="19"/>
-        </w:rPr>
-        <w:t>`application/problem+json`</w:t>
-      </w:r>
-      <w:r>
-        <w:rPr>
-          <w:rFonts w:ascii="Segoe UI" w:hAnsi="Segoe UI"/>
-          <w:b w:val="0"/>
-          <w:i w:val="0"/>
-          <w:sz w:val="21"/>
-        </w:rPr>
-        <w:t>:</w:t>
+        <w:t>100% phản hồi lỗi trong hệ thống đều tuân thủ `application/problem+json`:</w:t>
       </w:r>
     </w:p>
     <w:tbl>
@@ -6263,37 +3382,21 @@
             <w:tcW w:type="dxa" w:w="9360"/>
             <w:shd w:fill="F1F5F9"/>
             <w:tcMar>
-              <w:top w:w="140" w:type="dxa"/>
-              <w:bottom w:w="140" w:type="dxa"/>
-              <w:left w:w="180" w:type="dxa"/>
-              <w:right w:w="180" w:type="dxa"/>
+              <w:top w:w="120" w:type="dxa"/>
+              <w:bottom w:w="120" w:type="dxa"/>
+              <w:left w:w="160" w:type="dxa"/>
+              <w:right w:w="160" w:type="dxa"/>
             </w:tcMar>
-            <w:tcBorders>
-              <w:top w:val="single" w:sz="4" w:space="0" w:color="CBD5E1"/>
-              <w:bottom w:val="single" w:sz="4" w:space="0" w:color="CBD5E1"/>
-              <w:left w:val="single" w:sz="18" w:space="0" w:color="3B82F6"/>
-              <w:right w:val="single" w:sz="4" w:space="0" w:color="CBD5E1"/>
-            </w:tcBorders>
           </w:tcPr>
           <w:p>
             <w:pPr>
-              <w:spacing w:before="40" w:after="40" w:line="276" w:lineRule="auto"/>
+              <w:spacing w:before="40" w:after="40"/>
             </w:pPr>
             <w:r>
               <w:rPr>
                 <w:rFonts w:ascii="Consolas" w:hAnsi="Consolas"/>
-                <w:b/>
-                <w:color w:val="64748B"/>
-                <w:sz w:val="17"/>
-              </w:rPr>
-              <w:t>[JSON]</w:t>
-              <w:br/>
-            </w:r>
-            <w:r>
-              <w:rPr>
-                <w:rFonts w:ascii="Consolas" w:hAnsi="Consolas"/>
                 <w:color w:val="0F172A"/>
-                <w:sz w:val="18"/>
+                <w:sz w:val="19"/>
               </w:rPr>
               <w:t>{</w:t>
               <w:br/>
@@ -6325,20 +3428,20 @@
     </w:tbl>
     <w:p>
       <w:pPr>
-        <w:spacing w:before="0" w:after="120"/>
+        <w:spacing w:before="0" w:after="80"/>
       </w:pPr>
     </w:p>
     <w:p>
       <w:pPr>
         <w:keepNext/>
-        <w:spacing w:before="240" w:after="60"/>
+        <w:spacing w:before="200" w:after="80"/>
       </w:pPr>
       <w:r>
         <w:rPr>
-          <w:rFonts w:ascii="Segoe UI" w:hAnsi="Segoe UI"/>
+          <w:rFonts w:ascii="Calibri" w:hAnsi="Calibri"/>
           <w:b/>
-          <w:color w:val="2563EB"/>
-          <w:sz w:val="25"/>
+          <w:color w:val="0F172A"/>
+          <w:sz w:val="26"/>
         </w:rPr>
         <w:t>6.2. Danh mục Endpoints Cốt lõi</w:t>
       </w:r>
@@ -6346,722 +3449,178 @@
     <w:p>
       <w:pPr>
         <w:keepNext/>
-        <w:spacing w:before="200" w:after="40"/>
+        <w:spacing w:before="160" w:after="60"/>
       </w:pPr>
       <w:r>
         <w:rPr>
-          <w:rFonts w:ascii="Segoe UI" w:hAnsi="Segoe UI"/>
+          <w:rFonts w:ascii="Calibri" w:hAnsi="Calibri"/>
           <w:b/>
-          <w:color w:val="3B82F6"/>
-          <w:sz w:val="22"/>
+          <w:color w:val="1D4ED8"/>
+          <w:sz w:val="23"/>
         </w:rPr>
         <w:t>Nhóm Xác thực (`/api/v1/auth`)</w:t>
       </w:r>
     </w:p>
     <w:p>
       <w:pPr>
-        <w:spacing w:before="30" w:after="30" w:line="276" w:lineRule="auto"/>
-        <w:ind w:left="360"/>
+        <w:pStyle w:val="ListBullet"/>
+        <w:spacing w:before="40" w:after="40"/>
       </w:pPr>
       <w:r>
-        <w:rPr>
-          <w:rFonts w:ascii="Segoe UI" w:hAnsi="Segoe UI"/>
-          <w:b/>
-          <w:color w:val="2563EB"/>
-          <w:sz w:val="20"/>
-        </w:rPr>
-        <w:t xml:space="preserve">• </w:t>
-      </w:r>
-      <w:r>
-        <w:rPr>
-          <w:rFonts w:ascii="Consolas" w:hAnsi="Consolas"/>
-          <w:b w:val="0"/>
-          <w:i w:val="0"/>
-          <w:color w:val="1E293B"/>
-          <w:sz w:val="19"/>
-        </w:rPr>
-        <w:t>`POST /api/v1/auth/register`</w:t>
-      </w:r>
-      <w:r>
-        <w:rPr>
-          <w:rFonts w:ascii="Segoe UI" w:hAnsi="Segoe UI"/>
-          <w:b w:val="0"/>
-          <w:i w:val="0"/>
-          <w:sz w:val="21"/>
-        </w:rPr>
-        <w:t xml:space="preserve">: Đăng ký tài khoản (Ép buộc gán </w:t>
-      </w:r>
-      <w:r>
-        <w:rPr>
-          <w:rFonts w:ascii="Consolas" w:hAnsi="Consolas"/>
-          <w:b w:val="0"/>
-          <w:i w:val="0"/>
-          <w:color w:val="1E293B"/>
-          <w:sz w:val="19"/>
-        </w:rPr>
-        <w:t>`Role.USER`</w:t>
-      </w:r>
-      <w:r>
-        <w:rPr>
-          <w:rFonts w:ascii="Segoe UI" w:hAnsi="Segoe UI"/>
-          <w:b w:val="0"/>
-          <w:i w:val="0"/>
-          <w:sz w:val="21"/>
-        </w:rPr>
-        <w:t>).</w:t>
+        <w:t>`POST /api/v1/auth/register`: Đăng ký tài khoản (Ép buộc gán `Role.USER`).</w:t>
       </w:r>
     </w:p>
     <w:p>
       <w:pPr>
-        <w:spacing w:before="30" w:after="30" w:line="276" w:lineRule="auto"/>
-        <w:ind w:left="360"/>
+        <w:pStyle w:val="ListBullet"/>
+        <w:spacing w:before="40" w:after="40"/>
       </w:pPr>
       <w:r>
-        <w:rPr>
-          <w:rFonts w:ascii="Segoe UI" w:hAnsi="Segoe UI"/>
-          <w:b/>
-          <w:color w:val="2563EB"/>
-          <w:sz w:val="20"/>
-        </w:rPr>
-        <w:t xml:space="preserve">• </w:t>
-      </w:r>
-      <w:r>
-        <w:rPr>
-          <w:rFonts w:ascii="Consolas" w:hAnsi="Consolas"/>
-          <w:b w:val="0"/>
-          <w:i w:val="0"/>
-          <w:color w:val="1E293B"/>
-          <w:sz w:val="19"/>
-        </w:rPr>
-        <w:t>`POST /api/v1/auth/login`</w:t>
-      </w:r>
-      <w:r>
-        <w:rPr>
-          <w:rFonts w:ascii="Segoe UI" w:hAnsi="Segoe UI"/>
-          <w:b w:val="0"/>
-          <w:i w:val="0"/>
-          <w:sz w:val="21"/>
-        </w:rPr>
-        <w:t>: Xác thực credentials, phát hành Access Token + Refresh Token.</w:t>
+        <w:t>`POST /api/v1/auth/login`: Xác thực credentials, phát hành Access Token + Refresh Token.</w:t>
       </w:r>
     </w:p>
     <w:p>
       <w:pPr>
-        <w:spacing w:before="30" w:after="30" w:line="276" w:lineRule="auto"/>
-        <w:ind w:left="360"/>
+        <w:pStyle w:val="ListBullet"/>
+        <w:spacing w:before="40" w:after="40"/>
       </w:pPr>
       <w:r>
-        <w:rPr>
-          <w:rFonts w:ascii="Segoe UI" w:hAnsi="Segoe UI"/>
-          <w:b/>
-          <w:color w:val="2563EB"/>
-          <w:sz w:val="20"/>
-        </w:rPr>
-        <w:t xml:space="preserve">• </w:t>
-      </w:r>
-      <w:r>
-        <w:rPr>
-          <w:rFonts w:ascii="Consolas" w:hAnsi="Consolas"/>
-          <w:b w:val="0"/>
-          <w:i w:val="0"/>
-          <w:color w:val="1E293B"/>
-          <w:sz w:val="19"/>
-        </w:rPr>
-        <w:t>`POST /api/v1/auth/refresh`</w:t>
-      </w:r>
-      <w:r>
-        <w:rPr>
-          <w:rFonts w:ascii="Segoe UI" w:hAnsi="Segoe UI"/>
-          <w:b w:val="0"/>
-          <w:i w:val="0"/>
-          <w:sz w:val="21"/>
-        </w:rPr>
-        <w:t>: Xoay vòng Refresh Token (Token Rotation &amp; Revocation Reuse Detection).</w:t>
+        <w:t>`POST /api/v1/auth/refresh`: Xoay vòng Refresh Token (Token Rotation &amp; Revocation Reuse Detection).</w:t>
       </w:r>
     </w:p>
     <w:p>
       <w:pPr>
-        <w:spacing w:before="30" w:after="30" w:line="276" w:lineRule="auto"/>
-        <w:ind w:left="360"/>
+        <w:pStyle w:val="ListBullet"/>
+        <w:spacing w:before="40" w:after="40"/>
       </w:pPr>
       <w:r>
-        <w:rPr>
-          <w:rFonts w:ascii="Segoe UI" w:hAnsi="Segoe UI"/>
-          <w:b/>
-          <w:color w:val="2563EB"/>
-          <w:sz w:val="20"/>
-        </w:rPr>
-        <w:t xml:space="preserve">• </w:t>
-      </w:r>
-      <w:r>
-        <w:rPr>
-          <w:rFonts w:ascii="Consolas" w:hAnsi="Consolas"/>
-          <w:b w:val="0"/>
-          <w:i w:val="0"/>
-          <w:color w:val="1E293B"/>
-          <w:sz w:val="19"/>
-        </w:rPr>
-        <w:t>`POST /api/v1/auth/logout`</w:t>
-      </w:r>
-      <w:r>
-        <w:rPr>
-          <w:rFonts w:ascii="Segoe UI" w:hAnsi="Segoe UI"/>
-          <w:b w:val="0"/>
-          <w:i w:val="0"/>
-          <w:sz w:val="21"/>
-        </w:rPr>
-        <w:t>: Thu hồi Refresh Token.</w:t>
+        <w:t>`POST /api/v1/auth/logout`: Thu hồi Refresh Token.</w:t>
       </w:r>
     </w:p>
     <w:p>
       <w:pPr>
         <w:keepNext/>
-        <w:spacing w:before="200" w:after="40"/>
+        <w:spacing w:before="160" w:after="60"/>
       </w:pPr>
       <w:r>
         <w:rPr>
-          <w:rFonts w:ascii="Segoe UI" w:hAnsi="Segoe UI"/>
+          <w:rFonts w:ascii="Calibri" w:hAnsi="Calibri"/>
           <w:b/>
-          <w:color w:val="3B82F6"/>
-          <w:sz w:val="22"/>
+          <w:color w:val="1D4ED8"/>
+          <w:sz w:val="23"/>
         </w:rPr>
         <w:t>Nhóm Đề bài (`/api/v1/problems`)</w:t>
       </w:r>
     </w:p>
     <w:p>
       <w:pPr>
-        <w:spacing w:before="30" w:after="30" w:line="276" w:lineRule="auto"/>
-        <w:ind w:left="360"/>
+        <w:pStyle w:val="ListBullet"/>
+        <w:spacing w:before="40" w:after="40"/>
       </w:pPr>
       <w:r>
-        <w:rPr>
-          <w:rFonts w:ascii="Segoe UI" w:hAnsi="Segoe UI"/>
-          <w:b/>
-          <w:color w:val="2563EB"/>
-          <w:sz w:val="20"/>
-        </w:rPr>
-        <w:t xml:space="preserve">• </w:t>
-      </w:r>
-      <w:r>
-        <w:rPr>
-          <w:rFonts w:ascii="Consolas" w:hAnsi="Consolas"/>
-          <w:b w:val="0"/>
-          <w:i w:val="0"/>
-          <w:color w:val="1E293B"/>
-          <w:sz w:val="19"/>
-        </w:rPr>
-        <w:t>`GET /api/v1/problems`</w:t>
-      </w:r>
-      <w:r>
-        <w:rPr>
-          <w:rFonts w:ascii="Segoe UI" w:hAnsi="Segoe UI"/>
-          <w:b w:val="0"/>
-          <w:i w:val="0"/>
-          <w:sz w:val="21"/>
-        </w:rPr>
-        <w:t xml:space="preserve">: Danh sách phân trang bài tập, hỗ trợ lọc </w:t>
-      </w:r>
-      <w:r>
-        <w:rPr>
-          <w:rFonts w:ascii="Consolas" w:hAnsi="Consolas"/>
-          <w:b w:val="0"/>
-          <w:i w:val="0"/>
-          <w:color w:val="1E293B"/>
-          <w:sz w:val="19"/>
-        </w:rPr>
-        <w:t>`difficulty`</w:t>
-      </w:r>
-      <w:r>
-        <w:rPr>
-          <w:rFonts w:ascii="Segoe UI" w:hAnsi="Segoe UI"/>
-          <w:b w:val="0"/>
-          <w:i w:val="0"/>
-          <w:sz w:val="21"/>
-        </w:rPr>
-        <w:t xml:space="preserve">, </w:t>
-      </w:r>
-      <w:r>
-        <w:rPr>
-          <w:rFonts w:ascii="Consolas" w:hAnsi="Consolas"/>
-          <w:b w:val="0"/>
-          <w:i w:val="0"/>
-          <w:color w:val="1E293B"/>
-          <w:sz w:val="19"/>
-        </w:rPr>
-        <w:t>`status`</w:t>
-      </w:r>
-      <w:r>
-        <w:rPr>
-          <w:rFonts w:ascii="Segoe UI" w:hAnsi="Segoe UI"/>
-          <w:b w:val="0"/>
-          <w:i w:val="0"/>
-          <w:sz w:val="21"/>
-        </w:rPr>
-        <w:t xml:space="preserve">, </w:t>
-      </w:r>
-      <w:r>
-        <w:rPr>
-          <w:rFonts w:ascii="Consolas" w:hAnsi="Consolas"/>
-          <w:b w:val="0"/>
-          <w:i w:val="0"/>
-          <w:color w:val="1E293B"/>
-          <w:sz w:val="19"/>
-        </w:rPr>
-        <w:t>`search`</w:t>
-      </w:r>
-      <w:r>
-        <w:rPr>
-          <w:rFonts w:ascii="Segoe UI" w:hAnsi="Segoe UI"/>
-          <w:b w:val="0"/>
-          <w:i w:val="0"/>
-          <w:sz w:val="21"/>
-        </w:rPr>
-        <w:t>.</w:t>
+        <w:t>`GET /api/v1/problems`: Danh sách phân trang bài tập, hỗ trợ lọc `difficulty`, `status`, `search`.</w:t>
       </w:r>
     </w:p>
     <w:p>
       <w:pPr>
-        <w:spacing w:before="30" w:after="30" w:line="276" w:lineRule="auto"/>
-        <w:ind w:left="360"/>
+        <w:pStyle w:val="ListBullet"/>
+        <w:spacing w:before="40" w:after="40"/>
       </w:pPr>
       <w:r>
-        <w:rPr>
-          <w:rFonts w:ascii="Segoe UI" w:hAnsi="Segoe UI"/>
-          <w:b/>
-          <w:color w:val="2563EB"/>
-          <w:sz w:val="20"/>
-        </w:rPr>
-        <w:t xml:space="preserve">• </w:t>
-      </w:r>
-      <w:r>
-        <w:rPr>
-          <w:rFonts w:ascii="Consolas" w:hAnsi="Consolas"/>
-          <w:b w:val="0"/>
-          <w:i w:val="0"/>
-          <w:color w:val="1E293B"/>
-          <w:sz w:val="19"/>
-        </w:rPr>
-        <w:t>`GET /api/v1/problems/{idOrSlug}`</w:t>
-      </w:r>
-      <w:r>
-        <w:rPr>
-          <w:rFonts w:ascii="Segoe UI" w:hAnsi="Segoe UI"/>
-          <w:b w:val="0"/>
-          <w:i w:val="0"/>
-          <w:sz w:val="21"/>
-        </w:rPr>
-        <w:t>: Lấy chi tiết đề bài theo ID số hoặc Slug SEO.</w:t>
+        <w:t>`GET /api/v1/problems/{idOrSlug}`: Lấy chi tiết đề bài theo ID số hoặc Slug SEO.</w:t>
       </w:r>
     </w:p>
     <w:p>
       <w:pPr>
-        <w:spacing w:before="30" w:after="30" w:line="276" w:lineRule="auto"/>
-        <w:ind w:left="360"/>
+        <w:pStyle w:val="ListBullet"/>
+        <w:spacing w:before="40" w:after="40"/>
       </w:pPr>
       <w:r>
-        <w:rPr>
-          <w:rFonts w:ascii="Segoe UI" w:hAnsi="Segoe UI"/>
-          <w:b/>
-          <w:color w:val="2563EB"/>
-          <w:sz w:val="20"/>
-        </w:rPr>
-        <w:t xml:space="preserve">• </w:t>
-      </w:r>
-      <w:r>
-        <w:rPr>
-          <w:rFonts w:ascii="Consolas" w:hAnsi="Consolas"/>
-          <w:b w:val="0"/>
-          <w:i w:val="0"/>
-          <w:color w:val="1E293B"/>
-          <w:sz w:val="19"/>
-        </w:rPr>
-        <w:t>`POST /api/v1/problems`</w:t>
-      </w:r>
-      <w:r>
-        <w:rPr>
-          <w:rFonts w:ascii="Segoe UI" w:hAnsi="Segoe UI"/>
-          <w:b w:val="0"/>
-          <w:i w:val="0"/>
-          <w:sz w:val="21"/>
-        </w:rPr>
-        <w:t xml:space="preserve"> (</w:t>
-      </w:r>
-      <w:r>
-        <w:rPr>
-          <w:rFonts w:ascii="Consolas" w:hAnsi="Consolas"/>
-          <w:b w:val="0"/>
-          <w:i w:val="0"/>
-          <w:color w:val="1E293B"/>
-          <w:sz w:val="19"/>
-        </w:rPr>
-        <w:t>`INSTRUCTOR`</w:t>
-      </w:r>
-      <w:r>
-        <w:rPr>
-          <w:rFonts w:ascii="Segoe UI" w:hAnsi="Segoe UI"/>
-          <w:b w:val="0"/>
-          <w:i w:val="0"/>
-          <w:sz w:val="21"/>
-        </w:rPr>
-        <w:t xml:space="preserve">, </w:t>
-      </w:r>
-      <w:r>
-        <w:rPr>
-          <w:rFonts w:ascii="Consolas" w:hAnsi="Consolas"/>
-          <w:b w:val="0"/>
-          <w:i w:val="0"/>
-          <w:color w:val="1E293B"/>
-          <w:sz w:val="19"/>
-        </w:rPr>
-        <w:t>`ADMIN`</w:t>
-      </w:r>
-      <w:r>
-        <w:rPr>
-          <w:rFonts w:ascii="Segoe UI" w:hAnsi="Segoe UI"/>
-          <w:b w:val="0"/>
-          <w:i w:val="0"/>
-          <w:sz w:val="21"/>
-        </w:rPr>
-        <w:t>): Tạo đề bài mới, tự sinh unique slug.</w:t>
+        <w:t>`POST /api/v1/problems` (`INSTRUCTOR`, `ADMIN`): Tạo đề bài mới, tự sinh unique slug.</w:t>
       </w:r>
     </w:p>
     <w:p>
       <w:pPr>
-        <w:spacing w:before="30" w:after="30" w:line="276" w:lineRule="auto"/>
-        <w:ind w:left="360"/>
+        <w:pStyle w:val="ListBullet"/>
+        <w:spacing w:before="40" w:after="40"/>
       </w:pPr>
       <w:r>
-        <w:rPr>
-          <w:rFonts w:ascii="Segoe UI" w:hAnsi="Segoe UI"/>
-          <w:b/>
-          <w:color w:val="2563EB"/>
-          <w:sz w:val="20"/>
-        </w:rPr>
-        <w:t xml:space="preserve">• </w:t>
-      </w:r>
-      <w:r>
-        <w:rPr>
-          <w:rFonts w:ascii="Consolas" w:hAnsi="Consolas"/>
-          <w:b w:val="0"/>
-          <w:i w:val="0"/>
-          <w:color w:val="1E293B"/>
-          <w:sz w:val="19"/>
-        </w:rPr>
-        <w:t>`PUT /api/v1/problems/{id}`</w:t>
-      </w:r>
-      <w:r>
-        <w:rPr>
-          <w:rFonts w:ascii="Segoe UI" w:hAnsi="Segoe UI"/>
-          <w:b w:val="0"/>
-          <w:i w:val="0"/>
-          <w:sz w:val="21"/>
-        </w:rPr>
-        <w:t xml:space="preserve"> (</w:t>
-      </w:r>
-      <w:r>
-        <w:rPr>
-          <w:rFonts w:ascii="Consolas" w:hAnsi="Consolas"/>
-          <w:b w:val="0"/>
-          <w:i w:val="0"/>
-          <w:color w:val="1E293B"/>
-          <w:sz w:val="19"/>
-        </w:rPr>
-        <w:t>`INSTRUCTOR`</w:t>
-      </w:r>
-      <w:r>
-        <w:rPr>
-          <w:rFonts w:ascii="Segoe UI" w:hAnsi="Segoe UI"/>
-          <w:b w:val="0"/>
-          <w:i w:val="0"/>
-          <w:sz w:val="21"/>
-        </w:rPr>
-        <w:t xml:space="preserve">, </w:t>
-      </w:r>
-      <w:r>
-        <w:rPr>
-          <w:rFonts w:ascii="Consolas" w:hAnsi="Consolas"/>
-          <w:b w:val="0"/>
-          <w:i w:val="0"/>
-          <w:color w:val="1E293B"/>
-          <w:sz w:val="19"/>
-        </w:rPr>
-        <w:t>`ADMIN`</w:t>
-      </w:r>
-      <w:r>
-        <w:rPr>
-          <w:rFonts w:ascii="Segoe UI" w:hAnsi="Segoe UI"/>
-          <w:b w:val="0"/>
-          <w:i w:val="0"/>
-          <w:sz w:val="21"/>
-        </w:rPr>
-        <w:t>): Cập nhật thông tin đề bài và vòng đời status.</w:t>
+        <w:t>`PUT /api/v1/problems/{id}` (`INSTRUCTOR`, `ADMIN`): Cập nhật thông tin đề bài và vòng đời status.</w:t>
       </w:r>
     </w:p>
     <w:p>
       <w:pPr>
-        <w:spacing w:before="30" w:after="30" w:line="276" w:lineRule="auto"/>
-        <w:ind w:left="360"/>
+        <w:pStyle w:val="ListBullet"/>
+        <w:spacing w:before="40" w:after="40"/>
       </w:pPr>
       <w:r>
-        <w:rPr>
-          <w:rFonts w:ascii="Segoe UI" w:hAnsi="Segoe UI"/>
-          <w:b/>
-          <w:color w:val="2563EB"/>
-          <w:sz w:val="20"/>
-        </w:rPr>
-        <w:t xml:space="preserve">• </w:t>
-      </w:r>
-      <w:r>
-        <w:rPr>
-          <w:rFonts w:ascii="Consolas" w:hAnsi="Consolas"/>
-          <w:b w:val="0"/>
-          <w:i w:val="0"/>
-          <w:color w:val="1E293B"/>
-          <w:sz w:val="19"/>
-        </w:rPr>
-        <w:t>`DELETE /api/v1/problems/{id}`</w:t>
-      </w:r>
-      <w:r>
-        <w:rPr>
-          <w:rFonts w:ascii="Segoe UI" w:hAnsi="Segoe UI"/>
-          <w:b w:val="0"/>
-          <w:i w:val="0"/>
-          <w:sz w:val="21"/>
-        </w:rPr>
-        <w:t xml:space="preserve"> (</w:t>
-      </w:r>
-      <w:r>
-        <w:rPr>
-          <w:rFonts w:ascii="Consolas" w:hAnsi="Consolas"/>
-          <w:b w:val="0"/>
-          <w:i w:val="0"/>
-          <w:color w:val="1E293B"/>
-          <w:sz w:val="19"/>
-        </w:rPr>
-        <w:t>`ADMIN`</w:t>
-      </w:r>
-      <w:r>
-        <w:rPr>
-          <w:rFonts w:ascii="Segoe UI" w:hAnsi="Segoe UI"/>
-          <w:b w:val="0"/>
-          <w:i w:val="0"/>
-          <w:sz w:val="21"/>
-        </w:rPr>
-        <w:t xml:space="preserve"> only): Xóa đề bài, tự động dọn dẹp file testcase trên MinIO.</w:t>
+        <w:t>`DELETE /api/v1/problems/{id}` (`ADMIN` only): Xóa đề bài, tự động dọn dẹp file testcase trên MinIO.</w:t>
       </w:r>
     </w:p>
     <w:p>
       <w:pPr>
         <w:keepNext/>
-        <w:spacing w:before="200" w:after="40"/>
+        <w:spacing w:before="160" w:after="60"/>
       </w:pPr>
       <w:r>
         <w:rPr>
-          <w:rFonts w:ascii="Segoe UI" w:hAnsi="Segoe UI"/>
+          <w:rFonts w:ascii="Calibri" w:hAnsi="Calibri"/>
           <w:b/>
-          <w:color w:val="3B82F6"/>
-          <w:sz w:val="22"/>
+          <w:color w:val="1D4ED8"/>
+          <w:sz w:val="23"/>
         </w:rPr>
         <w:t>Nhóm Testcase (`/api/v1/problems/{problemId}/test-cases`)</w:t>
       </w:r>
     </w:p>
     <w:p>
       <w:pPr>
-        <w:spacing w:before="30" w:after="30" w:line="276" w:lineRule="auto"/>
-        <w:ind w:left="360"/>
+        <w:pStyle w:val="ListBullet"/>
+        <w:spacing w:before="40" w:after="40"/>
       </w:pPr>
       <w:r>
-        <w:rPr>
-          <w:rFonts w:ascii="Segoe UI" w:hAnsi="Segoe UI"/>
-          <w:b/>
-          <w:color w:val="2563EB"/>
-          <w:sz w:val="20"/>
-        </w:rPr>
-        <w:t xml:space="preserve">• </w:t>
-      </w:r>
-      <w:r>
-        <w:rPr>
-          <w:rFonts w:ascii="Consolas" w:hAnsi="Consolas"/>
-          <w:b w:val="0"/>
-          <w:i w:val="0"/>
-          <w:color w:val="1E293B"/>
-          <w:sz w:val="19"/>
-        </w:rPr>
-        <w:t>`POST /api/v1/problems/{problemId}/test-cases`</w:t>
-      </w:r>
-      <w:r>
-        <w:rPr>
-          <w:rFonts w:ascii="Segoe UI" w:hAnsi="Segoe UI"/>
-          <w:b w:val="0"/>
-          <w:i w:val="0"/>
-          <w:sz w:val="21"/>
-        </w:rPr>
-        <w:t xml:space="preserve"> (</w:t>
-      </w:r>
-      <w:r>
-        <w:rPr>
-          <w:rFonts w:ascii="Consolas" w:hAnsi="Consolas"/>
-          <w:b w:val="0"/>
-          <w:i w:val="0"/>
-          <w:color w:val="1E293B"/>
-          <w:sz w:val="19"/>
-        </w:rPr>
-        <w:t>`INSTRUCTOR`</w:t>
-      </w:r>
-      <w:r>
-        <w:rPr>
-          <w:rFonts w:ascii="Segoe UI" w:hAnsi="Segoe UI"/>
-          <w:b w:val="0"/>
-          <w:i w:val="0"/>
-          <w:sz w:val="21"/>
-        </w:rPr>
-        <w:t xml:space="preserve">, </w:t>
-      </w:r>
-      <w:r>
-        <w:rPr>
-          <w:rFonts w:ascii="Consolas" w:hAnsi="Consolas"/>
-          <w:b w:val="0"/>
-          <w:i w:val="0"/>
-          <w:color w:val="1E293B"/>
-          <w:sz w:val="19"/>
-        </w:rPr>
-        <w:t>`ADMIN`</w:t>
-      </w:r>
-      <w:r>
-        <w:rPr>
-          <w:rFonts w:ascii="Segoe UI" w:hAnsi="Segoe UI"/>
-          <w:b w:val="0"/>
-          <w:i w:val="0"/>
-          <w:sz w:val="21"/>
-        </w:rPr>
-        <w:t>): Upload multipart cặp file input/output lên MinIO.</w:t>
+        <w:t>`POST /api/v1/problems/{problemId}/test-cases` (`INSTRUCTOR`, `ADMIN`): Upload multipart cặp file input/output lên MinIO.</w:t>
       </w:r>
     </w:p>
     <w:p>
       <w:pPr>
-        <w:spacing w:before="30" w:after="30" w:line="276" w:lineRule="auto"/>
-        <w:ind w:left="360"/>
+        <w:pStyle w:val="ListBullet"/>
+        <w:spacing w:before="40" w:after="40"/>
       </w:pPr>
       <w:r>
-        <w:rPr>
-          <w:rFonts w:ascii="Segoe UI" w:hAnsi="Segoe UI"/>
-          <w:b/>
-          <w:color w:val="2563EB"/>
-          <w:sz w:val="20"/>
-        </w:rPr>
-        <w:t xml:space="preserve">• </w:t>
-      </w:r>
-      <w:r>
-        <w:rPr>
-          <w:rFonts w:ascii="Consolas" w:hAnsi="Consolas"/>
-          <w:b w:val="0"/>
-          <w:i w:val="0"/>
-          <w:color w:val="1E293B"/>
-          <w:sz w:val="19"/>
-        </w:rPr>
-        <w:t>`GET /api/v1/problems/{problemId}/test-cases`</w:t>
-      </w:r>
-      <w:r>
-        <w:rPr>
-          <w:rFonts w:ascii="Segoe UI" w:hAnsi="Segoe UI"/>
-          <w:b w:val="0"/>
-          <w:i w:val="0"/>
-          <w:sz w:val="21"/>
-        </w:rPr>
-        <w:t>: Thí sinh nhận testcase công khai; Instructor nhận toàn bộ.</w:t>
+        <w:t>`GET /api/v1/problems/{problemId}/test-cases`: Thí sinh nhận testcase công khai; Instructor nhận toàn bộ.</w:t>
       </w:r>
     </w:p>
     <w:p>
       <w:pPr>
-        <w:spacing w:before="30" w:after="30" w:line="276" w:lineRule="auto"/>
-        <w:ind w:left="360"/>
+        <w:pStyle w:val="ListBullet"/>
+        <w:spacing w:before="40" w:after="40"/>
       </w:pPr>
       <w:r>
-        <w:rPr>
-          <w:rFonts w:ascii="Segoe UI" w:hAnsi="Segoe UI"/>
-          <w:b/>
-          <w:color w:val="2563EB"/>
-          <w:sz w:val="20"/>
-        </w:rPr>
-        <w:t xml:space="preserve">• </w:t>
-      </w:r>
-      <w:r>
-        <w:rPr>
-          <w:rFonts w:ascii="Consolas" w:hAnsi="Consolas"/>
-          <w:b w:val="0"/>
-          <w:i w:val="0"/>
-          <w:color w:val="1E293B"/>
-          <w:sz w:val="19"/>
-        </w:rPr>
-        <w:t>`DELETE /api/v1/problems/{problemId}/test-cases/{testCaseId}`</w:t>
-      </w:r>
-      <w:r>
-        <w:rPr>
-          <w:rFonts w:ascii="Segoe UI" w:hAnsi="Segoe UI"/>
-          <w:b w:val="0"/>
-          <w:i w:val="0"/>
-          <w:sz w:val="21"/>
-        </w:rPr>
-        <w:t xml:space="preserve"> (</w:t>
-      </w:r>
-      <w:r>
-        <w:rPr>
-          <w:rFonts w:ascii="Consolas" w:hAnsi="Consolas"/>
-          <w:b w:val="0"/>
-          <w:i w:val="0"/>
-          <w:color w:val="1E293B"/>
-          <w:sz w:val="19"/>
-        </w:rPr>
-        <w:t>`INSTRUCTOR`</w:t>
-      </w:r>
-      <w:r>
-        <w:rPr>
-          <w:rFonts w:ascii="Segoe UI" w:hAnsi="Segoe UI"/>
-          <w:b w:val="0"/>
-          <w:i w:val="0"/>
-          <w:sz w:val="21"/>
-        </w:rPr>
-        <w:t xml:space="preserve">, </w:t>
-      </w:r>
-      <w:r>
-        <w:rPr>
-          <w:rFonts w:ascii="Consolas" w:hAnsi="Consolas"/>
-          <w:b w:val="0"/>
-          <w:i w:val="0"/>
-          <w:color w:val="1E293B"/>
-          <w:sz w:val="19"/>
-        </w:rPr>
-        <w:t>`ADMIN`</w:t>
-      </w:r>
-      <w:r>
-        <w:rPr>
-          <w:rFonts w:ascii="Segoe UI" w:hAnsi="Segoe UI"/>
-          <w:b w:val="0"/>
-          <w:i w:val="0"/>
-          <w:sz w:val="21"/>
-        </w:rPr>
-        <w:t>): Xóa metadata và file MinIO.</w:t>
+        <w:t>`DELETE /api/v1/problems/{problemId}/test-cases/{testCaseId}` (`INSTRUCTOR`, `ADMIN`): Xóa metadata và file MinIO.</w:t>
       </w:r>
     </w:p>
     <w:p>
       <w:pPr>
-        <w:spacing w:before="160" w:after="160"/>
-        <w:pBdr>
-          <w:bottom w:val="single" w:sz="6" w:space="1" w:color="E2E8F0"/>
-        </w:pBdr>
-      </w:pPr>
+        <w:spacing w:before="120" w:after="120"/>
+      </w:pPr>
+      <w:r>
+        <w:rPr>
+          <w:color w:val="CBD5E1"/>
+        </w:rPr>
+        <w:t>——————————————————————————————————————————————————</w:t>
+      </w:r>
     </w:p>
     <w:p>
       <w:pPr>
         <w:keepNext/>
-        <w:spacing w:before="320" w:after="80"/>
+        <w:spacing w:before="280" w:after="120"/>
       </w:pPr>
       <w:r>
         <w:rPr>
-          <w:rFonts w:ascii="Segoe UI" w:hAnsi="Segoe UI"/>
+          <w:rFonts w:ascii="Calibri" w:hAnsi="Calibri"/>
           <w:b/>
           <w:color w:val="1D4ED8"/>
-          <w:sz w:val="30"/>
+          <w:sz w:val="32"/>
         </w:rPr>
         <w:t>7. HƯỚNG DẪN KHỞI CHẠY CỤC BỘ &amp; VẬN HÀNH HẠ TẦNG (DEVOPS &amp; DEPLOYMENT)</w:t>
       </w:r>
@@ -7069,29 +3628,23 @@
     <w:p>
       <w:pPr>
         <w:keepNext/>
-        <w:spacing w:before="240" w:after="60"/>
+        <w:spacing w:before="200" w:after="80"/>
       </w:pPr>
       <w:r>
         <w:rPr>
-          <w:rFonts w:ascii="Segoe UI" w:hAnsi="Segoe UI"/>
+          <w:rFonts w:ascii="Calibri" w:hAnsi="Calibri"/>
           <w:b/>
-          <w:color w:val="2563EB"/>
-          <w:sz w:val="25"/>
+          <w:color w:val="0F172A"/>
+          <w:sz w:val="26"/>
         </w:rPr>
         <w:t>7.1. Khởi chạy 1-Click qua Docker Compose</w:t>
       </w:r>
     </w:p>
     <w:p>
       <w:pPr>
-        <w:spacing w:before="40" w:after="100" w:line="276" w:lineRule="auto"/>
+        <w:spacing w:before="60" w:after="80" w:line="276" w:lineRule="auto"/>
       </w:pPr>
       <w:r>
-        <w:rPr>
-          <w:rFonts w:ascii="Segoe UI" w:hAnsi="Segoe UI"/>
-          <w:b w:val="0"/>
-          <w:i w:val="0"/>
-          <w:sz w:val="21"/>
-        </w:rPr>
         <w:t>Toàn bộ hạ tầng lưu trữ và đệm tải được khởi chạy bằng một lệnh duy nhất:</w:t>
       </w:r>
     </w:p>
@@ -7110,37 +3663,21 @@
             <w:tcW w:type="dxa" w:w="9360"/>
             <w:shd w:fill="F1F5F9"/>
             <w:tcMar>
-              <w:top w:w="140" w:type="dxa"/>
-              <w:bottom w:w="140" w:type="dxa"/>
-              <w:left w:w="180" w:type="dxa"/>
-              <w:right w:w="180" w:type="dxa"/>
+              <w:top w:w="120" w:type="dxa"/>
+              <w:bottom w:w="120" w:type="dxa"/>
+              <w:left w:w="160" w:type="dxa"/>
+              <w:right w:w="160" w:type="dxa"/>
             </w:tcMar>
-            <w:tcBorders>
-              <w:top w:val="single" w:sz="4" w:space="0" w:color="CBD5E1"/>
-              <w:bottom w:val="single" w:sz="4" w:space="0" w:color="CBD5E1"/>
-              <w:left w:val="single" w:sz="18" w:space="0" w:color="3B82F6"/>
-              <w:right w:val="single" w:sz="4" w:space="0" w:color="CBD5E1"/>
-            </w:tcBorders>
           </w:tcPr>
           <w:p>
             <w:pPr>
-              <w:spacing w:before="40" w:after="40" w:line="276" w:lineRule="auto"/>
+              <w:spacing w:before="40" w:after="40"/>
             </w:pPr>
             <w:r>
               <w:rPr>
                 <w:rFonts w:ascii="Consolas" w:hAnsi="Consolas"/>
-                <w:b/>
-                <w:color w:val="64748B"/>
-                <w:sz w:val="17"/>
-              </w:rPr>
-              <w:t>[BASH]</w:t>
-              <w:br/>
-            </w:r>
-            <w:r>
-              <w:rPr>
-                <w:rFonts w:ascii="Consolas" w:hAnsi="Consolas"/>
                 <w:color w:val="0F172A"/>
-                <w:sz w:val="18"/>
+                <w:sz w:val="19"/>
               </w:rPr>
               <w:t>docker compose up -d</w:t>
             </w:r>
@@ -7150,406 +3687,102 @@
     </w:tbl>
     <w:p>
       <w:pPr>
-        <w:spacing w:before="0" w:after="120"/>
+        <w:spacing w:before="0" w:after="80"/>
       </w:pPr>
     </w:p>
     <w:p>
       <w:pPr>
-        <w:spacing w:before="40" w:after="100" w:line="276" w:lineRule="auto"/>
+        <w:spacing w:before="60" w:after="80" w:line="276" w:lineRule="auto"/>
       </w:pPr>
       <w:r>
-        <w:rPr>
-          <w:rFonts w:ascii="Segoe UI" w:hAnsi="Segoe UI"/>
-          <w:b w:val="0"/>
-          <w:i w:val="0"/>
-          <w:sz w:val="21"/>
-        </w:rPr>
         <w:t>Hạ tầng bao gồm:</w:t>
       </w:r>
     </w:p>
     <w:p>
       <w:pPr>
-        <w:spacing w:before="30" w:after="30" w:line="276" w:lineRule="auto"/>
-        <w:ind w:left="360"/>
-      </w:pPr>
+        <w:pStyle w:val="ListBullet"/>
+        <w:spacing w:before="40" w:after="40"/>
+      </w:pPr>
+      <w:r/>
       <w:r>
         <w:rPr>
-          <w:rFonts w:ascii="Segoe UI" w:hAnsi="Segoe UI"/>
           <w:b/>
-          <w:color w:val="2563EB"/>
-          <w:sz w:val="20"/>
         </w:rPr>
-        <w:t xml:space="preserve">• </w:t>
+        <w:t>MySQL 8.0:</w:t>
       </w:r>
       <w:r>
-        <w:rPr>
-          <w:rFonts w:ascii="Segoe UI" w:hAnsi="Segoe UI"/>
-          <w:b/>
-          <w:i w:val="0"/>
-          <w:sz w:val="21"/>
-        </w:rPr>
-      </w:r>
-      <w:r>
-        <w:rPr>
-          <w:rFonts w:ascii="Segoe UI" w:hAnsi="Segoe UI"/>
-          <w:b w:val="0"/>
-          <w:i w:val="0"/>
-          <w:sz w:val="21"/>
-        </w:rPr>
-        <w:t xml:space="preserve"> Cổng </w:t>
-      </w:r>
-      <w:r>
-        <w:rPr>
-          <w:rFonts w:ascii="Consolas" w:hAnsi="Consolas"/>
-          <w:b w:val="0"/>
-          <w:i w:val="0"/>
-          <w:color w:val="1E293B"/>
-          <w:sz w:val="19"/>
-        </w:rPr>
-        <w:t>`3306`</w:t>
-      </w:r>
-      <w:r>
-        <w:rPr>
-          <w:rFonts w:ascii="Segoe UI" w:hAnsi="Segoe UI"/>
-          <w:b w:val="0"/>
-          <w:i w:val="0"/>
-          <w:sz w:val="21"/>
-        </w:rPr>
-        <w:t xml:space="preserve">, user </w:t>
-      </w:r>
-      <w:r>
-        <w:rPr>
-          <w:rFonts w:ascii="Consolas" w:hAnsi="Consolas"/>
-          <w:b w:val="0"/>
-          <w:i w:val="0"/>
-          <w:color w:val="1E293B"/>
-          <w:sz w:val="19"/>
-        </w:rPr>
-        <w:t>`leetcode`</w:t>
-      </w:r>
-      <w:r>
-        <w:rPr>
-          <w:rFonts w:ascii="Segoe UI" w:hAnsi="Segoe UI"/>
-          <w:b w:val="0"/>
-          <w:i w:val="0"/>
-          <w:sz w:val="21"/>
-        </w:rPr>
-        <w:t xml:space="preserve">, password </w:t>
-      </w:r>
-      <w:r>
-        <w:rPr>
-          <w:rFonts w:ascii="Consolas" w:hAnsi="Consolas"/>
-          <w:b w:val="0"/>
-          <w:i w:val="0"/>
-          <w:color w:val="1E293B"/>
-          <w:sz w:val="19"/>
-        </w:rPr>
-        <w:t>`leetcode_password`</w:t>
-      </w:r>
-      <w:r>
-        <w:rPr>
-          <w:rFonts w:ascii="Segoe UI" w:hAnsi="Segoe UI"/>
-          <w:b w:val="0"/>
-          <w:i w:val="0"/>
-          <w:sz w:val="21"/>
-        </w:rPr>
-        <w:t>.</w:t>
+        <w:t xml:space="preserve"> Cổng `3306`, user `leetcode`, password `leetcode_password`.</w:t>
       </w:r>
     </w:p>
     <w:p>
       <w:pPr>
-        <w:spacing w:before="30" w:after="30" w:line="276" w:lineRule="auto"/>
-        <w:ind w:left="360"/>
-      </w:pPr>
+        <w:pStyle w:val="ListBullet"/>
+        <w:spacing w:before="40" w:after="40"/>
+      </w:pPr>
+      <w:r/>
       <w:r>
         <w:rPr>
-          <w:rFonts w:ascii="Segoe UI" w:hAnsi="Segoe UI"/>
           <w:b/>
-          <w:color w:val="2563EB"/>
-          <w:sz w:val="20"/>
         </w:rPr>
-        <w:t xml:space="preserve">• </w:t>
+        <w:t>Redis 7.x Alpine:</w:t>
       </w:r>
       <w:r>
-        <w:rPr>
-          <w:rFonts w:ascii="Segoe UI" w:hAnsi="Segoe UI"/>
-          <w:b/>
-          <w:i w:val="0"/>
-          <w:sz w:val="21"/>
-        </w:rPr>
-      </w:r>
-      <w:r>
-        <w:rPr>
-          <w:rFonts w:ascii="Segoe UI" w:hAnsi="Segoe UI"/>
-          <w:b w:val="0"/>
-          <w:i w:val="0"/>
-          <w:sz w:val="21"/>
-        </w:rPr>
-        <w:t xml:space="preserve"> Cổng </w:t>
-      </w:r>
-      <w:r>
-        <w:rPr>
-          <w:rFonts w:ascii="Consolas" w:hAnsi="Consolas"/>
-          <w:b w:val="0"/>
-          <w:i w:val="0"/>
-          <w:color w:val="1E293B"/>
-          <w:sz w:val="19"/>
-        </w:rPr>
-        <w:t>`6379`</w:t>
-      </w:r>
-      <w:r>
-        <w:rPr>
-          <w:rFonts w:ascii="Segoe UI" w:hAnsi="Segoe UI"/>
-          <w:b w:val="0"/>
-          <w:i w:val="0"/>
-          <w:sz w:val="21"/>
-        </w:rPr>
-        <w:t xml:space="preserve">, có mật khẩu </w:t>
-      </w:r>
-      <w:r>
-        <w:rPr>
-          <w:rFonts w:ascii="Consolas" w:hAnsi="Consolas"/>
-          <w:b w:val="0"/>
-          <w:i w:val="0"/>
-          <w:color w:val="1E293B"/>
-          <w:sz w:val="19"/>
-        </w:rPr>
-        <w:t>`redis_password`</w:t>
-      </w:r>
-      <w:r>
-        <w:rPr>
-          <w:rFonts w:ascii="Segoe UI" w:hAnsi="Segoe UI"/>
-          <w:b w:val="0"/>
-          <w:i w:val="0"/>
-          <w:sz w:val="21"/>
-        </w:rPr>
-        <w:t>, lưu bền vững AOF.</w:t>
+        <w:t xml:space="preserve"> Cổng `6379`, có mật khẩu `redis_password`, lưu bền vững AOF.</w:t>
       </w:r>
     </w:p>
     <w:p>
       <w:pPr>
-        <w:spacing w:before="30" w:after="30" w:line="276" w:lineRule="auto"/>
-        <w:ind w:left="360"/>
-      </w:pPr>
+        <w:pStyle w:val="ListBullet"/>
+        <w:spacing w:before="40" w:after="40"/>
+      </w:pPr>
+      <w:r/>
       <w:r>
         <w:rPr>
-          <w:rFonts w:ascii="Segoe UI" w:hAnsi="Segoe UI"/>
           <w:b/>
-          <w:color w:val="2563EB"/>
-          <w:sz w:val="20"/>
         </w:rPr>
-        <w:t xml:space="preserve">• </w:t>
+        <w:t>MinIO:</w:t>
       </w:r>
       <w:r>
-        <w:rPr>
-          <w:rFonts w:ascii="Segoe UI" w:hAnsi="Segoe UI"/>
-          <w:b/>
-          <w:i w:val="0"/>
-          <w:sz w:val="21"/>
-        </w:rPr>
-      </w:r>
-      <w:r>
-        <w:rPr>
-          <w:rFonts w:ascii="Segoe UI" w:hAnsi="Segoe UI"/>
-          <w:b w:val="0"/>
-          <w:i w:val="0"/>
-          <w:sz w:val="21"/>
-        </w:rPr>
-        <w:t xml:space="preserve"> Cổng API </w:t>
-      </w:r>
-      <w:r>
-        <w:rPr>
-          <w:rFonts w:ascii="Consolas" w:hAnsi="Consolas"/>
-          <w:b w:val="0"/>
-          <w:i w:val="0"/>
-          <w:color w:val="1E293B"/>
-          <w:sz w:val="19"/>
-        </w:rPr>
-        <w:t>`9000`</w:t>
-      </w:r>
-      <w:r>
-        <w:rPr>
-          <w:rFonts w:ascii="Segoe UI" w:hAnsi="Segoe UI"/>
-          <w:b w:val="0"/>
-          <w:i w:val="0"/>
-          <w:sz w:val="21"/>
-        </w:rPr>
-        <w:t xml:space="preserve">, Cổng Console </w:t>
-      </w:r>
-      <w:r>
-        <w:rPr>
-          <w:rFonts w:ascii="Consolas" w:hAnsi="Consolas"/>
-          <w:b w:val="0"/>
-          <w:i w:val="0"/>
-          <w:color w:val="1E293B"/>
-          <w:sz w:val="19"/>
-        </w:rPr>
-        <w:t>`9001`</w:t>
-      </w:r>
-      <w:r>
-        <w:rPr>
-          <w:rFonts w:ascii="Segoe UI" w:hAnsi="Segoe UI"/>
-          <w:b w:val="0"/>
-          <w:i w:val="0"/>
-          <w:sz w:val="21"/>
-        </w:rPr>
-        <w:t xml:space="preserve"> (</w:t>
-      </w:r>
-      <w:r>
-        <w:rPr>
-          <w:rFonts w:ascii="Consolas" w:hAnsi="Consolas"/>
-          <w:b w:val="0"/>
-          <w:i w:val="0"/>
-          <w:color w:val="1E293B"/>
-          <w:sz w:val="19"/>
-        </w:rPr>
-        <w:t>`minioadmin`</w:t>
-      </w:r>
-      <w:r>
-        <w:rPr>
-          <w:rFonts w:ascii="Segoe UI" w:hAnsi="Segoe UI"/>
-          <w:b w:val="0"/>
-          <w:i w:val="0"/>
-          <w:sz w:val="21"/>
-        </w:rPr>
-        <w:t xml:space="preserve"> / </w:t>
-      </w:r>
-      <w:r>
-        <w:rPr>
-          <w:rFonts w:ascii="Consolas" w:hAnsi="Consolas"/>
-          <w:b w:val="0"/>
-          <w:i w:val="0"/>
-          <w:color w:val="1E293B"/>
-          <w:sz w:val="19"/>
-        </w:rPr>
-        <w:t>`minioadminpassword`</w:t>
-      </w:r>
-      <w:r>
-        <w:rPr>
-          <w:rFonts w:ascii="Segoe UI" w:hAnsi="Segoe UI"/>
-          <w:b w:val="0"/>
-          <w:i w:val="0"/>
-          <w:sz w:val="21"/>
-        </w:rPr>
-        <w:t>).</w:t>
+        <w:t xml:space="preserve"> Cổng API `9000`, Cổng Console `9001` (`minioadmin` / `minioadminpassword`).</w:t>
       </w:r>
     </w:p>
     <w:p>
       <w:pPr>
-        <w:spacing w:before="30" w:after="30" w:line="276" w:lineRule="auto"/>
-        <w:ind w:left="360"/>
-      </w:pPr>
+        <w:pStyle w:val="ListBullet"/>
+        <w:spacing w:before="40" w:after="40"/>
+      </w:pPr>
+      <w:r/>
       <w:r>
         <w:rPr>
-          <w:rFonts w:ascii="Segoe UI" w:hAnsi="Segoe UI"/>
           <w:b/>
-          <w:color w:val="2563EB"/>
-          <w:sz w:val="20"/>
         </w:rPr>
-        <w:t xml:space="preserve">• </w:t>
+        <w:t>MinIO Provisioner:</w:t>
       </w:r>
       <w:r>
-        <w:rPr>
-          <w:rFonts w:ascii="Segoe UI" w:hAnsi="Segoe UI"/>
-          <w:b/>
-          <w:i w:val="0"/>
-          <w:sz w:val="21"/>
-        </w:rPr>
-      </w:r>
-      <w:r>
-        <w:rPr>
-          <w:rFonts w:ascii="Segoe UI" w:hAnsi="Segoe UI"/>
-          <w:b w:val="0"/>
-          <w:i w:val="0"/>
-          <w:sz w:val="21"/>
-        </w:rPr>
-        <w:t xml:space="preserve"> Container tự động tạo bucket </w:t>
-      </w:r>
-      <w:r>
-        <w:rPr>
-          <w:rFonts w:ascii="Consolas" w:hAnsi="Consolas"/>
-          <w:b w:val="0"/>
-          <w:i w:val="0"/>
-          <w:color w:val="1E293B"/>
-          <w:sz w:val="19"/>
-        </w:rPr>
-        <w:t>`testcases`</w:t>
-      </w:r>
-      <w:r>
-        <w:rPr>
-          <w:rFonts w:ascii="Segoe UI" w:hAnsi="Segoe UI"/>
-          <w:b w:val="0"/>
-          <w:i w:val="0"/>
-          <w:sz w:val="21"/>
-        </w:rPr>
-        <w:t xml:space="preserve"> và </w:t>
-      </w:r>
-      <w:r>
-        <w:rPr>
-          <w:rFonts w:ascii="Consolas" w:hAnsi="Consolas"/>
-          <w:b w:val="0"/>
-          <w:i w:val="0"/>
-          <w:color w:val="1E293B"/>
-          <w:sz w:val="19"/>
-        </w:rPr>
-        <w:t>`submissions`</w:t>
-      </w:r>
-      <w:r>
-        <w:rPr>
-          <w:rFonts w:ascii="Segoe UI" w:hAnsi="Segoe UI"/>
-          <w:b w:val="0"/>
-          <w:i w:val="0"/>
-          <w:sz w:val="21"/>
-        </w:rPr>
-        <w:t xml:space="preserve"> ngay khi khởi động.</w:t>
+        <w:t xml:space="preserve"> Container tự động tạo bucket `testcases` và `submissions` ngay khi khởi động.</w:t>
       </w:r>
     </w:p>
     <w:p>
       <w:pPr>
         <w:keepNext/>
-        <w:spacing w:before="240" w:after="60"/>
+        <w:spacing w:before="200" w:after="80"/>
       </w:pPr>
       <w:r>
         <w:rPr>
-          <w:rFonts w:ascii="Segoe UI" w:hAnsi="Segoe UI"/>
+          <w:rFonts w:ascii="Calibri" w:hAnsi="Calibri"/>
           <w:b/>
-          <w:color w:val="2563EB"/>
-          <w:sz w:val="25"/>
+          <w:color w:val="0F172A"/>
+          <w:sz w:val="26"/>
         </w:rPr>
         <w:t>7.2. Biên dịch &amp; Chạy Kiểm thử Toàn bộ Hệ thống</w:t>
       </w:r>
     </w:p>
     <w:p>
       <w:pPr>
-        <w:spacing w:before="40" w:after="100" w:line="276" w:lineRule="auto"/>
+        <w:spacing w:before="60" w:after="80" w:line="276" w:lineRule="auto"/>
       </w:pPr>
       <w:r>
-        <w:rPr>
-          <w:rFonts w:ascii="Segoe UI" w:hAnsi="Segoe UI"/>
-          <w:b w:val="0"/>
-          <w:i w:val="0"/>
-          <w:sz w:val="21"/>
-        </w:rPr>
-        <w:t xml:space="preserve">Từ thư mục gốc </w:t>
-      </w:r>
-      <w:r>
-        <w:rPr>
-          <w:rFonts w:ascii="Consolas" w:hAnsi="Consolas"/>
-          <w:b w:val="0"/>
-          <w:i w:val="0"/>
-          <w:color w:val="1E293B"/>
-          <w:sz w:val="19"/>
-        </w:rPr>
-        <w:t>`mini_leetcode/`</w:t>
-      </w:r>
-      <w:r>
-        <w:rPr>
-          <w:rFonts w:ascii="Segoe UI" w:hAnsi="Segoe UI"/>
-          <w:b w:val="0"/>
-          <w:i w:val="0"/>
-          <w:sz w:val="21"/>
-        </w:rPr>
-        <w:t>:</w:t>
+        <w:t>Từ thư mục gốc dự án:</w:t>
       </w:r>
     </w:p>
     <w:tbl>
@@ -7567,39 +3800,28 @@
             <w:tcW w:type="dxa" w:w="9360"/>
             <w:shd w:fill="F1F5F9"/>
             <w:tcMar>
-              <w:top w:w="140" w:type="dxa"/>
-              <w:bottom w:w="140" w:type="dxa"/>
-              <w:left w:w="180" w:type="dxa"/>
-              <w:right w:w="180" w:type="dxa"/>
+              <w:top w:w="120" w:type="dxa"/>
+              <w:bottom w:w="120" w:type="dxa"/>
+              <w:left w:w="160" w:type="dxa"/>
+              <w:right w:w="160" w:type="dxa"/>
             </w:tcMar>
-            <w:tcBorders>
-              <w:top w:val="single" w:sz="4" w:space="0" w:color="CBD5E1"/>
-              <w:bottom w:val="single" w:sz="4" w:space="0" w:color="CBD5E1"/>
-              <w:left w:val="single" w:sz="18" w:space="0" w:color="3B82F6"/>
-              <w:right w:val="single" w:sz="4" w:space="0" w:color="CBD5E1"/>
-            </w:tcBorders>
           </w:tcPr>
           <w:p>
             <w:pPr>
-              <w:spacing w:before="40" w:after="40" w:line="276" w:lineRule="auto"/>
+              <w:spacing w:before="40" w:after="40"/>
             </w:pPr>
             <w:r>
               <w:rPr>
                 <w:rFonts w:ascii="Consolas" w:hAnsi="Consolas"/>
-                <w:b/>
-                <w:color w:val="64748B"/>
-                <w:sz w:val="17"/>
+                <w:color w:val="0F172A"/>
+                <w:sz w:val="19"/>
               </w:rPr>
-              <w:t>[BASH]</w:t>
+              <w:t># Di chuyển vào backend</w:t>
               <w:br/>
-            </w:r>
-            <w:r>
-              <w:rPr>
-                <w:rFonts w:ascii="Consolas" w:hAnsi="Consolas"/>
-                <w:color w:val="0F172A"/>
-                <w:sz w:val="18"/>
-              </w:rPr>
-              <w:t># Biên dịch và chạy 79 bài test kiểm thử tự động</w:t>
+              <w:t>cd backend</w:t>
+              <w:br/>
+              <w:br/>
+              <w:t># Biên dịch và chạy 79 bài test kiểm thử tự động với Java 17 LTS</w:t>
               <w:br/>
               <w:t>.\mvnw clean test</w:t>
               <w:br/>
@@ -7614,228 +3836,97 @@
     </w:tbl>
     <w:p>
       <w:pPr>
-        <w:spacing w:before="0" w:after="120"/>
+        <w:spacing w:before="0" w:after="80"/>
       </w:pPr>
     </w:p>
     <w:p>
       <w:pPr>
-        <w:spacing w:before="40" w:after="100" w:line="276" w:lineRule="auto"/>
+        <w:spacing w:before="60" w:after="80" w:line="276" w:lineRule="auto"/>
       </w:pPr>
       <w:r>
-        <w:rPr>
-          <w:rFonts w:ascii="Segoe UI" w:hAnsi="Segoe UI"/>
-          <w:b w:val="0"/>
-          <w:i w:val="0"/>
-          <w:sz w:val="21"/>
-        </w:rPr>
-        <w:t xml:space="preserve">File thực thi được tạo tại: </w:t>
-      </w:r>
-      <w:r>
-        <w:rPr>
-          <w:rFonts w:ascii="Consolas" w:hAnsi="Consolas"/>
-          <w:b w:val="0"/>
-          <w:i w:val="0"/>
-          <w:color w:val="1E293B"/>
-          <w:sz w:val="19"/>
-        </w:rPr>
-        <w:t>`mini-leetcode-api/target/mini-leetcode-api-0.0.1-SNAPSHOT.jar`</w:t>
-      </w:r>
-      <w:r>
-        <w:rPr>
-          <w:rFonts w:ascii="Segoe UI" w:hAnsi="Segoe UI"/>
-          <w:b w:val="0"/>
-          <w:i w:val="0"/>
-          <w:sz w:val="21"/>
-        </w:rPr>
-        <w:t>.</w:t>
+        <w:t>File thực thi được tạo tại: `backend/mini-leetcode-api/target/mini-leetcode-api-0.0.1-SNAPSHOT.jar`.</w:t>
       </w:r>
     </w:p>
     <w:p>
       <w:pPr>
         <w:keepNext/>
-        <w:spacing w:before="240" w:after="60"/>
+        <w:spacing w:before="200" w:after="80"/>
       </w:pPr>
       <w:r>
         <w:rPr>
-          <w:rFonts w:ascii="Segoe UI" w:hAnsi="Segoe UI"/>
+          <w:rFonts w:ascii="Calibri" w:hAnsi="Calibri"/>
           <w:b/>
-          <w:color w:val="2563EB"/>
-          <w:sz w:val="25"/>
+          <w:color w:val="0F172A"/>
+          <w:sz w:val="26"/>
         </w:rPr>
         <w:t>7.3. Giám sát Sức khỏe Runtime (Observability Probes)</w:t>
       </w:r>
     </w:p>
     <w:p>
       <w:pPr>
-        <w:spacing w:before="30" w:after="30" w:line="276" w:lineRule="auto"/>
-        <w:ind w:left="360"/>
-      </w:pPr>
+        <w:pStyle w:val="ListBullet"/>
+        <w:spacing w:before="40" w:after="40"/>
+      </w:pPr>
+      <w:r/>
       <w:r>
         <w:rPr>
-          <w:rFonts w:ascii="Segoe UI" w:hAnsi="Segoe UI"/>
           <w:b/>
-          <w:color w:val="2563EB"/>
-          <w:sz w:val="20"/>
         </w:rPr>
-        <w:t xml:space="preserve">• </w:t>
+        <w:t>Health Check:</w:t>
       </w:r>
       <w:r>
-        <w:rPr>
-          <w:rFonts w:ascii="Segoe UI" w:hAnsi="Segoe UI"/>
-          <w:b/>
-          <w:i w:val="0"/>
-          <w:sz w:val="21"/>
-        </w:rPr>
-      </w:r>
-      <w:r>
-        <w:rPr>
-          <w:rFonts w:ascii="Segoe UI" w:hAnsi="Segoe UI"/>
-          <w:b w:val="0"/>
-          <w:i w:val="0"/>
-          <w:sz w:val="21"/>
-        </w:rPr>
-        <w:t xml:space="preserve"> </w:t>
-      </w:r>
-      <w:r>
-        <w:rPr>
-          <w:rFonts w:ascii="Consolas" w:hAnsi="Consolas"/>
-          <w:b w:val="0"/>
-          <w:i w:val="0"/>
-          <w:color w:val="1E293B"/>
-          <w:sz w:val="19"/>
-        </w:rPr>
-        <w:t>`GET http://localhost:8080/actuator/health`</w:t>
+        <w:t xml:space="preserve"> `GET http://localhost:8080/actuator/health`</w:t>
       </w:r>
     </w:p>
     <w:p>
       <w:pPr>
-        <w:spacing w:before="30" w:after="30" w:line="276" w:lineRule="auto"/>
-        <w:ind w:left="360"/>
-      </w:pPr>
+        <w:pStyle w:val="ListBullet"/>
+        <w:spacing w:before="40" w:after="40"/>
+      </w:pPr>
+      <w:r/>
       <w:r>
         <w:rPr>
-          <w:rFonts w:ascii="Segoe UI" w:hAnsi="Segoe UI"/>
           <w:b/>
-          <w:color w:val="2563EB"/>
-          <w:sz w:val="20"/>
         </w:rPr>
-        <w:t xml:space="preserve">• </w:t>
+        <w:t>Application Info:</w:t>
       </w:r>
       <w:r>
-        <w:rPr>
-          <w:rFonts w:ascii="Segoe UI" w:hAnsi="Segoe UI"/>
-          <w:b/>
-          <w:i w:val="0"/>
-          <w:sz w:val="21"/>
-        </w:rPr>
-      </w:r>
-      <w:r>
-        <w:rPr>
-          <w:rFonts w:ascii="Segoe UI" w:hAnsi="Segoe UI"/>
-          <w:b w:val="0"/>
-          <w:i w:val="0"/>
-          <w:sz w:val="21"/>
-        </w:rPr>
-        <w:t xml:space="preserve"> </w:t>
-      </w:r>
-      <w:r>
-        <w:rPr>
-          <w:rFonts w:ascii="Consolas" w:hAnsi="Consolas"/>
-          <w:b w:val="0"/>
-          <w:i w:val="0"/>
-          <w:color w:val="1E293B"/>
-          <w:sz w:val="19"/>
-        </w:rPr>
-        <w:t>`GET http://localhost:8080/actuator/info`</w:t>
+        <w:t xml:space="preserve"> `GET http://localhost:8080/actuator/info`</w:t>
       </w:r>
     </w:p>
     <w:p>
       <w:pPr>
-        <w:spacing w:before="30" w:after="30" w:line="276" w:lineRule="auto"/>
-        <w:ind w:left="360"/>
-      </w:pPr>
+        <w:pStyle w:val="ListBullet"/>
+        <w:spacing w:before="40" w:after="40"/>
+      </w:pPr>
+      <w:r/>
       <w:r>
         <w:rPr>
-          <w:rFonts w:ascii="Segoe UI" w:hAnsi="Segoe UI"/>
           <w:b/>
-          <w:color w:val="2563EB"/>
-          <w:sz w:val="20"/>
         </w:rPr>
-        <w:t xml:space="preserve">• </w:t>
+        <w:t>Swagger UI:</w:t>
       </w:r>
       <w:r>
-        <w:rPr>
-          <w:rFonts w:ascii="Segoe UI" w:hAnsi="Segoe UI"/>
-          <w:b/>
-          <w:i w:val="0"/>
-          <w:sz w:val="21"/>
-        </w:rPr>
-      </w:r>
-      <w:r>
-        <w:rPr>
-          <w:rFonts w:ascii="Segoe UI" w:hAnsi="Segoe UI"/>
-          <w:b w:val="0"/>
-          <w:i w:val="0"/>
-          <w:sz w:val="21"/>
-        </w:rPr>
-        <w:t xml:space="preserve"> </w:t>
-      </w:r>
-      <w:r>
-        <w:rPr>
-          <w:rFonts w:ascii="Consolas" w:hAnsi="Consolas"/>
-          <w:b w:val="0"/>
-          <w:i w:val="0"/>
-          <w:color w:val="1E293B"/>
-          <w:sz w:val="19"/>
-        </w:rPr>
-        <w:t>`http://localhost:8080/swagger-ui.html`</w:t>
+        <w:t xml:space="preserve"> `http://localhost:8080/swagger-ui.html`</w:t>
       </w:r>
     </w:p>
     <w:p>
       <w:pPr>
-        <w:spacing w:before="30" w:after="30" w:line="276" w:lineRule="auto"/>
-        <w:ind w:left="360"/>
-      </w:pPr>
+        <w:pStyle w:val="ListBullet"/>
+        <w:spacing w:before="40" w:after="40"/>
+      </w:pPr>
+      <w:r/>
       <w:r>
         <w:rPr>
-          <w:rFonts w:ascii="Segoe UI" w:hAnsi="Segoe UI"/>
           <w:b/>
-          <w:color w:val="2563EB"/>
-          <w:sz w:val="20"/>
         </w:rPr>
-        <w:t xml:space="preserve">• </w:t>
+        <w:t>OpenAPI 3.1 Spec:</w:t>
       </w:r>
       <w:r>
-        <w:rPr>
-          <w:rFonts w:ascii="Segoe UI" w:hAnsi="Segoe UI"/>
-          <w:b/>
-          <w:i w:val="0"/>
-          <w:sz w:val="21"/>
-        </w:rPr>
-      </w:r>
-      <w:r>
-        <w:rPr>
-          <w:rFonts w:ascii="Segoe UI" w:hAnsi="Segoe UI"/>
-          <w:b w:val="0"/>
-          <w:i w:val="0"/>
-          <w:sz w:val="21"/>
-        </w:rPr>
-        <w:t xml:space="preserve"> </w:t>
-      </w:r>
-      <w:r>
-        <w:rPr>
-          <w:rFonts w:ascii="Consolas" w:hAnsi="Consolas"/>
-          <w:b w:val="0"/>
-          <w:i w:val="0"/>
-          <w:color w:val="1E293B"/>
-          <w:sz w:val="19"/>
-        </w:rPr>
-        <w:t>`http://localhost:8080/v3/api-docs`</w:t>
+        <w:t xml:space="preserve"> `http://localhost:8080/v3/api-docs`</w:t>
       </w:r>
     </w:p>
     <w:sectPr>
-      <w:headerReference w:type="default" r:id="rId9"/>
-      <w:footerReference w:type="default" r:id="rId10"/>
       <w:pgSz w:w="12240" w:h="15840"/>
       <w:pgMar w:top="1440" w:right="1440" w:bottom="1440" w:left="1440" w:header="720" w:footer="720" w:gutter="0"/>
       <w:cols w:space="720"/>
@@ -7843,44 +3934,6 @@
     </w:sectPr>
   </w:body>
 </w:document>
-</file>
-
-<file path=word/footer1.xml><?xml version="1.0" encoding="utf-8"?>
-<w:ftr xmlns:m="http://schemas.openxmlformats.org/officeDocument/2006/math" xmlns:mc="http://schemas.openxmlformats.org/markup-compatibility/2006" xmlns:mo="http://schemas.microsoft.com/office/mac/office/2008/main" xmlns:mv="urn:schemas-microsoft-com:mac:vml" xmlns:o="urn:schemas-microsoft-com:office:office" xmlns:r="http://schemas.openxmlformats.org/officeDocument/2006/relationships" xmlns:v="urn:schemas-microsoft-com:vml" xmlns:w10="urn:schemas-microsoft-com:office:word" xmlns:w14="http://schemas.microsoft.com/office/word/2010/wordml" xmlns:w="http://schemas.openxmlformats.org/wordprocessingml/2006/main" xmlns:wne="http://schemas.microsoft.com/office/word/2006/wordml" xmlns:wp14="http://schemas.microsoft.com/office/word/2010/wordprocessingDrawing" xmlns:wp="http://schemas.openxmlformats.org/drawingml/2006/wordprocessingDrawing" xmlns:wpc="http://schemas.microsoft.com/office/word/2010/wordprocessingCanvas" xmlns:wpg="http://schemas.microsoft.com/office/word/2010/wordprocessingGroup" xmlns:wpi="http://schemas.microsoft.com/office/word/2010/wordprocessingInk" xmlns:wps="http://schemas.microsoft.com/office/word/2010/wordprocessingShape" mc:Ignorable="w14 wp14">
-  <w:p>
-    <w:pPr>
-      <w:pStyle w:val="Footer"/>
-      <w:jc w:val="center"/>
-    </w:pPr>
-    <w:r>
-      <w:rPr>
-        <w:rFonts w:ascii="Segoe UI" w:hAnsi="Segoe UI"/>
-        <w:color w:val="94A3B8"/>
-        <w:sz w:val="17"/>
-      </w:rPr>
-      <w:t>Confidential — Mini LeetCode Platform Engineering Team</w:t>
-    </w:r>
-  </w:p>
-</w:ftr>
-</file>
-
-<file path=word/header1.xml><?xml version="1.0" encoding="utf-8"?>
-<w:hdr xmlns:m="http://schemas.openxmlformats.org/officeDocument/2006/math" xmlns:mc="http://schemas.openxmlformats.org/markup-compatibility/2006" xmlns:mo="http://schemas.microsoft.com/office/mac/office/2008/main" xmlns:mv="urn:schemas-microsoft-com:mac:vml" xmlns:o="urn:schemas-microsoft-com:office:office" xmlns:r="http://schemas.openxmlformats.org/officeDocument/2006/relationships" xmlns:v="urn:schemas-microsoft-com:vml" xmlns:w10="urn:schemas-microsoft-com:office:word" xmlns:w14="http://schemas.microsoft.com/office/word/2010/wordml" xmlns:w="http://schemas.openxmlformats.org/wordprocessingml/2006/main" xmlns:wne="http://schemas.microsoft.com/office/word/2006/wordml" xmlns:wp14="http://schemas.microsoft.com/office/word/2010/wordprocessingDrawing" xmlns:wp="http://schemas.openxmlformats.org/drawingml/2006/wordprocessingDrawing" xmlns:wpc="http://schemas.microsoft.com/office/word/2010/wordprocessingCanvas" xmlns:wpg="http://schemas.microsoft.com/office/word/2010/wordprocessingGroup" xmlns:wpi="http://schemas.microsoft.com/office/word/2010/wordprocessingInk" xmlns:wps="http://schemas.microsoft.com/office/word/2010/wordprocessingShape" mc:Ignorable="w14 wp14">
-  <w:p>
-    <w:pPr>
-      <w:pStyle w:val="Header"/>
-      <w:jc w:val="right"/>
-    </w:pPr>
-    <w:r>
-      <w:rPr>
-        <w:rFonts w:ascii="Segoe UI" w:hAnsi="Segoe UI"/>
-        <w:color w:val="94A3B8"/>
-        <w:sz w:val="17"/>
-      </w:rPr>
-      <w:t>Mini LeetCode Platform — Technical &amp; Business Specifications</w:t>
-    </w:r>
-  </w:p>
-</w:hdr>
 </file>
 
 <file path=word/numbering.xml><?xml version="1.0" encoding="utf-8"?>
@@ -8246,6 +4299,11 @@
     <w:name w:val="Normal"/>
     <w:qFormat/>
     <w:rsid w:val="00FC693F"/>
+    <w:rPr>
+      <w:rFonts w:ascii="Calibri" w:hAnsi="Calibri"/>
+      <w:color w:val="334155"/>
+      <w:sz w:val="22"/>
+    </w:rPr>
   </w:style>
   <w:style w:type="paragraph" w:styleId="Header">
     <w:name w:val="header"/>
